--- a/docs/downloads/john-nelson-darby/تم/doc_0332.docx
+++ b/docs/downloads/john-nelson-darby/تم/doc_0332.docx
@@ -1,355 +1,6362 @@
 
 <file path=word/document.xml><?xml version="1.0" encoding="utf-8"?>
-<w:document xmlns:wpc="http://schemas.microsoft.com/office/word/2010/wordprocessingCanvas" xmlns:cx="http://schemas.microsoft.com/office/drawing/2014/chartex" xmlns:cx1="http://schemas.microsoft.com/office/drawing/2015/9/8/chartex" xmlns:cx2="http://schemas.microsoft.com/office/drawing/2015/10/21/chartex" xmlns:cx3="http://schemas.microsoft.com/office/drawing/2016/5/9/chartex" xmlns:cx4="http://schemas.microsoft.com/office/drawing/2016/5/10/chartex" xmlns:cx5="http://schemas.microsoft.com/office/drawing/2016/5/11/chartex" xmlns:cx6="http://schemas.microsoft.com/office/drawing/2016/5/12/chartex" xmlns:cx7="http://schemas.microsoft.com/office/drawing/2016/5/13/chartex" xmlns:cx8="http://schemas.microsoft.com/office/drawing/2016/5/14/chartex" xmlns:mc="http://schemas.openxmlformats.org/markup-compatibility/2006" xmlns:aink="http://schemas.microsoft.com/office/drawing/2016/ink" xmlns:am3d="http://schemas.microsoft.com/office/drawing/2017/model3d" xmlns:o="urn:schemas-microsoft-com:office:office" xmlns:oel="http://schemas.microsoft.com/office/2019/extlst" xmlns:r="http://schemas.openxmlformats.org/officeDocument/2006/relationships" xmlns:m="http://schemas.openxmlformats.org/officeDocument/2006/math" xmlns:v="urn:schemas-microsoft-com:vml" xmlns:wp14="http://schemas.microsoft.com/office/word/2010/wordprocessingDrawing" xmlns:wp="http://schemas.openxmlformats.org/drawingml/2006/wordprocessingDrawing" xmlns:w10="urn:schemas-microsoft-com:office:word" xmlns:w="http://schemas.openxmlformats.org/wordprocessingml/2006/main" xmlns:w14="http://schemas.microsoft.com/office/word/2010/wordml" xmlns:w15="http://schemas.microsoft.com/office/word/2012/wordml" xmlns:w16cex="http://schemas.microsoft.com/office/word/2018/wordml/cex" xmlns:w16cid="http://schemas.microsoft.com/office/word/2016/wordml/cid" xmlns:w16="http://schemas.microsoft.com/office/word/2018/wordml" xmlns:w16sdtdh="http://schemas.microsoft.com/office/word/2020/wordml/sdtdatahash" xmlns:w16se="http://schemas.microsoft.com/office/word/2015/wordml/symex" xmlns:wpg="http://schemas.microsoft.com/office/word/2010/wordprocessingGroup" xmlns:wpi="http://schemas.microsoft.com/office/word/2010/wordprocessingInk" xmlns:wne="http://schemas.microsoft.com/office/word/2006/wordml" xmlns:wps="http://schemas.microsoft.com/office/word/2010/wordprocessingShape" mc:Ignorable="w14 w15 w16se w16cid w16 w16cex w16sdtdh wp14">
+<w:document xmlns:wpc="http://schemas.microsoft.com/office/word/2010/wordprocessingCanvas" xmlns:cx="http://schemas.microsoft.com/office/drawing/2014/chartex" xmlns:cx1="http://schemas.microsoft.com/office/drawing/2015/9/8/chartex" xmlns:cx2="http://schemas.microsoft.com/office/drawing/2015/10/21/chartex" xmlns:cx3="http://schemas.microsoft.com/office/drawing/2016/5/9/chartex" xmlns:cx4="http://schemas.microsoft.com/office/drawing/2016/5/10/chartex" xmlns:cx5="http://schemas.microsoft.com/office/drawing/2016/5/11/chartex" xmlns:cx6="http://schemas.microsoft.com/office/drawing/2016/5/12/chartex" xmlns:cx7="http://schemas.microsoft.com/office/drawing/2016/5/13/chartex" xmlns:cx8="http://schemas.microsoft.com/office/drawing/2016/5/14/chartex" xmlns:mc="http://schemas.openxmlformats.org/markup-compatibility/2006" xmlns:aink="http://schemas.microsoft.com/office/drawing/2016/ink" xmlns:am3d="http://schemas.microsoft.com/office/drawing/2017/model3d" xmlns:o="urn:schemas-microsoft-com:office:office" xmlns:r="http://schemas.openxmlformats.org/officeDocument/2006/relationships" xmlns:m="http://schemas.openxmlformats.org/officeDocument/2006/math" xmlns:v="urn:schemas-microsoft-com:vml" xmlns:wp14="http://schemas.microsoft.com/office/word/2010/wordprocessingDrawing" xmlns:wp="http://schemas.openxmlformats.org/drawingml/2006/wordprocessingDrawing" xmlns:w10="urn:schemas-microsoft-com:office:word" xmlns:w="http://schemas.openxmlformats.org/wordprocessingml/2006/main" xmlns:w14="http://schemas.microsoft.com/office/word/2010/wordml" xmlns:w15="http://schemas.microsoft.com/office/word/2012/wordml" xmlns:w16cex="http://schemas.microsoft.com/office/word/2018/wordml/cex" xmlns:w16cid="http://schemas.microsoft.com/office/word/2016/wordml/cid" xmlns:w16="http://schemas.microsoft.com/office/word/2018/wordml" xmlns:w16sdtdh="http://schemas.microsoft.com/office/word/2020/wordml/sdtdatahash" xmlns:w16se="http://schemas.microsoft.com/office/word/2015/wordml/symex" xmlns:wpg="http://schemas.microsoft.com/office/word/2010/wordprocessingGroup" xmlns:wpi="http://schemas.microsoft.com/office/word/2010/wordprocessingInk" xmlns:wne="http://schemas.microsoft.com/office/word/2006/wordml" xmlns:wps="http://schemas.microsoft.com/office/word/2010/wordprocessingShape" mc:Ignorable="w14 w15 w16se w16cid w16 w16cex w16sdtdh wp14">
   <w:body>
     <w:p>
       <w:pPr>
-        <w:rPr>
-          <w:rtl/>
-          <w:lang w:bidi="ar-SA"/>
+        <w:jc w:val="center"/>
+        <w:rPr>
+          <w:rFonts w:ascii="Sakkal Majalla" w:hAnsi="Sakkal Majalla" w:cs="Sakkal Majalla"/>
+          <w:b/>
+          <w:bCs/>
+          <w:sz w:val="36"/>
+          <w:szCs w:val="36"/>
+          <w:rtl/>
         </w:rPr>
       </w:pPr>
-      <w:hyperlink r:id="rId4" w:history="1">
-        <w:r>
-          <w:rPr>
-            <w:rStyle w:val="Hyperlink"/>
-            <w:rFonts w:hint="cs"/>
-            <w:rtl/>
-            <w:lang w:bidi="ar-SA"/>
-          </w:rPr>
-          <w:t>بعض الكلمات عن الثالوث</w:t>
-        </w:r>
-      </w:hyperlink>
+      <w:r>
+        <w:rPr>
+          <w:rFonts w:ascii="Sakkal Majalla" w:hAnsi="Sakkal Majalla" w:cs="Sakkal Majalla"/>
+          <w:b/>
+          <w:bCs/>
+          <w:sz w:val="36"/>
+          <w:szCs w:val="36"/>
+          <w:rtl/>
+        </w:rPr>
+        <w:fldChar w:fldCharType="begin"/>
+      </w:r>
+      <w:r>
+        <w:rPr>
+          <w:rFonts w:ascii="Sakkal Majalla" w:hAnsi="Sakkal Majalla" w:cs="Sakkal Majalla"/>
+          <w:b/>
+          <w:bCs/>
+          <w:sz w:val="36"/>
+          <w:szCs w:val="36"/>
+          <w:rtl/>
+        </w:rPr>
+        <w:instrText xml:space="preserve"> </w:instrText>
+      </w:r>
+      <w:r>
+        <w:rPr>
+          <w:rFonts w:ascii="Sakkal Majalla" w:hAnsi="Sakkal Majalla" w:cs="Sakkal Majalla" w:hint="cs"/>
+          <w:b/>
+          <w:bCs/>
+          <w:sz w:val="36"/>
+          <w:szCs w:val="36"/>
+        </w:rPr>
+        <w:instrText>HYPERLINK</w:instrText>
+      </w:r>
+      <w:r>
+        <w:rPr>
+          <w:rFonts w:ascii="Sakkal Majalla" w:hAnsi="Sakkal Majalla" w:cs="Sakkal Majalla" w:hint="cs"/>
+          <w:b/>
+          <w:bCs/>
+          <w:sz w:val="36"/>
+          <w:szCs w:val="36"/>
+          <w:rtl/>
+        </w:rPr>
+        <w:instrText xml:space="preserve"> "</w:instrText>
+      </w:r>
+      <w:r>
+        <w:rPr>
+          <w:rFonts w:ascii="Sakkal Majalla" w:hAnsi="Sakkal Majalla" w:cs="Sakkal Majalla" w:hint="cs"/>
+          <w:b/>
+          <w:bCs/>
+          <w:sz w:val="36"/>
+          <w:szCs w:val="36"/>
+        </w:rPr>
+        <w:instrText>https://www.soundwords.de/en/bileam-a809.html</w:instrText>
+      </w:r>
+      <w:r>
+        <w:rPr>
+          <w:rFonts w:ascii="Sakkal Majalla" w:hAnsi="Sakkal Majalla" w:cs="Sakkal Majalla" w:hint="cs"/>
+          <w:b/>
+          <w:bCs/>
+          <w:sz w:val="36"/>
+          <w:szCs w:val="36"/>
+          <w:rtl/>
+        </w:rPr>
+        <w:instrText>"</w:instrText>
+      </w:r>
+      <w:r>
+        <w:rPr>
+          <w:rFonts w:ascii="Sakkal Majalla" w:hAnsi="Sakkal Majalla" w:cs="Sakkal Majalla"/>
+          <w:b/>
+          <w:bCs/>
+          <w:sz w:val="36"/>
+          <w:szCs w:val="36"/>
+          <w:rtl/>
+        </w:rPr>
+        <w:instrText xml:space="preserve"> </w:instrText>
+      </w:r>
+      <w:r>
+        <w:rPr>
+          <w:rFonts w:ascii="Sakkal Majalla" w:hAnsi="Sakkal Majalla" w:cs="Sakkal Majalla"/>
+          <w:b/>
+          <w:bCs/>
+          <w:sz w:val="36"/>
+          <w:szCs w:val="36"/>
+          <w:rtl/>
+        </w:rPr>
+      </w:r>
+      <w:r>
+        <w:rPr>
+          <w:rFonts w:ascii="Sakkal Majalla" w:hAnsi="Sakkal Majalla" w:cs="Sakkal Majalla"/>
+          <w:b/>
+          <w:bCs/>
+          <w:sz w:val="36"/>
+          <w:szCs w:val="36"/>
+          <w:rtl/>
+        </w:rPr>
+        <w:fldChar w:fldCharType="separate"/>
+      </w:r>
+      <w:proofErr w:type="spellStart"/>
+      <w:r>
+        <w:rPr>
+          <w:rStyle w:val="Hyperlink"/>
+          <w:rFonts w:ascii="Sakkal Majalla" w:hAnsi="Sakkal Majalla" w:cs="Sakkal Majalla" w:hint="cs"/>
+          <w:b/>
+          <w:bCs/>
+          <w:sz w:val="36"/>
+          <w:szCs w:val="36"/>
+          <w:rtl/>
+        </w:rPr>
+        <w:t>بلعام</w:t>
+      </w:r>
+      <w:proofErr w:type="spellEnd"/>
+      <w:r>
+        <w:rPr>
+          <w:rFonts w:ascii="Sakkal Majalla" w:hAnsi="Sakkal Majalla" w:cs="Sakkal Majalla"/>
+          <w:b/>
+          <w:bCs/>
+          <w:sz w:val="36"/>
+          <w:szCs w:val="36"/>
+          <w:rtl/>
+        </w:rPr>
+        <w:fldChar w:fldCharType="end"/>
+      </w:r>
+    </w:p>
+    <w:p>
+      <w:pPr>
+        <w:jc w:val="both"/>
+        <w:rPr>
+          <w:rFonts w:ascii="Sakkal Majalla" w:hAnsi="Sakkal Majalla" w:cs="Sakkal Majalla"/>
+          <w:b/>
+          <w:bCs/>
+          <w:sz w:val="28"/>
+          <w:szCs w:val="28"/>
+          <w:u w:val="single"/>
+          <w:rtl/>
+        </w:rPr>
+      </w:pPr>
+      <w:r>
+        <w:rPr>
+          <w:rFonts w:ascii="Sakkal Majalla" w:hAnsi="Sakkal Majalla" w:cs="Sakkal Majalla"/>
+          <w:b/>
+          <w:bCs/>
+          <w:sz w:val="28"/>
+          <w:szCs w:val="28"/>
+          <w:u w:val="single"/>
+          <w:rtl/>
+        </w:rPr>
+        <w:t xml:space="preserve">أمانة </w:t>
+      </w:r>
+      <w:r>
+        <w:rPr>
+          <w:rFonts w:ascii="Sakkal Majalla" w:hAnsi="Sakkal Majalla" w:cs="Sakkal Majalla" w:hint="cs"/>
+          <w:b/>
+          <w:bCs/>
+          <w:sz w:val="28"/>
+          <w:szCs w:val="28"/>
+          <w:u w:val="single"/>
+          <w:rtl/>
+        </w:rPr>
+        <w:t xml:space="preserve">الله كما نجدها في طرقه مع </w:t>
+      </w:r>
+      <w:proofErr w:type="spellStart"/>
+      <w:r>
+        <w:rPr>
+          <w:rFonts w:ascii="Sakkal Majalla" w:hAnsi="Sakkal Majalla" w:cs="Sakkal Majalla" w:hint="cs"/>
+          <w:b/>
+          <w:bCs/>
+          <w:sz w:val="28"/>
+          <w:szCs w:val="28"/>
+          <w:u w:val="single"/>
+          <w:rtl/>
+        </w:rPr>
+        <w:t>بلعام</w:t>
+      </w:r>
+      <w:proofErr w:type="spellEnd"/>
     </w:p>
     <w:p>
       <w:pPr>
         <w:bidi w:val="0"/>
-        <w:rPr>
-          <w:lang w:bidi="ar-SA"/>
+        <w:jc w:val="both"/>
+        <w:rPr>
+          <w:rFonts w:ascii="Sakkal Majalla" w:hAnsi="Sakkal Majalla" w:cs="Sakkal Majalla"/>
+          <w:sz w:val="28"/>
+          <w:szCs w:val="28"/>
+          <w:rtl/>
         </w:rPr>
       </w:pPr>
       <w:r>
         <w:rPr>
-          <w:lang w:bidi="ar-SA"/>
-        </w:rPr>
-        <w:t>John Nelson Darby</w:t>
+          <w:rFonts w:ascii="Sakkal Majalla" w:hAnsi="Sakkal Majalla" w:cs="Sakkal Majalla"/>
+          <w:sz w:val="28"/>
+          <w:szCs w:val="28"/>
+          <w:rtl/>
+        </w:rPr>
+        <w:t xml:space="preserve">يوحنا </w:t>
+      </w:r>
+      <w:r>
+        <w:rPr>
+          <w:rFonts w:ascii="Sakkal Majalla" w:hAnsi="Sakkal Majalla" w:cs="Sakkal Majalla" w:hint="cs"/>
+          <w:sz w:val="28"/>
+          <w:szCs w:val="28"/>
+          <w:rtl/>
+        </w:rPr>
+        <w:t>نلسون داربي</w:t>
       </w:r>
     </w:p>
     <w:p>
       <w:pPr>
-        <w:rPr>
-          <w:rtl/>
-          <w:lang w:bidi="ar-SA"/>
+        <w:jc w:val="both"/>
+        <w:rPr>
+          <w:rFonts w:ascii="Sakkal Majalla" w:hAnsi="Sakkal Majalla" w:cs="Sakkal Majalla"/>
+          <w:b/>
+          <w:bCs/>
+          <w:sz w:val="28"/>
+          <w:szCs w:val="28"/>
+          <w:u w:val="single"/>
+          <w:rtl/>
         </w:rPr>
       </w:pPr>
       <w:r>
         <w:rPr>
-          <w:rFonts w:hint="cs"/>
-          <w:rtl/>
-          <w:lang w:bidi="ar-SA"/>
-        </w:rPr>
-        <w:t xml:space="preserve">إني أنكر </w:t>
-      </w:r>
-      <w:r>
-        <w:rPr>
-          <w:rtl/>
-          <w:lang w:bidi="ar-SA"/>
-        </w:rPr>
-        <w:t>أن الله كان أو يمكن أن يظهر كاملاً كواحد. إنه واحد</w:t>
-      </w:r>
-      <w:r>
-        <w:rPr>
-          <w:rFonts w:hint="cs"/>
-          <w:rtl/>
-          <w:lang w:bidi="ar-SA"/>
-        </w:rPr>
-        <w:t xml:space="preserve"> </w:t>
-      </w:r>
-      <w:r>
-        <w:rPr>
-          <w:rtl/>
-          <w:lang w:bidi="ar-SA"/>
-        </w:rPr>
-        <w:t>–</w:t>
-      </w:r>
-      <w:r>
-        <w:rPr>
-          <w:rFonts w:hint="cs"/>
-          <w:rtl/>
-          <w:lang w:bidi="ar-SA"/>
-        </w:rPr>
-        <w:t xml:space="preserve"> لكنه لم يُعلَن أبدًا كواحد. لقد أُعلنَ كواحد على نقيض كثرة</w:t>
-      </w:r>
-      <w:r>
-        <w:rPr>
-          <w:rFonts w:hint="cs"/>
-          <w:rtl/>
-          <w:lang w:bidi="ar-SA"/>
-        </w:rPr>
-        <w:t>ٍ</w:t>
-      </w:r>
-      <w:r>
-        <w:rPr>
-          <w:rFonts w:hint="cs"/>
-          <w:rtl/>
-          <w:lang w:bidi="ar-SA"/>
-        </w:rPr>
-        <w:t xml:space="preserve"> من الآلهة. ولكن حينما أُعلن كواحد لم يكُن قد أُعلن بالكامل. لقد كان وجوده دائمًا في وحدانية الثالوث </w:t>
-      </w:r>
-      <w:r>
-        <w:rPr>
-          <w:rtl/>
-          <w:lang w:bidi="ar-SA"/>
-        </w:rPr>
-        <w:t>–</w:t>
-      </w:r>
-      <w:r>
-        <w:rPr>
-          <w:rFonts w:hint="cs"/>
-          <w:rtl/>
-          <w:lang w:bidi="ar-SA"/>
-        </w:rPr>
-        <w:t xml:space="preserve"> ليس أني أزعم بأني أدركت ذلك، </w:t>
-      </w:r>
-      <w:r>
-        <w:rPr>
-          <w:rFonts w:hint="cs"/>
-          <w:rtl/>
-          <w:lang w:bidi="ar-SA"/>
-        </w:rPr>
-        <w:t>لكني أعلم هذا، لأنه إن كان قد أُعلن بشكل تام، فقد يكون قد أعلن عن ذاته هكذا. حينما أعلن عن ذاته كواحد لم يسمح لأحد أن يقترب منه وقد أظهر ذلك بكل عناية، وقد سكن (كما قد أُخبرنا) وراء الحجاب. باختصار هو استخدم مختلف الصور المحسوسة ليُري بأنه لم يكن مُدرَك، بأن النور الحقيقي لم يظهر وأن الطريق إلى داخل قدس الأقداس لم يكن مُعلَن بعد.</w:t>
+          <w:rFonts w:ascii="Sakkal Majalla" w:hAnsi="Sakkal Majalla" w:cs="Sakkal Majalla" w:hint="cs"/>
+          <w:b/>
+          <w:bCs/>
+          <w:sz w:val="28"/>
+          <w:szCs w:val="28"/>
+          <w:u w:val="single"/>
+          <w:rtl/>
+        </w:rPr>
+        <w:t>سفر العدد 22</w:t>
       </w:r>
     </w:p>
     <w:p>
       <w:pPr>
-        <w:rPr>
-          <w:rtl/>
-          <w:lang w:bidi="ar-SA"/>
+        <w:jc w:val="both"/>
+        <w:rPr>
+          <w:rFonts w:ascii="Sakkal Majalla" w:hAnsi="Sakkal Majalla" w:cs="Sakkal Majalla"/>
+          <w:sz w:val="28"/>
+          <w:szCs w:val="28"/>
+          <w:rtl/>
         </w:rPr>
       </w:pPr>
       <w:r>
         <w:rPr>
-          <w:rFonts w:hint="cs"/>
-          <w:rtl/>
-          <w:lang w:bidi="ar-SA"/>
-        </w:rPr>
-        <w:t xml:space="preserve">لكن حينما أعلن عن ذاته، كان الابن على الأرض </w:t>
-      </w:r>
-      <w:r>
-        <w:rPr>
-          <w:rtl/>
-          <w:lang w:bidi="ar-SA"/>
+          <w:rFonts w:ascii="Sakkal Majalla" w:hAnsi="Sakkal Majalla" w:cs="Sakkal Majalla"/>
+          <w:sz w:val="28"/>
+          <w:szCs w:val="28"/>
+          <w:rtl/>
+        </w:rPr>
+        <w:t xml:space="preserve">كان </w:t>
+      </w:r>
+      <w:r>
+        <w:rPr>
+          <w:rFonts w:ascii="Sakkal Majalla" w:hAnsi="Sakkal Majalla" w:cs="Sakkal Majalla" w:hint="cs"/>
+          <w:sz w:val="28"/>
+          <w:szCs w:val="28"/>
+          <w:rtl/>
+        </w:rPr>
+        <w:t xml:space="preserve">العدو ينوي بأن يمنع شعب الله بأن يتمتع بالأرض، التي أراد الله أن يُدخل شعبه إليها. الآن لم يكن الأمر مرتبطًا بالخروج من مصر. فقد كان قد تم وكان قريبًا من نهاية طريقه. هل كان من الممكن أن يُفَشّل دخوله إلى الأرض؟ إن كان الأمر متعلقًا فيما </w:t>
+      </w:r>
+      <w:proofErr w:type="gramStart"/>
+      <w:r>
+        <w:rPr>
+          <w:rFonts w:ascii="Sakkal Majalla" w:hAnsi="Sakkal Majalla" w:cs="Sakkal Majalla" w:hint="cs"/>
+          <w:sz w:val="28"/>
+          <w:szCs w:val="28"/>
+          <w:rtl/>
+        </w:rPr>
+        <w:t>كانه</w:t>
+      </w:r>
+      <w:proofErr w:type="gramEnd"/>
+      <w:r>
+        <w:rPr>
+          <w:rFonts w:ascii="Sakkal Majalla" w:hAnsi="Sakkal Majalla" w:cs="Sakkal Majalla" w:hint="cs"/>
+          <w:sz w:val="28"/>
+          <w:szCs w:val="28"/>
+          <w:rtl/>
+        </w:rPr>
+        <w:t xml:space="preserve"> الشعب في حد ذاته </w:t>
+      </w:r>
+      <w:r>
+        <w:rPr>
+          <w:rFonts w:ascii="Sakkal Majalla" w:hAnsi="Sakkal Majalla" w:cs="Sakkal Majalla"/>
+          <w:sz w:val="28"/>
+          <w:szCs w:val="28"/>
+          <w:rtl/>
         </w:rPr>
         <w:t>–</w:t>
       </w:r>
       <w:r>
         <w:rPr>
-          <w:rFonts w:hint="cs"/>
-          <w:rtl/>
-          <w:lang w:bidi="ar-SA"/>
-        </w:rPr>
-        <w:t xml:space="preserve"> ومع ذلك هو في حضن الآب. هو صورة الله الغير منظور. كل مَن رآه فقد رأى الآب. نور الله كان في العالم، لكن الناس لم يروه أو أدركوه. الواحد المُعلَن، الآب، كان يجب أن يُدرَك باللطف الذي أظهره الابن. صحيح أن الله الغير منظور أُعلن من خلاله، الذي كان صورته، لكن لو لم يبقى غير منظور، لما كان سيُظهر المسيح ما هو خاص ولما كان صورة. لو لم يُعلنه بأكمل صورة (أي</w:t>
-      </w:r>
-      <w:r>
-        <w:rPr>
-          <w:rFonts w:hint="cs"/>
-          <w:rtl/>
-          <w:lang w:bidi="ar-SA"/>
-        </w:rPr>
-        <w:t xml:space="preserve"> لو لم يكن الله)، لما كان هناك وجود لا لمحبة، ولا لرقة، أو صبر، قوة </w:t>
-      </w:r>
-      <w:r>
-        <w:rPr>
-          <w:rtl/>
-          <w:lang w:bidi="ar-SA"/>
+          <w:rFonts w:ascii="Sakkal Majalla" w:hAnsi="Sakkal Majalla" w:cs="Sakkal Majalla" w:hint="cs"/>
+          <w:sz w:val="28"/>
+          <w:szCs w:val="28"/>
+          <w:rtl/>
+        </w:rPr>
+        <w:t xml:space="preserve"> فمن الطبيعي أن يكون ذلك! وإبليس، المشتكي على الأخوة، بإمكانه أيضًا بسبب خطايانا أن يجعل دخولنا إلى السماء مستحيلاً، إن كنا مُجبرين أن نصل إلى هناك على أساس استحقاقنا. </w:t>
+      </w:r>
+      <w:r>
+        <w:rPr>
+          <w:rFonts w:ascii="Sakkal Majalla" w:hAnsi="Sakkal Majalla" w:cs="Sakkal Majalla" w:hint="cs"/>
+          <w:sz w:val="28"/>
+          <w:szCs w:val="28"/>
+          <w:rtl/>
+        </w:rPr>
+        <w:t xml:space="preserve">الإسرائيليون كانوا طيلة دربهم متصلبي الرقبة ومليئين بالمتناقضات، بالرغم من أن الله أعطاهم ماءً من الصخرة لأجل عطشهم ومَنًا من السماء قوتًا لهم. والآن كان ينبغي توضيح السؤال الخطير، إن كان تصرفهم سيمنع عنهم الدخول إلى الأرض. في هذه اللحظة ظهرت قوة العدو وليس مكيدته. فمكيدته سنتعرف عليها لاحقًا في قصة </w:t>
+      </w:r>
+      <w:proofErr w:type="spellStart"/>
+      <w:r>
+        <w:rPr>
+          <w:rFonts w:ascii="Sakkal Majalla" w:hAnsi="Sakkal Majalla" w:cs="Sakkal Majalla" w:hint="cs"/>
+          <w:sz w:val="28"/>
+          <w:szCs w:val="28"/>
+          <w:rtl/>
+        </w:rPr>
+        <w:t>بلعام</w:t>
+      </w:r>
+      <w:proofErr w:type="spellEnd"/>
+      <w:r>
+        <w:rPr>
+          <w:rFonts w:ascii="Sakkal Majalla" w:hAnsi="Sakkal Majalla" w:cs="Sakkal Majalla" w:hint="cs"/>
+          <w:sz w:val="28"/>
+          <w:szCs w:val="28"/>
+          <w:rtl/>
+        </w:rPr>
+        <w:t xml:space="preserve">. فالأمر هو إن كان العدو </w:t>
+      </w:r>
+      <w:r>
+        <w:rPr>
+          <w:rFonts w:ascii="Sakkal Majalla" w:hAnsi="Sakkal Majalla" w:cs="Sakkal Majalla"/>
+          <w:sz w:val="28"/>
+          <w:szCs w:val="28"/>
+          <w:rtl/>
         </w:rPr>
         <w:t>–</w:t>
       </w:r>
       <w:r>
         <w:rPr>
-          <w:rFonts w:hint="cs"/>
-          <w:rtl/>
-          <w:lang w:bidi="ar-SA"/>
-        </w:rPr>
-        <w:t xml:space="preserve"> وأيضًا ولا إعلان. لو لم يكن ابنًا، لما كان سيُظهر لنا الآب في صفته هذه.</w:t>
+          <w:rFonts w:ascii="Sakkal Majalla" w:hAnsi="Sakkal Majalla" w:cs="Sakkal Majalla" w:hint="cs"/>
+          <w:sz w:val="28"/>
+          <w:szCs w:val="28"/>
+          <w:rtl/>
+        </w:rPr>
+        <w:t xml:space="preserve"> إن بقوته أو بمكيدته </w:t>
+      </w:r>
+      <w:r>
+        <w:rPr>
+          <w:rFonts w:ascii="Sakkal Majalla" w:hAnsi="Sakkal Majalla" w:cs="Sakkal Majalla"/>
+          <w:sz w:val="28"/>
+          <w:szCs w:val="28"/>
+          <w:rtl/>
+        </w:rPr>
+        <w:t>–</w:t>
+      </w:r>
+      <w:r>
+        <w:rPr>
+          <w:rFonts w:ascii="Sakkal Majalla" w:hAnsi="Sakkal Majalla" w:cs="Sakkal Majalla" w:hint="cs"/>
+          <w:sz w:val="28"/>
+          <w:szCs w:val="28"/>
+          <w:rtl/>
+        </w:rPr>
+        <w:t xml:space="preserve"> يستطيع أن يحتفظ بإسرائيل خارج أرض كنعان. نحن سنرى كيف يُخبر الله بأفكاره عن الشعب. حينما أتى دوره في الرد على السؤال، كان العدو قد فقد كل سلطته.</w:t>
       </w:r>
     </w:p>
     <w:p>
       <w:pPr>
-        <w:rPr>
-          <w:rtl/>
-          <w:lang w:bidi="ar-SA"/>
+        <w:jc w:val="both"/>
+        <w:rPr>
+          <w:rFonts w:ascii="Sakkal Majalla" w:hAnsi="Sakkal Majalla" w:cs="Sakkal Majalla"/>
+          <w:sz w:val="28"/>
+          <w:szCs w:val="28"/>
+          <w:rtl/>
         </w:rPr>
       </w:pPr>
       <w:r>
         <w:rPr>
-          <w:rFonts w:hint="cs"/>
-          <w:rtl/>
-          <w:lang w:bidi="ar-SA"/>
-        </w:rPr>
-        <w:t>من دون الثالوث لما عُرفَت المحبة، البرّ، القداسة ... هذا يعني، هو لم يسبق أن أُعلن هكذا كما هو وكيفما كان دائمًا. إن كل كيان الله الحقيقي في ماهيته لم يكن معروفًا من دون الثالوث...</w:t>
+          <w:rFonts w:ascii="Sakkal Majalla" w:hAnsi="Sakkal Majalla" w:cs="Sakkal Majalla"/>
+          <w:sz w:val="28"/>
+          <w:szCs w:val="28"/>
+          <w:rtl/>
+        </w:rPr>
+        <w:t xml:space="preserve">موآب </w:t>
+      </w:r>
+      <w:r>
+        <w:rPr>
+          <w:rFonts w:ascii="Sakkal Majalla" w:hAnsi="Sakkal Majalla" w:cs="Sakkal Majalla" w:hint="cs"/>
+          <w:sz w:val="28"/>
+          <w:szCs w:val="28"/>
+          <w:rtl/>
+        </w:rPr>
+        <w:t>يأخذ مكان</w:t>
+      </w:r>
+      <w:r>
+        <w:rPr>
+          <w:rFonts w:ascii="Sakkal Majalla" w:hAnsi="Sakkal Majalla" w:cs="Sakkal Majalla" w:hint="cs"/>
+          <w:sz w:val="28"/>
+          <w:szCs w:val="28"/>
+          <w:rtl/>
+        </w:rPr>
+        <w:t xml:space="preserve">ته في السلطة العالمية. لقد كان غير مبالٍ منذ صباه. </w:t>
+      </w:r>
+      <w:r>
+        <w:rPr>
+          <w:rFonts w:ascii="Sakkal Majalla" w:hAnsi="Sakkal Majalla" w:cs="Sakkal Majalla"/>
+          <w:sz w:val="28"/>
+          <w:szCs w:val="28"/>
+          <w:rtl/>
+        </w:rPr>
+        <w:t>وَهُوَ مُسْتَقِرٌّ عَلَى دُرْدِيِّهِ، وَلَمْ يُفْرَغْ مِنْ إِنَاءٍ إِلَى إِنَاءٍ</w:t>
+      </w:r>
+      <w:r>
+        <w:rPr>
+          <w:rFonts w:ascii="Sakkal Majalla" w:hAnsi="Sakkal Majalla" w:cs="Sakkal Majalla" w:hint="cs"/>
+          <w:sz w:val="28"/>
+          <w:szCs w:val="28"/>
+          <w:rtl/>
+        </w:rPr>
+        <w:t xml:space="preserve"> (إرميا 48: 11). فبينما كان هذا المنصب العالمي في يده، استدعى النبي مسلمًا في يده أجرة العرّاف، ليعمل لصالح موآب. كان </w:t>
+      </w:r>
+      <w:proofErr w:type="spellStart"/>
+      <w:r>
+        <w:rPr>
+          <w:rFonts w:ascii="Sakkal Majalla" w:hAnsi="Sakkal Majalla" w:cs="Sakkal Majalla" w:hint="cs"/>
+          <w:sz w:val="28"/>
+          <w:szCs w:val="28"/>
+          <w:rtl/>
+        </w:rPr>
+        <w:t>لبالاق</w:t>
+      </w:r>
+      <w:proofErr w:type="spellEnd"/>
+      <w:r>
+        <w:rPr>
+          <w:rFonts w:ascii="Sakkal Majalla" w:hAnsi="Sakkal Majalla" w:cs="Sakkal Majalla" w:hint="cs"/>
+          <w:sz w:val="28"/>
+          <w:szCs w:val="28"/>
+          <w:rtl/>
+        </w:rPr>
+        <w:t xml:space="preserve"> كالملك سلطة مدنية؛ إلا أنه كان متيقنًا بانه كان يحتاج لمعونته في هذه الحالة لسلطة تفوقه. السلطات العلوية كان</w:t>
+      </w:r>
+      <w:r>
+        <w:rPr>
+          <w:rFonts w:ascii="Sakkal Majalla" w:hAnsi="Sakkal Majalla" w:cs="Sakkal Majalla" w:hint="cs"/>
+          <w:sz w:val="28"/>
+          <w:szCs w:val="28"/>
+          <w:rtl/>
+        </w:rPr>
+        <w:t>ت</w:t>
+      </w:r>
+      <w:r>
+        <w:rPr>
+          <w:rFonts w:ascii="Sakkal Majalla" w:hAnsi="Sakkal Majalla" w:cs="Sakkal Majalla" w:hint="cs"/>
+          <w:sz w:val="28"/>
+          <w:szCs w:val="28"/>
+          <w:rtl/>
+        </w:rPr>
+        <w:t xml:space="preserve"> مُعيّنة من قِبَل الله (رومية 13: 1). عندما يكون الأمر على ما يرام، لا يحتاج عادةً المرء</w:t>
+      </w:r>
+      <w:r>
+        <w:rPr>
+          <w:rFonts w:ascii="Sakkal Majalla" w:hAnsi="Sakkal Majalla" w:cs="Sakkal Majalla" w:hint="cs"/>
+          <w:sz w:val="28"/>
+          <w:szCs w:val="28"/>
+          <w:rtl/>
+        </w:rPr>
+        <w:t xml:space="preserve"> لهذا النوع الفائق من السلطة، ليسود على الشعب. وإذ لم يكن </w:t>
+      </w:r>
+      <w:proofErr w:type="spellStart"/>
+      <w:r>
+        <w:rPr>
+          <w:rFonts w:ascii="Sakkal Majalla" w:hAnsi="Sakkal Majalla" w:cs="Sakkal Majalla" w:hint="cs"/>
+          <w:sz w:val="28"/>
+          <w:szCs w:val="28"/>
+          <w:rtl/>
+        </w:rPr>
+        <w:t>لبالاق</w:t>
+      </w:r>
+      <w:proofErr w:type="spellEnd"/>
+      <w:r>
+        <w:rPr>
+          <w:rFonts w:ascii="Sakkal Majalla" w:hAnsi="Sakkal Majalla" w:cs="Sakkal Majalla" w:hint="cs"/>
+          <w:sz w:val="28"/>
+          <w:szCs w:val="28"/>
+          <w:rtl/>
+        </w:rPr>
+        <w:t xml:space="preserve"> أي يقين بسيادة وسلطان الله، ناشد عونه عند شخص آخر. </w:t>
       </w:r>
     </w:p>
     <w:p>
       <w:pPr>
-        <w:rPr>
-          <w:rtl/>
-          <w:lang w:bidi="ar-SA"/>
+        <w:jc w:val="both"/>
+        <w:rPr>
+          <w:rFonts w:ascii="Sakkal Majalla" w:hAnsi="Sakkal Majalla" w:cs="Sakkal Majalla"/>
+          <w:sz w:val="28"/>
+          <w:szCs w:val="28"/>
+          <w:rtl/>
         </w:rPr>
       </w:pPr>
       <w:r>
         <w:rPr>
-          <w:rFonts w:hint="cs"/>
-          <w:rtl/>
-          <w:lang w:bidi="ar-SA"/>
-        </w:rPr>
-        <w:t xml:space="preserve">أنا لا أزعم أبدًا البتة بأني قد أدركت هذا الغموض الإلهي الذي فيه جميعهم هم الله، جميعهم إله واحد والله هو ثلاثتهم معًا؛ غير أن الآب ظهر، الابن أعلن والروح القدس يُحيي ويُخبر. الابن المُعلِن لا يختلف عن الآب الذي </w:t>
-      </w:r>
-      <w:r>
-        <w:rPr>
-          <w:rFonts w:hint="cs"/>
-          <w:rtl/>
-          <w:lang w:bidi="ar-SA"/>
-        </w:rPr>
-        <w:t>يُ</w:t>
-      </w:r>
-      <w:r>
-        <w:rPr>
-          <w:rFonts w:hint="cs"/>
-          <w:rtl/>
-          <w:lang w:bidi="ar-SA"/>
-        </w:rPr>
-        <w:t>ظهره، وإلا فإنه لن يُظهره. بواسطة الروح، المُحيي والمُخبر نحن وُلدنا من الله ونعرف الله الذي فينا. هو يعلن لنا عنه بحضوره وهو في كل نحو</w:t>
-      </w:r>
-      <w:r>
-        <w:rPr>
-          <w:rtl/>
-        </w:rPr>
-        <w:t xml:space="preserve"> </w:t>
-      </w:r>
-      <w:r>
-        <w:rPr>
-          <w:rtl/>
-          <w:lang w:bidi="ar-SA"/>
-        </w:rPr>
-        <w:t>قوة الله</w:t>
-      </w:r>
-      <w:r>
-        <w:rPr>
-          <w:rFonts w:hint="cs"/>
-          <w:rtl/>
-          <w:lang w:bidi="ar-SA"/>
-        </w:rPr>
-        <w:t xml:space="preserve"> العاملة في المخلوق.</w:t>
+          <w:rFonts w:ascii="Sakkal Majalla" w:hAnsi="Sakkal Majalla" w:cs="Sakkal Majalla"/>
+          <w:sz w:val="28"/>
+          <w:szCs w:val="28"/>
+          <w:rtl/>
+        </w:rPr>
+        <w:t xml:space="preserve">الإسرائيليون </w:t>
+      </w:r>
+      <w:r>
+        <w:rPr>
+          <w:rFonts w:ascii="Sakkal Majalla" w:hAnsi="Sakkal Majalla" w:cs="Sakkal Majalla" w:hint="cs"/>
+          <w:sz w:val="28"/>
+          <w:szCs w:val="28"/>
+          <w:rtl/>
+        </w:rPr>
+        <w:t xml:space="preserve">نصبوا محلة خيامهم عند حدود الأرض، عندما تمت هذه المحاولة لمنعهم من دخولها. إن هذا له معناه العملي لنا، لأنه من ناحية جميع المؤمنين يعرفون الفداء، ولكن </w:t>
+      </w:r>
+      <w:r>
+        <w:rPr>
+          <w:rFonts w:ascii="Sakkal Majalla" w:hAnsi="Sakkal Majalla" w:cs="Sakkal Majalla"/>
+          <w:sz w:val="28"/>
+          <w:szCs w:val="28"/>
+          <w:rtl/>
+        </w:rPr>
+        <w:t>–</w:t>
+      </w:r>
+      <w:r>
+        <w:rPr>
+          <w:rFonts w:ascii="Sakkal Majalla" w:hAnsi="Sakkal Majalla" w:cs="Sakkal Majalla" w:hint="cs"/>
+          <w:sz w:val="28"/>
+          <w:szCs w:val="28"/>
+          <w:rtl/>
+        </w:rPr>
+        <w:t xml:space="preserve"> عندما يدركون قلّة مطابقتهم أو ملائمتهم عمليًا به وفشلهم (إخفاقهم) </w:t>
+      </w:r>
+      <w:r>
+        <w:rPr>
+          <w:rFonts w:ascii="Sakkal Majalla" w:hAnsi="Sakkal Majalla" w:cs="Sakkal Majalla"/>
+          <w:sz w:val="28"/>
+          <w:szCs w:val="28"/>
+          <w:rtl/>
+        </w:rPr>
+        <w:t>–</w:t>
+      </w:r>
+      <w:r>
+        <w:rPr>
+          <w:rFonts w:ascii="Sakkal Majalla" w:hAnsi="Sakkal Majalla" w:cs="Sakkal Majalla" w:hint="cs"/>
+          <w:sz w:val="28"/>
+          <w:szCs w:val="28"/>
+          <w:rtl/>
+        </w:rPr>
+        <w:t xml:space="preserve"> </w:t>
+      </w:r>
+      <w:proofErr w:type="spellStart"/>
+      <w:r>
+        <w:rPr>
+          <w:rFonts w:ascii="Sakkal Majalla" w:hAnsi="Sakkal Majalla" w:cs="Sakkal Majalla" w:hint="cs"/>
+          <w:sz w:val="28"/>
+          <w:szCs w:val="28"/>
+          <w:rtl/>
+        </w:rPr>
+        <w:t>يبدأون</w:t>
+      </w:r>
+      <w:proofErr w:type="spellEnd"/>
+      <w:r>
+        <w:rPr>
+          <w:rFonts w:ascii="Sakkal Majalla" w:hAnsi="Sakkal Majalla" w:cs="Sakkal Majalla" w:hint="cs"/>
+          <w:sz w:val="28"/>
+          <w:szCs w:val="28"/>
+          <w:rtl/>
+        </w:rPr>
+        <w:t xml:space="preserve"> في الشك، إن كانوا سيصلون يومًا إلى السماء. إنه صحيح بأنه علينا أن ندين أنفسنا بسبب الشر الذي فينا؛ غير أننا مدينون للمسيح بأن نثق ونعتمد إلى النهاية على رحمة الله.</w:t>
       </w:r>
     </w:p>
     <w:p>
       <w:pPr>
-        <w:rPr>
-          <w:rtl/>
-          <w:lang w:bidi="ar-SA"/>
+        <w:jc w:val="both"/>
+        <w:rPr>
+          <w:rFonts w:ascii="Sakkal Majalla" w:hAnsi="Sakkal Majalla" w:cs="Sakkal Majalla"/>
+          <w:sz w:val="28"/>
+          <w:szCs w:val="28"/>
+          <w:rtl/>
         </w:rPr>
       </w:pPr>
       <w:r>
         <w:rPr>
-          <w:rFonts w:hint="cs"/>
-          <w:rtl/>
-          <w:lang w:bidi="ar-SA"/>
-        </w:rPr>
-        <w:t>كما والمخلوق لما كان ليستطيع أن يصل إلى الله ويفهمه، وإلا لما كان الله</w:t>
-      </w:r>
-      <w:r>
-        <w:rPr>
-          <w:rFonts w:hint="cs"/>
-          <w:rtl/>
-          <w:lang w:bidi="ar-SA"/>
-        </w:rPr>
-        <w:t xml:space="preserve"> هو</w:t>
-      </w:r>
-      <w:r>
-        <w:rPr>
-          <w:rFonts w:hint="cs"/>
-          <w:rtl/>
-          <w:lang w:bidi="ar-SA"/>
-        </w:rPr>
-        <w:t xml:space="preserve"> الله. إنه ببساطة مستحيل. هل يقدر المحدود أن يحتوي الغير محدود، هل كان عندها هنالك محدود وغير محدود. والله الغير محدود لما كان سيُعلن عن ذاته لمخلوق محدود ...</w:t>
+          <w:rFonts w:ascii="Sakkal Majalla" w:hAnsi="Sakkal Majalla" w:cs="Sakkal Majalla" w:hint="cs"/>
+          <w:sz w:val="28"/>
+          <w:szCs w:val="28"/>
+          <w:rtl/>
+        </w:rPr>
+        <w:t>حينما اجتاز الشعب البحر الأحمر، رنّم الإسرائيليون في اعتمادٍ على قوة الله، التي ستوصلهم إلى الهدف: "</w:t>
+      </w:r>
+      <w:r>
+        <w:rPr>
+          <w:rFonts w:ascii="Sakkal Majalla" w:hAnsi="Sakkal Majalla" w:cs="Sakkal Majalla"/>
+          <w:sz w:val="28"/>
+          <w:szCs w:val="28"/>
+          <w:rtl/>
+        </w:rPr>
+        <w:t>تُرْشِدُ بِرَأْفَتِكَ الشَّعْبَ الَّذِي فَدَيْتَهُ. تَهْدِيهِ بِقُوَّتِكَ إِلَى مَسْكَنِ قُدْسِكَ.</w:t>
+      </w:r>
+      <w:r>
+        <w:rPr>
+          <w:rFonts w:ascii="Sakkal Majalla" w:hAnsi="Sakkal Majalla" w:cs="Sakkal Majalla" w:hint="cs"/>
+          <w:sz w:val="28"/>
+          <w:szCs w:val="28"/>
+          <w:rtl/>
+        </w:rPr>
+        <w:t xml:space="preserve">" (خروج 15: 13). </w:t>
+      </w:r>
+      <w:r>
+        <w:rPr>
+          <w:rFonts w:ascii="Sakkal Majalla" w:hAnsi="Sakkal Majalla" w:cs="Sakkal Majalla" w:hint="cs"/>
+          <w:sz w:val="28"/>
+          <w:szCs w:val="28"/>
+          <w:rtl/>
+        </w:rPr>
+        <w:t>حينها كان موآب وباقي الأعداء جميعهم كلا</w:t>
+      </w:r>
+      <w:r>
+        <w:rPr>
+          <w:rFonts w:ascii="Sakkal Majalla" w:hAnsi="Sakkal Majalla" w:cs="Sakkal Majalla" w:hint="cs"/>
+          <w:sz w:val="28"/>
+          <w:szCs w:val="28"/>
+          <w:rtl/>
+        </w:rPr>
+        <w:t xml:space="preserve"> </w:t>
+      </w:r>
+      <w:r>
+        <w:rPr>
+          <w:rFonts w:ascii="Sakkal Majalla" w:hAnsi="Sakkal Majalla" w:cs="Sakkal Majalla" w:hint="cs"/>
+          <w:sz w:val="28"/>
+          <w:szCs w:val="28"/>
+          <w:rtl/>
+        </w:rPr>
+        <w:t xml:space="preserve">شيء أمام إسرائيل؛ لأن الإسرائيليون علموا بأن قوة الله تدخلت لأجلهم، على الرغم من أن البرية كانت لا زالت أمامهم. هم علموا، بأنهم خرجوا بمأمن من مصر؛ وكل ما هو خلاف ذلك اعتبروه بأنه أُعطي لهم. لكنهم لم يكونوا يعرفون أنفسهم بعد. لذا قادهم الله أربعين سنة عبر البرية، ليُذلّهم، </w:t>
+      </w:r>
+      <w:r>
+        <w:rPr>
+          <w:rFonts w:ascii="Sakkal Majalla" w:hAnsi="Sakkal Majalla" w:cs="Sakkal Majalla" w:hint="cs"/>
+          <w:sz w:val="28"/>
+          <w:szCs w:val="28"/>
+          <w:rtl/>
+        </w:rPr>
+        <w:t xml:space="preserve">ليمتحنهم </w:t>
+      </w:r>
+      <w:r>
+        <w:rPr>
+          <w:rFonts w:ascii="Sakkal Majalla" w:hAnsi="Sakkal Majalla" w:cs="Sakkal Majalla" w:hint="cs"/>
+          <w:sz w:val="28"/>
+          <w:szCs w:val="28"/>
+          <w:rtl/>
+        </w:rPr>
+        <w:t xml:space="preserve">ولكي يتيقنوا ما كان في قلبهم (تثنية 8: 2). في الإصحاح التالي (تثنية 9) يمكننا أن ندرك ما أراده الله بأن يُظهره، ما الذي أثّر بهم لطفه لهم في كل هذه </w:t>
+      </w:r>
+      <w:proofErr w:type="spellStart"/>
+      <w:r>
+        <w:rPr>
+          <w:rFonts w:ascii="Sakkal Majalla" w:hAnsi="Sakkal Majalla" w:cs="Sakkal Majalla" w:hint="cs"/>
+          <w:sz w:val="28"/>
+          <w:szCs w:val="28"/>
+          <w:rtl/>
+        </w:rPr>
+        <w:t>التأديبات</w:t>
+      </w:r>
+      <w:proofErr w:type="spellEnd"/>
+      <w:r>
+        <w:rPr>
+          <w:rFonts w:ascii="Sakkal Majalla" w:hAnsi="Sakkal Majalla" w:cs="Sakkal Majalla" w:hint="cs"/>
+          <w:sz w:val="28"/>
+          <w:szCs w:val="28"/>
+          <w:rtl/>
+        </w:rPr>
+        <w:t>.</w:t>
       </w:r>
     </w:p>
     <w:p>
       <w:pPr>
-        <w:rPr>
-          <w:rtl/>
-          <w:lang w:bidi="ar-SA"/>
+        <w:jc w:val="both"/>
+        <w:rPr>
+          <w:rFonts w:ascii="Sakkal Majalla" w:hAnsi="Sakkal Majalla" w:cs="Sakkal Majalla"/>
+          <w:sz w:val="28"/>
+          <w:szCs w:val="28"/>
+          <w:rtl/>
         </w:rPr>
       </w:pPr>
       <w:r>
         <w:rPr>
-          <w:rFonts w:hint="cs"/>
-          <w:rtl/>
-          <w:lang w:bidi="ar-SA"/>
-        </w:rPr>
-        <w:t>هكذا نحن نرى بأنه لا يمكن أن يكون هنالك إعلان كامل عن الله إن لم يكن في الابن وبالروح القدس وبالتالي من خلال الآب. إن كامل إعلان الله الواحد هو هذا فقط: الآب، الابن والروح القدس. هذا وهذا فقط لا غير</w:t>
-      </w:r>
-      <w:r>
-        <w:rPr>
-          <w:rFonts w:hint="cs"/>
-          <w:rtl/>
-          <w:lang w:bidi="ar-SA"/>
-        </w:rPr>
-        <w:t xml:space="preserve"> ما هو الله الواحد </w:t>
-      </w:r>
-      <w:r>
-        <w:rPr>
-          <w:rtl/>
-          <w:lang w:bidi="ar-SA"/>
-        </w:rPr>
-        <w:t>–</w:t>
-      </w:r>
-      <w:r>
-        <w:rPr>
-          <w:rFonts w:hint="cs"/>
-          <w:rtl/>
-          <w:lang w:bidi="ar-SA"/>
-        </w:rPr>
-        <w:t xml:space="preserve"> تناغم ما بين الإرادة والكيان، بحيث أنهم في الأساس واحد وواحد فقط، ولكن مع ذلك هم مختلفون في التصرف والعمل (وإذ أننا نميزهم بالتصرف والعمل، فإننا بالتالي نتكلم عادة عن أشخاص)، من حيث أنهم في تصرفهم وعملهم ليسوا إلا في مشيئة واحدة مشتركة وفي </w:t>
-      </w:r>
-      <w:r>
-        <w:rPr>
-          <w:rFonts w:hint="cs"/>
-          <w:rtl/>
-          <w:lang w:bidi="ar-SA"/>
-        </w:rPr>
-        <w:t>اتحاد</w:t>
-      </w:r>
-      <w:r>
-        <w:rPr>
-          <w:rFonts w:hint="cs"/>
-          <w:rtl/>
-          <w:lang w:bidi="ar-SA"/>
-        </w:rPr>
-        <w:t xml:space="preserve"> جوهرهم.</w:t>
+          <w:rFonts w:ascii="Sakkal Majalla" w:hAnsi="Sakkal Majalla" w:cs="Sakkal Majalla" w:hint="cs"/>
+          <w:sz w:val="28"/>
+          <w:szCs w:val="28"/>
+          <w:rtl/>
+        </w:rPr>
+        <w:t>كان الشعب موجودًا الآن عند حدود الأرض بالقرب من أريحا. هل كان الوعد هنا عند الأردن ساريًا تمامًا كما هو عند البحر الأحمر؟ هذا السؤال لاح على كل الشعب ككل وليس فقط لأشخاص بشكل فردي. إن هذا نموذج لنا عن الأمور الروحية. الإيمان ينقلنا كليًا إلى</w:t>
+      </w:r>
+      <w:r>
+        <w:rPr>
+          <w:rFonts w:ascii="Sakkal Majalla" w:hAnsi="Sakkal Majalla" w:cs="Sakkal Majalla" w:hint="cs"/>
+          <w:sz w:val="28"/>
+          <w:szCs w:val="28"/>
+          <w:rtl/>
+        </w:rPr>
+        <w:t xml:space="preserve"> ما</w:t>
+      </w:r>
+      <w:r>
+        <w:rPr>
+          <w:rFonts w:ascii="Sakkal Majalla" w:hAnsi="Sakkal Majalla" w:cs="Sakkal Majalla" w:hint="cs"/>
+          <w:sz w:val="28"/>
+          <w:szCs w:val="28"/>
+          <w:rtl/>
+        </w:rPr>
+        <w:t xml:space="preserve"> وراء الظروف. هو لا يغمض عينيه ويمضي إلى السماء بعيون عمياء. بد</w:t>
+      </w:r>
+      <w:r>
+        <w:rPr>
+          <w:rFonts w:ascii="Sakkal Majalla" w:hAnsi="Sakkal Majalla" w:cs="Sakkal Majalla" w:hint="cs"/>
+          <w:sz w:val="28"/>
+          <w:szCs w:val="28"/>
+          <w:rtl/>
+        </w:rPr>
+        <w:t xml:space="preserve">لاً من هذا هو يعتبر حُكم الله على الخطية قد تم عمله ويعرف نعمة الله بالنظر لخلاصنا. عدا عن هذا هو يرى أن امتحانات الطريق هي من أجل إذلالنا، وامتحاننا ويؤول أخيرًا لِما هو أفضل لنا. الإيمان لا يغدو أبدًا مقللاً من تقديره لحكم الله بخصوص خطايانا، وإنما هو يثق بنعمة الله بالرغم من وجودها (وجود الخطايا). الله سيؤدّب شعبه، ولكنه لن </w:t>
+      </w:r>
+      <w:proofErr w:type="spellStart"/>
+      <w:r>
+        <w:rPr>
+          <w:rFonts w:ascii="Sakkal Majalla" w:hAnsi="Sakkal Majalla" w:cs="Sakkal Majalla" w:hint="cs"/>
+          <w:sz w:val="28"/>
+          <w:szCs w:val="28"/>
+          <w:rtl/>
+        </w:rPr>
+        <w:t>يستذنبه</w:t>
+      </w:r>
+      <w:proofErr w:type="spellEnd"/>
+      <w:r>
+        <w:rPr>
+          <w:rFonts w:ascii="Sakkal Majalla" w:hAnsi="Sakkal Majalla" w:cs="Sakkal Majalla" w:hint="cs"/>
+          <w:sz w:val="28"/>
+          <w:szCs w:val="28"/>
+          <w:rtl/>
+        </w:rPr>
+        <w:t xml:space="preserve"> أبدًا. والفعل الأخير هو أيضًا لا يسمح للشيطان به.</w:t>
       </w:r>
     </w:p>
     <w:p>
       <w:pPr>
+        <w:jc w:val="both"/>
+        <w:rPr>
+          <w:rFonts w:ascii="Sakkal Majalla" w:hAnsi="Sakkal Majalla" w:cs="Sakkal Majalla"/>
+          <w:sz w:val="28"/>
+          <w:szCs w:val="28"/>
+          <w:rtl/>
+        </w:rPr>
+      </w:pPr>
+      <w:r>
+        <w:rPr>
+          <w:rFonts w:ascii="Sakkal Majalla" w:hAnsi="Sakkal Majalla" w:cs="Sakkal Majalla"/>
+          <w:sz w:val="28"/>
+          <w:szCs w:val="28"/>
+          <w:rtl/>
+        </w:rPr>
+        <w:t xml:space="preserve">موآب </w:t>
+      </w:r>
+      <w:r>
+        <w:rPr>
+          <w:rFonts w:ascii="Sakkal Majalla" w:hAnsi="Sakkal Majalla" w:cs="Sakkal Majalla" w:hint="cs"/>
+          <w:sz w:val="28"/>
+          <w:szCs w:val="28"/>
+          <w:rtl/>
+        </w:rPr>
+        <w:t xml:space="preserve">لم يكن في الواقع بحاجة بأن يخاف، لأن إسرائيل كان مُطالب بحزم، بأن لا </w:t>
+      </w:r>
+      <w:r>
+        <w:rPr>
+          <w:rFonts w:ascii="Sakkal Majalla" w:hAnsi="Sakkal Majalla" w:cs="Sakkal Majalla" w:hint="cs"/>
+          <w:sz w:val="28"/>
+          <w:szCs w:val="28"/>
+          <w:rtl/>
+        </w:rPr>
+        <w:t xml:space="preserve">يمسه. حتى أن إسرائيل كان عليه أن يدفع لقاء </w:t>
+      </w:r>
+      <w:r>
+        <w:rPr>
+          <w:rFonts w:ascii="Sakkal Majalla" w:hAnsi="Sakkal Majalla" w:cs="Sakkal Majalla" w:hint="cs"/>
+          <w:sz w:val="28"/>
+          <w:szCs w:val="28"/>
+          <w:rtl/>
+        </w:rPr>
+        <w:t>حاجته</w:t>
+      </w:r>
+      <w:r>
+        <w:rPr>
+          <w:rFonts w:ascii="Sakkal Majalla" w:hAnsi="Sakkal Majalla" w:cs="Sakkal Majalla" w:hint="cs"/>
+          <w:sz w:val="28"/>
+          <w:szCs w:val="28"/>
+          <w:rtl/>
+        </w:rPr>
+        <w:t xml:space="preserve"> من الماء في عبوره موآب. لكن موآب لم يؤمن بما قاله الله. الشيطان في كل مكره ليس باستطاعته أن ي</w:t>
+      </w:r>
+      <w:r>
+        <w:rPr>
+          <w:rFonts w:ascii="Sakkal Majalla" w:hAnsi="Sakkal Majalla" w:cs="Sakkal Majalla" w:hint="cs"/>
+          <w:sz w:val="28"/>
+          <w:szCs w:val="28"/>
+          <w:rtl/>
+        </w:rPr>
+        <w:t>درك ما يعلمه أبسط المؤمنين، بأن</w:t>
+      </w:r>
+      <w:r>
+        <w:rPr>
+          <w:rFonts w:ascii="Sakkal Majalla" w:hAnsi="Sakkal Majalla" w:cs="Sakkal Majalla" w:hint="cs"/>
+          <w:sz w:val="28"/>
+          <w:szCs w:val="28"/>
+          <w:rtl/>
+        </w:rPr>
+        <w:t xml:space="preserve"> نعمة الله تخلّص إلى التمام. موآب هو مثال لكل جهل أفكار الله في العالم. من الجيد أن نتذكر ذلك! العالم يدرك تأثير الله الغامض وبالتالي هو لا يجهل فيما يتعلق به؛ ولكنه في موقفٍ مُعادٍ له. ما الذي قاله الله </w:t>
+      </w:r>
+      <w:proofErr w:type="spellStart"/>
+      <w:r>
+        <w:rPr>
+          <w:rFonts w:ascii="Sakkal Majalla" w:hAnsi="Sakkal Majalla" w:cs="Sakkal Majalla" w:hint="cs"/>
+          <w:sz w:val="28"/>
+          <w:szCs w:val="28"/>
+          <w:rtl/>
+        </w:rPr>
+        <w:t>لابراهيم</w:t>
+      </w:r>
+      <w:proofErr w:type="spellEnd"/>
+      <w:r>
+        <w:rPr>
+          <w:rFonts w:ascii="Sakkal Majalla" w:hAnsi="Sakkal Majalla" w:cs="Sakkal Majalla" w:hint="cs"/>
+          <w:sz w:val="28"/>
+          <w:szCs w:val="28"/>
+          <w:rtl/>
+        </w:rPr>
+        <w:t>؟ "</w:t>
+      </w:r>
+      <w:r>
+        <w:rPr>
+          <w:rFonts w:ascii="Sakkal Majalla" w:hAnsi="Sakkal Majalla" w:cs="Sakkal Majalla"/>
+          <w:sz w:val="28"/>
+          <w:szCs w:val="28"/>
+          <w:rtl/>
+        </w:rPr>
+        <w:t>وَأُبَارِكُ مُبَار</w:t>
+      </w:r>
+      <w:r>
+        <w:rPr>
+          <w:rFonts w:ascii="Sakkal Majalla" w:hAnsi="Sakkal Majalla" w:cs="Sakkal Majalla"/>
+          <w:sz w:val="28"/>
+          <w:szCs w:val="28"/>
+          <w:rtl/>
+        </w:rPr>
+        <w:t>ِكِيكَ، وَلاَعِنَكَ أَلْعَنُهُ.</w:t>
+      </w:r>
+      <w:r>
+        <w:rPr>
+          <w:rFonts w:ascii="Sakkal Majalla" w:hAnsi="Sakkal Majalla" w:cs="Sakkal Majalla" w:hint="cs"/>
+          <w:sz w:val="28"/>
+          <w:szCs w:val="28"/>
+          <w:rtl/>
+        </w:rPr>
+        <w:t xml:space="preserve">" (تكوين 12: 3). وها </w:t>
+      </w:r>
+      <w:proofErr w:type="spellStart"/>
+      <w:r>
+        <w:rPr>
+          <w:rFonts w:ascii="Sakkal Majalla" w:hAnsi="Sakkal Majalla" w:cs="Sakkal Majalla" w:hint="cs"/>
+          <w:sz w:val="28"/>
+          <w:szCs w:val="28"/>
+          <w:rtl/>
+        </w:rPr>
+        <w:t>بالاق</w:t>
+      </w:r>
+      <w:proofErr w:type="spellEnd"/>
+      <w:r>
+        <w:rPr>
+          <w:rFonts w:ascii="Sakkal Majalla" w:hAnsi="Sakkal Majalla" w:cs="Sakkal Majalla" w:hint="cs"/>
+          <w:sz w:val="28"/>
+          <w:szCs w:val="28"/>
+          <w:rtl/>
+        </w:rPr>
+        <w:t xml:space="preserve"> ينطلق الآن ليتناول بالذات </w:t>
+      </w:r>
+      <w:r>
+        <w:rPr>
+          <w:rFonts w:ascii="Sakkal Majalla" w:hAnsi="Sakkal Majalla" w:cs="Sakkal Majalla" w:hint="cs"/>
+          <w:sz w:val="28"/>
+          <w:szCs w:val="28"/>
+          <w:rtl/>
+        </w:rPr>
+        <w:t>الوسائل</w:t>
+      </w:r>
+      <w:r>
+        <w:rPr>
+          <w:rFonts w:ascii="Sakkal Majalla" w:hAnsi="Sakkal Majalla" w:cs="Sakkal Majalla" w:hint="cs"/>
+          <w:sz w:val="28"/>
+          <w:szCs w:val="28"/>
+          <w:rtl/>
+        </w:rPr>
+        <w:t xml:space="preserve"> التي تُنزل عليه لعنة الله. </w:t>
+      </w:r>
+      <w:r>
+        <w:rPr>
+          <w:rFonts w:ascii="Sakkal Majalla" w:hAnsi="Sakkal Majalla" w:cs="Sakkal Majalla" w:hint="cs"/>
+          <w:sz w:val="28"/>
+          <w:szCs w:val="28"/>
+          <w:rtl/>
+        </w:rPr>
+        <w:t xml:space="preserve">هذا هو عمى الجسد الكلي. إنه دائمًا يأخذ طريقًا يوقع دينونة الله عليها. </w:t>
+      </w:r>
+      <w:proofErr w:type="spellStart"/>
+      <w:r>
+        <w:rPr>
+          <w:rFonts w:ascii="Sakkal Majalla" w:hAnsi="Sakkal Majalla" w:cs="Sakkal Majalla" w:hint="cs"/>
+          <w:sz w:val="28"/>
+          <w:szCs w:val="28"/>
+          <w:rtl/>
+        </w:rPr>
+        <w:t>بالاق</w:t>
+      </w:r>
+      <w:proofErr w:type="spellEnd"/>
+      <w:r>
+        <w:rPr>
+          <w:rFonts w:ascii="Sakkal Majalla" w:hAnsi="Sakkal Majalla" w:cs="Sakkal Majalla" w:hint="cs"/>
+          <w:sz w:val="28"/>
+          <w:szCs w:val="28"/>
+          <w:rtl/>
+        </w:rPr>
+        <w:t xml:space="preserve"> لم تكن فقط خطاياه أمامه </w:t>
+      </w:r>
+      <w:r>
+        <w:rPr>
+          <w:rFonts w:ascii="Sakkal Majalla" w:hAnsi="Sakkal Majalla" w:cs="Sakkal Majalla"/>
+          <w:sz w:val="28"/>
+          <w:szCs w:val="28"/>
+          <w:rtl/>
+        </w:rPr>
+        <w:t>-</w:t>
+      </w:r>
+      <w:r>
+        <w:rPr>
+          <w:rFonts w:ascii="Sakkal Majalla" w:hAnsi="Sakkal Majalla" w:cs="Sakkal Majalla" w:hint="cs"/>
+          <w:sz w:val="28"/>
+          <w:szCs w:val="28"/>
+          <w:rtl/>
+        </w:rPr>
+        <w:t xml:space="preserve"> وذلك بالأطنان -، وإنما فقد أغمض عينيه أيضًا عن كل أفكار الله. من الفظيع بأن نكون خارج نور الله؛ وهذا هو الحال مع العالم المسكين. </w:t>
+      </w:r>
+      <w:r>
+        <w:rPr>
+          <w:rFonts w:ascii="Sakkal Majalla" w:hAnsi="Sakkal Majalla" w:cs="Sakkal Majalla"/>
+          <w:sz w:val="28"/>
+          <w:szCs w:val="28"/>
+          <w:rtl/>
+        </w:rPr>
+        <w:t>عندما يتم إخفاء القيود الأخلاقية الخارجية في مخابئ الناس</w:t>
+      </w:r>
+      <w:r>
+        <w:rPr>
+          <w:rFonts w:ascii="Sakkal Majalla" w:hAnsi="Sakkal Majalla" w:cs="Sakkal Majalla" w:hint="cs"/>
+          <w:sz w:val="28"/>
+          <w:szCs w:val="28"/>
+          <w:rtl/>
+        </w:rPr>
+        <w:t xml:space="preserve">، عندما تؤخذ من شهواتهم كل </w:t>
+      </w:r>
+      <w:proofErr w:type="spellStart"/>
+      <w:r>
+        <w:rPr>
+          <w:rFonts w:ascii="Sakkal Majalla" w:hAnsi="Sakkal Majalla" w:cs="Sakkal Majalla" w:hint="cs"/>
+          <w:sz w:val="28"/>
+          <w:szCs w:val="28"/>
+          <w:rtl/>
+        </w:rPr>
+        <w:t>مكبوتاتهم</w:t>
+      </w:r>
+      <w:proofErr w:type="spellEnd"/>
+      <w:r>
+        <w:rPr>
+          <w:rFonts w:ascii="Sakkal Majalla" w:hAnsi="Sakkal Majalla" w:cs="Sakkal Majalla" w:hint="cs"/>
+          <w:sz w:val="28"/>
+          <w:szCs w:val="28"/>
+          <w:rtl/>
+        </w:rPr>
+        <w:t xml:space="preserve"> </w:t>
+      </w:r>
+      <w:r>
+        <w:rPr>
+          <w:rFonts w:ascii="Sakkal Majalla" w:hAnsi="Sakkal Majalla" w:cs="Sakkal Majalla"/>
+          <w:sz w:val="28"/>
+          <w:szCs w:val="28"/>
+          <w:rtl/>
+        </w:rPr>
+        <w:t>–</w:t>
+      </w:r>
+      <w:r>
+        <w:rPr>
+          <w:rFonts w:ascii="Sakkal Majalla" w:hAnsi="Sakkal Majalla" w:cs="Sakkal Majalla" w:hint="cs"/>
+          <w:sz w:val="28"/>
+          <w:szCs w:val="28"/>
+          <w:rtl/>
+        </w:rPr>
+        <w:t xml:space="preserve"> </w:t>
+      </w:r>
+      <w:r>
+        <w:rPr>
+          <w:rFonts w:ascii="Sakkal Majalla" w:hAnsi="Sakkal Majalla" w:cs="Sakkal Majalla" w:hint="cs"/>
+          <w:sz w:val="28"/>
+          <w:szCs w:val="28"/>
+          <w:rtl/>
+        </w:rPr>
+        <w:t xml:space="preserve">كم سنرى عندها من تدهور أخلاقي وبؤس! وحتى أيضًا في مواقف لا يوجد فيها مثل هذا البؤس مرئيًا للعيان </w:t>
+      </w:r>
+      <w:r>
+        <w:rPr>
+          <w:rFonts w:ascii="Sakkal Majalla" w:hAnsi="Sakkal Majalla" w:cs="Sakkal Majalla"/>
+          <w:sz w:val="28"/>
+          <w:szCs w:val="28"/>
+          <w:rtl/>
+        </w:rPr>
+        <w:t>–</w:t>
+      </w:r>
+      <w:r>
+        <w:rPr>
+          <w:rFonts w:ascii="Sakkal Majalla" w:hAnsi="Sakkal Majalla" w:cs="Sakkal Majalla" w:hint="cs"/>
+          <w:sz w:val="28"/>
+          <w:szCs w:val="28"/>
+          <w:rtl/>
+        </w:rPr>
+        <w:t xml:space="preserve"> فكم من المؤسف بأن نرى شخصًا يسير من دون الله عبر هذا العالم! من الممكن أن يكون صاحب سمعة عالية وله تقديره من ناسه </w:t>
+      </w:r>
+      <w:r>
+        <w:rPr>
+          <w:rFonts w:ascii="Sakkal Majalla" w:hAnsi="Sakkal Majalla" w:cs="Sakkal Majalla"/>
+          <w:sz w:val="28"/>
+          <w:szCs w:val="28"/>
+          <w:rtl/>
+        </w:rPr>
+        <w:t>–</w:t>
+      </w:r>
+      <w:r>
+        <w:rPr>
+          <w:rFonts w:ascii="Sakkal Majalla" w:hAnsi="Sakkal Majalla" w:cs="Sakkal Majalla" w:hint="cs"/>
+          <w:sz w:val="28"/>
+          <w:szCs w:val="28"/>
+          <w:rtl/>
+        </w:rPr>
+        <w:t xml:space="preserve"> كيف له أن يجتاز الموت والدينونة من دون الله؟ كم هو رهيب بأن نفكر بجهل الناس بسبب عمى قلوبهم. عندما يحكم الله على أساس أعمال الناس </w:t>
+      </w:r>
+      <w:r>
+        <w:rPr>
+          <w:rFonts w:ascii="Sakkal Majalla" w:hAnsi="Sakkal Majalla" w:cs="Sakkal Majalla"/>
+          <w:sz w:val="28"/>
+          <w:szCs w:val="28"/>
+          <w:rtl/>
+        </w:rPr>
+        <w:t>–</w:t>
+      </w:r>
+      <w:r>
+        <w:rPr>
+          <w:rFonts w:ascii="Sakkal Majalla" w:hAnsi="Sakkal Majalla" w:cs="Sakkal Majalla" w:hint="cs"/>
+          <w:sz w:val="28"/>
+          <w:szCs w:val="28"/>
+          <w:rtl/>
+        </w:rPr>
+        <w:t xml:space="preserve"> ما الذي سيحدث معهم عندها؟ الله يقول: "</w:t>
+      </w:r>
+      <w:r>
+        <w:rPr>
+          <w:rFonts w:ascii="Sakkal Majalla" w:hAnsi="Sakkal Majalla" w:cs="Sakkal Majalla"/>
+          <w:sz w:val="28"/>
+          <w:szCs w:val="28"/>
+          <w:rtl/>
+        </w:rPr>
+        <w:t>أَنَّهُ لَيْسَ بَارٌّ وَلاَ وَاحِدٌ.</w:t>
+      </w:r>
+      <w:r>
+        <w:rPr>
+          <w:rFonts w:ascii="Sakkal Majalla" w:hAnsi="Sakkal Majalla" w:cs="Sakkal Majalla" w:hint="cs"/>
+          <w:sz w:val="28"/>
+          <w:szCs w:val="28"/>
+          <w:rtl/>
+        </w:rPr>
+        <w:t>" (رومية 3: 10). إن كل العالم أصبح مذنبًا أمام الله. البشرية تطرق طريقها وتظن بأن كل شيء سيكون في النهاية على ما يرام. أناس الع</w:t>
+      </w:r>
+      <w:r>
+        <w:rPr>
+          <w:rFonts w:ascii="Sakkal Majalla" w:hAnsi="Sakkal Majalla" w:cs="Sakkal Majalla" w:hint="cs"/>
+          <w:sz w:val="28"/>
+          <w:szCs w:val="28"/>
+          <w:rtl/>
+        </w:rPr>
+        <w:t xml:space="preserve">الم يتصرفون مثل </w:t>
+      </w:r>
+      <w:proofErr w:type="spellStart"/>
+      <w:r>
+        <w:rPr>
+          <w:rFonts w:ascii="Sakkal Majalla" w:hAnsi="Sakkal Majalla" w:cs="Sakkal Majalla" w:hint="cs"/>
+          <w:sz w:val="28"/>
+          <w:szCs w:val="28"/>
+          <w:rtl/>
+        </w:rPr>
+        <w:t>بالاق</w:t>
+      </w:r>
+      <w:proofErr w:type="spellEnd"/>
+      <w:r>
+        <w:rPr>
+          <w:rFonts w:ascii="Sakkal Majalla" w:hAnsi="Sakkal Majalla" w:cs="Sakkal Majalla" w:hint="cs"/>
+          <w:sz w:val="28"/>
+          <w:szCs w:val="28"/>
+          <w:rtl/>
+        </w:rPr>
+        <w:t xml:space="preserve"> تمامًا. هم</w:t>
+      </w:r>
+      <w:r>
+        <w:rPr>
+          <w:rFonts w:ascii="Sakkal Majalla" w:hAnsi="Sakkal Majalla" w:cs="Sakkal Majalla" w:hint="cs"/>
+          <w:sz w:val="28"/>
+          <w:szCs w:val="28"/>
+          <w:rtl/>
+        </w:rPr>
+        <w:t xml:space="preserve"> يبحثون عن البركة حيثما لعن الله، واللعنة حيث بارك الله. </w:t>
+      </w:r>
+      <w:r>
+        <w:rPr>
+          <w:rFonts w:ascii="Sakkal Majalla" w:hAnsi="Sakkal Majalla" w:cs="Sakkal Majalla" w:hint="cs"/>
+          <w:sz w:val="28"/>
+          <w:szCs w:val="28"/>
+          <w:rtl/>
+        </w:rPr>
+        <w:t xml:space="preserve">الأتان </w:t>
+      </w:r>
+      <w:r>
+        <w:rPr>
+          <w:rFonts w:ascii="Sakkal Majalla" w:hAnsi="Sakkal Majalla" w:cs="Sakkal Majalla" w:hint="cs"/>
+          <w:sz w:val="28"/>
+          <w:szCs w:val="28"/>
+          <w:rtl/>
+        </w:rPr>
+        <w:t>تفهم</w:t>
+      </w:r>
+      <w:r>
+        <w:rPr>
+          <w:rFonts w:ascii="Sakkal Majalla" w:hAnsi="Sakkal Majalla" w:cs="Sakkal Majalla" w:hint="cs"/>
+          <w:sz w:val="28"/>
+          <w:szCs w:val="28"/>
+          <w:rtl/>
+        </w:rPr>
+        <w:t xml:space="preserve"> أكثر في طرق الله من إنسانٍ يحيا من دونه.</w:t>
+      </w:r>
+    </w:p>
+    <w:p>
+      <w:pPr>
+        <w:jc w:val="both"/>
+        <w:rPr>
+          <w:rFonts w:ascii="Sakkal Majalla" w:hAnsi="Sakkal Majalla" w:cs="Sakkal Majalla"/>
+          <w:sz w:val="28"/>
+          <w:szCs w:val="28"/>
+          <w:rtl/>
+        </w:rPr>
+      </w:pPr>
+      <w:r>
+        <w:rPr>
+          <w:rFonts w:ascii="Sakkal Majalla" w:hAnsi="Sakkal Majalla" w:cs="Sakkal Majalla"/>
+          <w:sz w:val="28"/>
+          <w:szCs w:val="28"/>
+          <w:rtl/>
+        </w:rPr>
+        <w:t xml:space="preserve">ولكن </w:t>
+      </w:r>
+      <w:r>
+        <w:rPr>
+          <w:rFonts w:ascii="Sakkal Majalla" w:hAnsi="Sakkal Majalla" w:cs="Sakkal Majalla" w:hint="cs"/>
+          <w:sz w:val="28"/>
+          <w:szCs w:val="28"/>
+          <w:rtl/>
+        </w:rPr>
+        <w:t xml:space="preserve">دعونا نتأمل </w:t>
+      </w:r>
+      <w:proofErr w:type="spellStart"/>
+      <w:r>
+        <w:rPr>
+          <w:rFonts w:ascii="Sakkal Majalla" w:hAnsi="Sakkal Majalla" w:cs="Sakkal Majalla" w:hint="cs"/>
+          <w:sz w:val="28"/>
+          <w:szCs w:val="28"/>
+          <w:rtl/>
+        </w:rPr>
+        <w:t>بلعام</w:t>
+      </w:r>
+      <w:proofErr w:type="spellEnd"/>
+      <w:r>
+        <w:rPr>
+          <w:rFonts w:ascii="Sakkal Majalla" w:hAnsi="Sakkal Majalla" w:cs="Sakkal Majalla" w:hint="cs"/>
+          <w:sz w:val="28"/>
+          <w:szCs w:val="28"/>
+          <w:rtl/>
+        </w:rPr>
+        <w:t xml:space="preserve"> الآن! أمام قلبه كان هنالك أمران. من جانب هو خاف من الله، ومن الجانب الآ</w:t>
+      </w:r>
+      <w:r>
+        <w:rPr>
+          <w:rFonts w:ascii="Sakkal Majalla" w:hAnsi="Sakkal Majalla" w:cs="Sakkal Majalla" w:hint="cs"/>
+          <w:sz w:val="28"/>
+          <w:szCs w:val="28"/>
+          <w:rtl/>
+        </w:rPr>
+        <w:t>خ</w:t>
+      </w:r>
+      <w:r>
+        <w:rPr>
+          <w:rFonts w:ascii="Sakkal Majalla" w:hAnsi="Sakkal Majalla" w:cs="Sakkal Majalla" w:hint="cs"/>
+          <w:sz w:val="28"/>
+          <w:szCs w:val="28"/>
+          <w:rtl/>
+        </w:rPr>
+        <w:t xml:space="preserve">ر كان طمّاعًا. هكذا أيضًا العالم يخاف مما يراه حاصلٌ بين شعب الله. إنه لا يمكنه أن يفهم الدوافع الأساسية وليس له القوة في السيطرة عليها. الأهل ليس لهم أية سلطة لمنع توبة ولدهم تحصل في ظرف لحظة. العالم لا يمكنه السيطرة على أعمال الله، كما ينشغل الله </w:t>
+      </w:r>
+      <w:proofErr w:type="spellStart"/>
+      <w:r>
+        <w:rPr>
+          <w:rFonts w:ascii="Sakkal Majalla" w:hAnsi="Sakkal Majalla" w:cs="Sakkal Majalla" w:hint="cs"/>
+          <w:sz w:val="28"/>
+          <w:szCs w:val="28"/>
+          <w:rtl/>
+        </w:rPr>
+        <w:t>ببلعام</w:t>
+      </w:r>
+      <w:proofErr w:type="spellEnd"/>
+      <w:r>
+        <w:rPr>
+          <w:rFonts w:ascii="Sakkal Majalla" w:hAnsi="Sakkal Majalla" w:cs="Sakkal Majalla" w:hint="cs"/>
+          <w:sz w:val="28"/>
+          <w:szCs w:val="28"/>
+          <w:rtl/>
+        </w:rPr>
+        <w:t>! وهل ينتهز هذا فعلاً الوقت ليذهب إلى الله؟</w:t>
+      </w:r>
+    </w:p>
+    <w:p>
+      <w:pPr>
+        <w:jc w:val="both"/>
+        <w:rPr>
+          <w:rFonts w:ascii="Sakkal Majalla" w:hAnsi="Sakkal Majalla" w:cs="Sakkal Majalla"/>
+          <w:sz w:val="28"/>
+          <w:szCs w:val="28"/>
+          <w:rtl/>
+        </w:rPr>
+      </w:pPr>
+      <w:r>
+        <w:rPr>
+          <w:rFonts w:ascii="Sakkal Majalla" w:hAnsi="Sakkal Majalla" w:cs="Sakkal Majalla"/>
+          <w:sz w:val="28"/>
+          <w:szCs w:val="28"/>
+          <w:rtl/>
+        </w:rPr>
+        <w:t xml:space="preserve">الله </w:t>
+      </w:r>
+      <w:r>
+        <w:rPr>
+          <w:rFonts w:ascii="Sakkal Majalla" w:hAnsi="Sakkal Majalla" w:cs="Sakkal Majalla" w:hint="cs"/>
+          <w:sz w:val="28"/>
+          <w:szCs w:val="28"/>
+          <w:rtl/>
+        </w:rPr>
+        <w:t xml:space="preserve">في قلبه يقف دائمًا لصالح شعبه. إسرائيل لم يعلم </w:t>
+      </w:r>
+      <w:r>
+        <w:rPr>
+          <w:rFonts w:ascii="Sakkal Majalla" w:hAnsi="Sakkal Majalla" w:cs="Sakkal Majalla" w:hint="cs"/>
+          <w:sz w:val="28"/>
+          <w:szCs w:val="28"/>
+          <w:rtl/>
+        </w:rPr>
+        <w:t>شيئًا</w:t>
+      </w:r>
+      <w:r>
+        <w:rPr>
+          <w:rFonts w:ascii="Sakkal Majalla" w:hAnsi="Sakkal Majalla" w:cs="Sakkal Majalla" w:hint="cs"/>
+          <w:sz w:val="28"/>
+          <w:szCs w:val="28"/>
+          <w:rtl/>
+        </w:rPr>
+        <w:t xml:space="preserve"> </w:t>
+      </w:r>
+      <w:r>
+        <w:rPr>
+          <w:rFonts w:ascii="Sakkal Majalla" w:hAnsi="Sakkal Majalla" w:cs="Sakkal Majalla" w:hint="cs"/>
+          <w:sz w:val="28"/>
+          <w:szCs w:val="28"/>
+          <w:rtl/>
+        </w:rPr>
+        <w:t xml:space="preserve">بالذي يحصل. </w:t>
+      </w:r>
+      <w:r>
+        <w:rPr>
+          <w:rFonts w:ascii="Sakkal Majalla" w:hAnsi="Sakkal Majalla" w:cs="Sakkal Majalla" w:hint="cs"/>
+          <w:sz w:val="28"/>
+          <w:szCs w:val="28"/>
+          <w:rtl/>
+        </w:rPr>
+        <w:t>أما</w:t>
+      </w:r>
+      <w:r>
+        <w:rPr>
+          <w:rFonts w:ascii="Sakkal Majalla" w:hAnsi="Sakkal Majalla" w:cs="Sakkal Majalla" w:hint="cs"/>
+          <w:sz w:val="28"/>
+          <w:szCs w:val="28"/>
+          <w:rtl/>
+        </w:rPr>
+        <w:t xml:space="preserve"> الله فكان يعلم. هو تولى أمر شعبه في يده بسبب محبة قلبه له. بالرغم من أن كان لا بد له أن ينذره ويؤدبه، لم يسمح بأن يقع في سلطة إبليس.</w:t>
+      </w:r>
+    </w:p>
+    <w:p>
+      <w:pPr>
+        <w:jc w:val="both"/>
+        <w:rPr>
+          <w:rFonts w:ascii="Sakkal Majalla" w:hAnsi="Sakkal Majalla" w:cs="Sakkal Majalla"/>
+          <w:sz w:val="28"/>
+          <w:szCs w:val="28"/>
+          <w:rtl/>
+        </w:rPr>
+      </w:pPr>
+      <w:r>
+        <w:rPr>
+          <w:rFonts w:ascii="Sakkal Majalla" w:hAnsi="Sakkal Majalla" w:cs="Sakkal Majalla"/>
+          <w:sz w:val="28"/>
+          <w:szCs w:val="28"/>
+          <w:rtl/>
+        </w:rPr>
+        <w:t xml:space="preserve">وبرهانٌ </w:t>
+      </w:r>
+      <w:r>
+        <w:rPr>
+          <w:rFonts w:ascii="Sakkal Majalla" w:hAnsi="Sakkal Majalla" w:cs="Sakkal Majalla" w:hint="cs"/>
+          <w:sz w:val="28"/>
+          <w:szCs w:val="28"/>
+          <w:rtl/>
+        </w:rPr>
+        <w:t xml:space="preserve">على أن </w:t>
+      </w:r>
+      <w:proofErr w:type="spellStart"/>
+      <w:r>
+        <w:rPr>
+          <w:rFonts w:ascii="Sakkal Majalla" w:hAnsi="Sakkal Majalla" w:cs="Sakkal Majalla" w:hint="cs"/>
+          <w:sz w:val="28"/>
+          <w:szCs w:val="28"/>
+          <w:rtl/>
+        </w:rPr>
+        <w:t>بالاق</w:t>
+      </w:r>
+      <w:proofErr w:type="spellEnd"/>
+      <w:r>
+        <w:rPr>
+          <w:rFonts w:ascii="Sakkal Majalla" w:hAnsi="Sakkal Majalla" w:cs="Sakkal Majalla" w:hint="cs"/>
+          <w:sz w:val="28"/>
+          <w:szCs w:val="28"/>
+          <w:rtl/>
+        </w:rPr>
+        <w:t xml:space="preserve"> كان رجلاً شريرًا، نراه في محاولته ردّ كلمة الله </w:t>
+      </w:r>
+      <w:proofErr w:type="spellStart"/>
+      <w:r>
+        <w:rPr>
+          <w:rFonts w:ascii="Sakkal Majalla" w:hAnsi="Sakkal Majalla" w:cs="Sakkal Majalla" w:hint="cs"/>
+          <w:sz w:val="28"/>
+          <w:szCs w:val="28"/>
+          <w:rtl/>
+        </w:rPr>
+        <w:t>لبلعام</w:t>
+      </w:r>
+      <w:proofErr w:type="spellEnd"/>
+      <w:r>
+        <w:rPr>
+          <w:rFonts w:ascii="Sakkal Majalla" w:hAnsi="Sakkal Majalla" w:cs="Sakkal Majalla" w:hint="cs"/>
+          <w:sz w:val="28"/>
+          <w:szCs w:val="28"/>
+          <w:rtl/>
+        </w:rPr>
+        <w:t>. في زكريا 3 لدينا أمرًا مشابهًا. الشيطان هناك يحاول أن يُ</w:t>
+      </w:r>
+      <w:r>
+        <w:rPr>
+          <w:rFonts w:ascii="Sakkal Majalla" w:hAnsi="Sakkal Majalla" w:cs="Sakkal Majalla" w:hint="cs"/>
+          <w:sz w:val="28"/>
+          <w:szCs w:val="28"/>
+          <w:rtl/>
+        </w:rPr>
+        <w:t>ن</w:t>
+      </w:r>
+      <w:r>
+        <w:rPr>
+          <w:rFonts w:ascii="Sakkal Majalla" w:hAnsi="Sakkal Majalla" w:cs="Sakkal Majalla" w:hint="cs"/>
+          <w:sz w:val="28"/>
+          <w:szCs w:val="28"/>
+          <w:rtl/>
+        </w:rPr>
+        <w:t>زل حُكم لعنة من الله على رئيس الكهنة. ماذا كان بوسع يشوع أن يفعل لخيره؟ أما الله فقال: "</w:t>
+      </w:r>
+      <w:r>
+        <w:rPr>
+          <w:rFonts w:ascii="Sakkal Majalla" w:hAnsi="Sakkal Majalla" w:cs="Sakkal Majalla"/>
+          <w:sz w:val="28"/>
+          <w:szCs w:val="28"/>
+          <w:rtl/>
+        </w:rPr>
+        <w:t>قَدْ أَذْهَبْتُ عَنْكَ إِثْمَكَ</w:t>
+      </w:r>
+      <w:r>
+        <w:rPr>
+          <w:rFonts w:ascii="Sakkal Majalla" w:hAnsi="Sakkal Majalla" w:cs="Sakkal Majalla" w:hint="cs"/>
+          <w:sz w:val="28"/>
+          <w:szCs w:val="28"/>
+          <w:rtl/>
+        </w:rPr>
+        <w:t xml:space="preserve">" (زكريا 3: 4). هو لا يقول بأنه لا يرى ثيابه المتسخة. لكنه يتشفع في محبته ونعمته لإسرائيل. </w:t>
+      </w:r>
+      <w:r>
+        <w:rPr>
+          <w:rFonts w:ascii="Sakkal Majalla" w:hAnsi="Sakkal Majalla" w:cs="Sakkal Majalla" w:hint="cs"/>
+          <w:sz w:val="28"/>
+          <w:szCs w:val="28"/>
+          <w:rtl/>
+        </w:rPr>
+        <w:t>"</w:t>
+      </w:r>
+      <w:r>
+        <w:rPr>
+          <w:rFonts w:ascii="Sakkal Majalla" w:hAnsi="Sakkal Majalla" w:cs="Sakkal Majalla"/>
+          <w:sz w:val="28"/>
+          <w:szCs w:val="28"/>
+          <w:rtl/>
+        </w:rPr>
+        <w:t>وَأُلْبِسُكَ ثِيَابًا مُزَخْرَفَةً</w:t>
+      </w:r>
+      <w:r>
+        <w:rPr>
+          <w:rFonts w:ascii="Sakkal Majalla" w:hAnsi="Sakkal Majalla" w:cs="Sakkal Majalla" w:hint="cs"/>
+          <w:sz w:val="28"/>
+          <w:szCs w:val="28"/>
+          <w:rtl/>
+        </w:rPr>
+        <w:t xml:space="preserve">" الله أمر </w:t>
+      </w:r>
+      <w:proofErr w:type="spellStart"/>
+      <w:r>
+        <w:rPr>
+          <w:rFonts w:ascii="Sakkal Majalla" w:hAnsi="Sakkal Majalla" w:cs="Sakkal Majalla" w:hint="cs"/>
+          <w:sz w:val="28"/>
+          <w:szCs w:val="28"/>
+          <w:rtl/>
+        </w:rPr>
+        <w:t>بلعام</w:t>
+      </w:r>
+      <w:proofErr w:type="spellEnd"/>
+      <w:r>
+        <w:rPr>
+          <w:rFonts w:ascii="Sakkal Majalla" w:hAnsi="Sakkal Majalla" w:cs="Sakkal Majalla" w:hint="cs"/>
+          <w:sz w:val="28"/>
+          <w:szCs w:val="28"/>
+          <w:rtl/>
+        </w:rPr>
+        <w:t>: "</w:t>
+      </w:r>
+      <w:r>
+        <w:rPr>
+          <w:rFonts w:ascii="Sakkal Majalla" w:hAnsi="Sakkal Majalla" w:cs="Sakkal Majalla"/>
+          <w:sz w:val="28"/>
+          <w:szCs w:val="28"/>
+          <w:rtl/>
+        </w:rPr>
+        <w:t>«لاَ تَذْهَبْ مَ</w:t>
+      </w:r>
+      <w:r>
+        <w:rPr>
+          <w:rFonts w:ascii="Sakkal Majalla" w:hAnsi="Sakkal Majalla" w:cs="Sakkal Majalla"/>
+          <w:sz w:val="28"/>
+          <w:szCs w:val="28"/>
+          <w:rtl/>
+        </w:rPr>
+        <w:t>عَهُمْ وَلاَ تَلْعَنِ الشَّعْبَ</w:t>
+      </w:r>
+      <w:r>
+        <w:rPr>
+          <w:rFonts w:ascii="Sakkal Majalla" w:hAnsi="Sakkal Majalla" w:cs="Sakkal Majalla" w:hint="cs"/>
+          <w:sz w:val="28"/>
+          <w:szCs w:val="28"/>
+          <w:rtl/>
+        </w:rPr>
+        <w:t>!" (سفر العدد 22: 12). إنه كان عليه أن يصمت إزاء هذا الأمر. عندها لكانت حصيلة أفكاره: "</w:t>
+      </w:r>
+      <w:r>
+        <w:rPr>
+          <w:rFonts w:ascii="Sakkal Majalla" w:hAnsi="Sakkal Majalla" w:cs="Sakkal Majalla" w:hint="cs"/>
+          <w:sz w:val="28"/>
+          <w:szCs w:val="28"/>
+          <w:rtl/>
+        </w:rPr>
+        <w:t>عندما يقول الله</w:t>
+      </w:r>
+      <w:r>
+        <w:rPr>
+          <w:rFonts w:ascii="Sakkal Majalla" w:hAnsi="Sakkal Majalla" w:cs="Sakkal Majalla" w:hint="cs"/>
+          <w:sz w:val="28"/>
+          <w:szCs w:val="28"/>
+          <w:rtl/>
+        </w:rPr>
+        <w:t xml:space="preserve"> لا،</w:t>
+      </w:r>
+      <w:r>
+        <w:rPr>
+          <w:rFonts w:ascii="Sakkal Majalla" w:hAnsi="Sakkal Majalla" w:cs="Sakkal Majalla" w:hint="cs"/>
+          <w:sz w:val="28"/>
+          <w:szCs w:val="28"/>
+          <w:rtl/>
+        </w:rPr>
+        <w:t xml:space="preserve"> </w:t>
+      </w:r>
+      <w:r>
+        <w:rPr>
+          <w:rFonts w:ascii="Sakkal Majalla" w:hAnsi="Sakkal Majalla" w:cs="Sakkal Majalla" w:hint="cs"/>
+          <w:sz w:val="28"/>
+          <w:szCs w:val="28"/>
+          <w:rtl/>
+        </w:rPr>
+        <w:t>فالأمر منتهي." إلا أنه كان أنانيًا بقدر ما شاء.</w:t>
+      </w:r>
+    </w:p>
+    <w:p>
+      <w:pPr>
+        <w:jc w:val="both"/>
+        <w:rPr>
+          <w:rFonts w:ascii="Sakkal Majalla" w:hAnsi="Sakkal Majalla" w:cs="Sakkal Majalla"/>
+          <w:sz w:val="28"/>
+          <w:szCs w:val="28"/>
+          <w:rtl/>
+        </w:rPr>
+      </w:pPr>
+      <w:r>
+        <w:rPr>
+          <w:rFonts w:ascii="Sakkal Majalla" w:hAnsi="Sakkal Majalla" w:cs="Sakkal Majalla"/>
+          <w:sz w:val="28"/>
+          <w:szCs w:val="28"/>
+          <w:rtl/>
+        </w:rPr>
+        <w:t xml:space="preserve">يا </w:t>
+      </w:r>
+      <w:r>
+        <w:rPr>
+          <w:rFonts w:ascii="Sakkal Majalla" w:hAnsi="Sakkal Majalla" w:cs="Sakkal Majalla" w:hint="cs"/>
+          <w:sz w:val="28"/>
+          <w:szCs w:val="28"/>
+          <w:rtl/>
+        </w:rPr>
+        <w:t>لها من ضربة رهيبة هو شعب الله بالنسبة للعالم! المؤمنون متى ما سل</w:t>
+      </w:r>
+      <w:r>
+        <w:rPr>
+          <w:rFonts w:ascii="Sakkal Majalla" w:hAnsi="Sakkal Majalla" w:cs="Sakkal Majalla" w:hint="cs"/>
+          <w:sz w:val="28"/>
+          <w:szCs w:val="28"/>
+          <w:rtl/>
+        </w:rPr>
+        <w:t xml:space="preserve">كوا في أمانة هم بمثابة طاعون له. </w:t>
+      </w:r>
+      <w:r>
+        <w:rPr>
+          <w:rFonts w:ascii="Sakkal Majalla" w:hAnsi="Sakkal Majalla" w:cs="Sakkal Majalla" w:hint="cs"/>
+          <w:sz w:val="28"/>
+          <w:szCs w:val="28"/>
+          <w:rtl/>
+        </w:rPr>
+        <w:t xml:space="preserve">كلما </w:t>
+      </w:r>
+      <w:r>
+        <w:rPr>
+          <w:rFonts w:ascii="Sakkal Majalla" w:hAnsi="Sakkal Majalla" w:cs="Sakkal Majalla" w:hint="cs"/>
+          <w:sz w:val="28"/>
+          <w:szCs w:val="28"/>
+          <w:rtl/>
+        </w:rPr>
+        <w:t>ازداد تطويقهم كلما ازداد عددهم. ولا يمكن تركهم ولا الشروع بأي شيء معهم. في أولاد الله نجد مبادئ، دوافع وتعاملات لا يمكن للعالم أن ينزعها منهم.</w:t>
+      </w:r>
+    </w:p>
+    <w:p>
+      <w:pPr>
+        <w:jc w:val="both"/>
+        <w:rPr>
+          <w:rFonts w:ascii="Sakkal Majalla" w:hAnsi="Sakkal Majalla" w:cs="Sakkal Majalla"/>
+          <w:sz w:val="28"/>
+          <w:szCs w:val="28"/>
+          <w:rtl/>
+        </w:rPr>
+      </w:pPr>
+      <w:r>
+        <w:rPr>
+          <w:rFonts w:ascii="Sakkal Majalla" w:hAnsi="Sakkal Majalla" w:cs="Sakkal Majalla" w:hint="cs"/>
+          <w:sz w:val="28"/>
+          <w:szCs w:val="28"/>
+          <w:rtl/>
+        </w:rPr>
+        <w:t xml:space="preserve">قال </w:t>
+      </w:r>
+      <w:proofErr w:type="spellStart"/>
+      <w:r>
+        <w:rPr>
+          <w:rFonts w:ascii="Sakkal Majalla" w:hAnsi="Sakkal Majalla" w:cs="Sakkal Majalla" w:hint="cs"/>
+          <w:sz w:val="28"/>
+          <w:szCs w:val="28"/>
+          <w:rtl/>
+        </w:rPr>
+        <w:t>بلعام</w:t>
+      </w:r>
+      <w:proofErr w:type="spellEnd"/>
+      <w:r>
+        <w:rPr>
+          <w:rFonts w:ascii="Sakkal Majalla" w:hAnsi="Sakkal Majalla" w:cs="Sakkal Majalla" w:hint="cs"/>
+          <w:sz w:val="28"/>
+          <w:szCs w:val="28"/>
+          <w:rtl/>
+        </w:rPr>
+        <w:t>: "</w:t>
+      </w:r>
+      <w:r>
+        <w:rPr>
+          <w:rFonts w:ascii="Sakkal Majalla" w:hAnsi="Sakkal Majalla" w:cs="Sakkal Majalla"/>
+          <w:sz w:val="28"/>
+          <w:szCs w:val="28"/>
+          <w:rtl/>
+        </w:rPr>
+        <w:t xml:space="preserve">«وَلَوْ أَعْطَانِي </w:t>
+      </w:r>
+      <w:proofErr w:type="spellStart"/>
+      <w:r>
+        <w:rPr>
+          <w:rFonts w:ascii="Sakkal Majalla" w:hAnsi="Sakkal Majalla" w:cs="Sakkal Majalla"/>
+          <w:sz w:val="28"/>
+          <w:szCs w:val="28"/>
+          <w:rtl/>
+        </w:rPr>
+        <w:t>بَالاَقُ</w:t>
+      </w:r>
+      <w:proofErr w:type="spellEnd"/>
+      <w:r>
+        <w:rPr>
+          <w:rFonts w:ascii="Sakkal Majalla" w:hAnsi="Sakkal Majalla" w:cs="Sakkal Majalla"/>
+          <w:sz w:val="28"/>
+          <w:szCs w:val="28"/>
+          <w:rtl/>
+        </w:rPr>
+        <w:t xml:space="preserve"> مِلْءَ بَيْتِهِ فِضَّةً وَذَهَبًا لاَ أَقْدِرُ أَنْ أَتَجَاوَزَ قَوْلَ </w:t>
+      </w:r>
+      <w:proofErr w:type="gramStart"/>
+      <w:r>
+        <w:rPr>
+          <w:rFonts w:ascii="Sakkal Majalla" w:hAnsi="Sakkal Majalla" w:cs="Sakkal Majalla"/>
+          <w:sz w:val="28"/>
+          <w:szCs w:val="28"/>
+          <w:rtl/>
+        </w:rPr>
+        <w:t xml:space="preserve">الرَّبِّ </w:t>
+      </w:r>
+      <w:r>
+        <w:rPr>
+          <w:rFonts w:ascii="Sakkal Majalla" w:hAnsi="Sakkal Majalla" w:cs="Sakkal Majalla" w:hint="cs"/>
+          <w:sz w:val="28"/>
+          <w:szCs w:val="28"/>
+          <w:rtl/>
+        </w:rPr>
+        <w:t>.</w:t>
+      </w:r>
+      <w:proofErr w:type="gramEnd"/>
+      <w:r>
+        <w:rPr>
+          <w:rFonts w:ascii="Sakkal Majalla" w:hAnsi="Sakkal Majalla" w:cs="Sakkal Majalla" w:hint="cs"/>
+          <w:sz w:val="28"/>
+          <w:szCs w:val="28"/>
+          <w:rtl/>
+        </w:rPr>
+        <w:t xml:space="preserve">" (سفر العدد 22: 18). كم أصبح الآن تقيًا! لو جاز له أن يمضي، لكان قد ارتحل مع عبيد </w:t>
+      </w:r>
+      <w:proofErr w:type="spellStart"/>
+      <w:r>
+        <w:rPr>
+          <w:rFonts w:ascii="Sakkal Majalla" w:hAnsi="Sakkal Majalla" w:cs="Sakkal Majalla" w:hint="cs"/>
+          <w:sz w:val="28"/>
+          <w:szCs w:val="28"/>
+          <w:rtl/>
+        </w:rPr>
+        <w:t>بالاق</w:t>
+      </w:r>
+      <w:proofErr w:type="spellEnd"/>
+      <w:r>
+        <w:rPr>
+          <w:rFonts w:ascii="Sakkal Majalla" w:hAnsi="Sakkal Majalla" w:cs="Sakkal Majalla" w:hint="cs"/>
+          <w:sz w:val="28"/>
+          <w:szCs w:val="28"/>
+          <w:rtl/>
+        </w:rPr>
+        <w:t xml:space="preserve">. على الرغم من عدم استطاعته بأن يعمل </w:t>
+      </w:r>
+      <w:proofErr w:type="spellStart"/>
+      <w:r>
+        <w:rPr>
+          <w:rFonts w:ascii="Sakkal Majalla" w:hAnsi="Sakkal Majalla" w:cs="Sakkal Majalla" w:hint="cs"/>
+          <w:sz w:val="28"/>
+          <w:szCs w:val="28"/>
+          <w:rtl/>
+        </w:rPr>
+        <w:t>لبالاق</w:t>
+      </w:r>
+      <w:proofErr w:type="spellEnd"/>
+      <w:r>
+        <w:rPr>
+          <w:rFonts w:ascii="Sakkal Majalla" w:hAnsi="Sakkal Majalla" w:cs="Sakkal Majalla" w:hint="cs"/>
+          <w:sz w:val="28"/>
+          <w:szCs w:val="28"/>
+          <w:rtl/>
+        </w:rPr>
+        <w:t xml:space="preserve"> ما كان يتمناه، إلا أنه حافظ على مظهره كنبي الرب يهوه. كما لو كان سرّ الرب من نصيبه، قال: "</w:t>
+      </w:r>
+      <w:r>
+        <w:rPr>
+          <w:rFonts w:ascii="Sakkal Majalla" w:hAnsi="Sakkal Majalla" w:cs="Sakkal Majalla"/>
+          <w:sz w:val="28"/>
+          <w:szCs w:val="28"/>
+          <w:rtl/>
+        </w:rPr>
+        <w:t>لأَعْلَمَ مَاذَا يَعُودُ الرَّبُّ يُكَلِّمُنِي بِهِ».</w:t>
+      </w:r>
+      <w:r>
+        <w:rPr>
+          <w:rFonts w:ascii="Sakkal Majalla" w:hAnsi="Sakkal Majalla" w:cs="Sakkal Majalla" w:hint="cs"/>
+          <w:sz w:val="28"/>
+          <w:szCs w:val="28"/>
+          <w:rtl/>
+        </w:rPr>
+        <w:t xml:space="preserve">" (سفر العدد 22: 19). في الواقع فكّر </w:t>
+      </w:r>
+      <w:proofErr w:type="spellStart"/>
+      <w:r>
+        <w:rPr>
+          <w:rFonts w:ascii="Sakkal Majalla" w:hAnsi="Sakkal Majalla" w:cs="Sakkal Majalla" w:hint="cs"/>
+          <w:sz w:val="28"/>
+          <w:szCs w:val="28"/>
+          <w:rtl/>
+        </w:rPr>
+        <w:t>بلعام</w:t>
+      </w:r>
+      <w:proofErr w:type="spellEnd"/>
+      <w:r>
+        <w:rPr>
+          <w:rFonts w:ascii="Sakkal Majalla" w:hAnsi="Sakkal Majalla" w:cs="Sakkal Majalla" w:hint="cs"/>
+          <w:sz w:val="28"/>
+          <w:szCs w:val="28"/>
+          <w:rtl/>
+        </w:rPr>
+        <w:t xml:space="preserve"> بالمال المعروض له؛ لكنه تكلم كما لو كان في ارتباط بالله، إلا أنه منكرٌ تلك الرابطة بشعبه. الرابطة الأولى ليست كافية. لقد أُدخل الصليب </w:t>
+      </w:r>
+      <w:proofErr w:type="spellStart"/>
+      <w:r>
+        <w:rPr>
+          <w:rFonts w:ascii="Sakkal Majalla" w:hAnsi="Sakkal Majalla" w:cs="Sakkal Majalla" w:hint="cs"/>
+          <w:sz w:val="28"/>
+          <w:szCs w:val="28"/>
+          <w:rtl/>
+        </w:rPr>
+        <w:t>لالارتباط</w:t>
+      </w:r>
+      <w:proofErr w:type="spellEnd"/>
+      <w:r>
+        <w:rPr>
+          <w:rFonts w:ascii="Sakkal Majalla" w:hAnsi="Sakkal Majalla" w:cs="Sakkal Majalla" w:hint="cs"/>
+          <w:sz w:val="28"/>
+          <w:szCs w:val="28"/>
+          <w:rtl/>
+        </w:rPr>
+        <w:t xml:space="preserve"> بشعب الله؛ وهذا وحده المحك لكل إنسان.</w:t>
+      </w:r>
+    </w:p>
+    <w:p>
+      <w:pPr>
+        <w:jc w:val="both"/>
+        <w:rPr>
+          <w:rFonts w:ascii="Sakkal Majalla" w:hAnsi="Sakkal Majalla" w:cs="Sakkal Majalla"/>
+          <w:sz w:val="28"/>
+          <w:szCs w:val="28"/>
+          <w:rtl/>
+        </w:rPr>
+      </w:pPr>
+      <w:r>
+        <w:rPr>
+          <w:rFonts w:ascii="Sakkal Majalla" w:hAnsi="Sakkal Majalla" w:cs="Sakkal Majalla"/>
+          <w:sz w:val="28"/>
+          <w:szCs w:val="28"/>
+          <w:rtl/>
+        </w:rPr>
+        <w:t xml:space="preserve">الآن </w:t>
+      </w:r>
+      <w:r>
+        <w:rPr>
+          <w:rFonts w:ascii="Sakkal Majalla" w:hAnsi="Sakkal Majalla" w:cs="Sakkal Majalla" w:hint="cs"/>
+          <w:sz w:val="28"/>
+          <w:szCs w:val="28"/>
+          <w:rtl/>
+        </w:rPr>
+        <w:t xml:space="preserve">سمح الله </w:t>
+      </w:r>
+      <w:proofErr w:type="spellStart"/>
+      <w:r>
+        <w:rPr>
+          <w:rFonts w:ascii="Sakkal Majalla" w:hAnsi="Sakkal Majalla" w:cs="Sakkal Majalla" w:hint="cs"/>
+          <w:sz w:val="28"/>
+          <w:szCs w:val="28"/>
+          <w:rtl/>
+        </w:rPr>
+        <w:t>لبلعام</w:t>
+      </w:r>
+      <w:proofErr w:type="spellEnd"/>
+      <w:r>
+        <w:rPr>
+          <w:rFonts w:ascii="Sakkal Majalla" w:hAnsi="Sakkal Majalla" w:cs="Sakkal Majalla" w:hint="cs"/>
+          <w:sz w:val="28"/>
+          <w:szCs w:val="28"/>
+          <w:rtl/>
+        </w:rPr>
+        <w:t xml:space="preserve"> بالذهاب؛ وذاك كان فرحًا جدًا بذلك. لكن الله جعله ينفذ فقط إرادة اختياره (</w:t>
+      </w:r>
+      <w:proofErr w:type="spellStart"/>
+      <w:r>
+        <w:rPr>
+          <w:rFonts w:ascii="Sakkal Majalla" w:hAnsi="Sakkal Majalla" w:cs="Sakkal Majalla" w:hint="cs"/>
+          <w:sz w:val="28"/>
+          <w:szCs w:val="28"/>
+          <w:rtl/>
+        </w:rPr>
+        <w:t>لبلعام</w:t>
+      </w:r>
+      <w:proofErr w:type="spellEnd"/>
+      <w:r>
+        <w:rPr>
+          <w:rFonts w:ascii="Sakkal Majalla" w:hAnsi="Sakkal Majalla" w:cs="Sakkal Majalla" w:hint="cs"/>
+          <w:sz w:val="28"/>
+          <w:szCs w:val="28"/>
+          <w:rtl/>
+        </w:rPr>
+        <w:t xml:space="preserve">)؛ </w:t>
+      </w:r>
+      <w:r>
+        <w:rPr>
+          <w:rFonts w:ascii="Sakkal Majalla" w:hAnsi="Sakkal Majalla" w:cs="Sakkal Majalla" w:hint="cs"/>
+          <w:sz w:val="28"/>
+          <w:szCs w:val="28"/>
+          <w:rtl/>
+        </w:rPr>
+        <w:t xml:space="preserve">وهذا الطريق كان خاطئًا مثل باقي طرقه. الله سمح </w:t>
+      </w:r>
+      <w:proofErr w:type="spellStart"/>
+      <w:r>
+        <w:rPr>
+          <w:rFonts w:ascii="Sakkal Majalla" w:hAnsi="Sakkal Majalla" w:cs="Sakkal Majalla" w:hint="cs"/>
+          <w:sz w:val="28"/>
+          <w:szCs w:val="28"/>
+          <w:rtl/>
+        </w:rPr>
+        <w:t>لبلعام</w:t>
+      </w:r>
+      <w:proofErr w:type="spellEnd"/>
+      <w:r>
+        <w:rPr>
+          <w:rFonts w:ascii="Sakkal Majalla" w:hAnsi="Sakkal Majalla" w:cs="Sakkal Majalla" w:hint="cs"/>
+          <w:sz w:val="28"/>
+          <w:szCs w:val="28"/>
+          <w:rtl/>
+        </w:rPr>
+        <w:t xml:space="preserve"> بالسفر، لكي ينطبق بالبركة بدلاً من اللعنة على شعبه. من ناحية أدبية وبالإشارة إليه هو فقد كان عمل شرير جدًا، بأن </w:t>
+      </w:r>
+      <w:proofErr w:type="spellStart"/>
+      <w:r>
+        <w:rPr>
+          <w:rFonts w:ascii="Sakkal Majalla" w:hAnsi="Sakkal Majalla" w:cs="Sakkal Majalla" w:hint="cs"/>
+          <w:sz w:val="28"/>
+          <w:szCs w:val="28"/>
+          <w:rtl/>
+        </w:rPr>
+        <w:t>بلعام</w:t>
+      </w:r>
+      <w:proofErr w:type="spellEnd"/>
+      <w:r>
+        <w:rPr>
+          <w:rFonts w:ascii="Sakkal Majalla" w:hAnsi="Sakkal Majalla" w:cs="Sakkal Majalla" w:hint="cs"/>
+          <w:sz w:val="28"/>
+          <w:szCs w:val="28"/>
+          <w:rtl/>
+        </w:rPr>
+        <w:t xml:space="preserve"> انطلق؛ إلا أن الله تمم كل مقاصده من خلال ذلك. </w:t>
+      </w:r>
+      <w:proofErr w:type="spellStart"/>
+      <w:r>
+        <w:rPr>
+          <w:rFonts w:ascii="Sakkal Majalla" w:hAnsi="Sakkal Majalla" w:cs="Sakkal Majalla" w:hint="cs"/>
+          <w:sz w:val="28"/>
+          <w:szCs w:val="28"/>
+          <w:rtl/>
+        </w:rPr>
+        <w:t>بلعام</w:t>
+      </w:r>
+      <w:proofErr w:type="spellEnd"/>
+      <w:r>
+        <w:rPr>
+          <w:rFonts w:ascii="Sakkal Majalla" w:hAnsi="Sakkal Majalla" w:cs="Sakkal Majalla" w:hint="cs"/>
+          <w:sz w:val="28"/>
+          <w:szCs w:val="28"/>
+          <w:rtl/>
+        </w:rPr>
+        <w:t xml:space="preserve"> لم يكن سوى قضيبًا في يد الله. </w:t>
+      </w:r>
+      <w:proofErr w:type="spellStart"/>
+      <w:r>
+        <w:rPr>
+          <w:rFonts w:ascii="Sakkal Majalla" w:hAnsi="Sakkal Majalla" w:cs="Sakkal Majalla" w:hint="cs"/>
+          <w:sz w:val="28"/>
+          <w:szCs w:val="28"/>
+          <w:rtl/>
+        </w:rPr>
+        <w:t>بلعام</w:t>
+      </w:r>
+      <w:proofErr w:type="spellEnd"/>
+      <w:r>
+        <w:rPr>
+          <w:rFonts w:ascii="Sakkal Majalla" w:hAnsi="Sakkal Majalla" w:cs="Sakkal Majalla" w:hint="cs"/>
+          <w:sz w:val="28"/>
+          <w:szCs w:val="28"/>
+          <w:rtl/>
+        </w:rPr>
+        <w:t xml:space="preserve"> انطلق؛ وقابله الرب يهوه في صورة ملاك. إذ أنه وضع فهمًا أكثر مما كان للإنسان في فم (</w:t>
+      </w:r>
+      <w:proofErr w:type="spellStart"/>
+      <w:r>
+        <w:rPr>
+          <w:rFonts w:ascii="Sakkal Majalla" w:hAnsi="Sakkal Majalla" w:cs="Sakkal Majalla" w:hint="cs"/>
+          <w:sz w:val="28"/>
+          <w:szCs w:val="28"/>
+          <w:rtl/>
+        </w:rPr>
+        <w:t>زؤم</w:t>
+      </w:r>
+      <w:proofErr w:type="spellEnd"/>
+      <w:r>
+        <w:rPr>
+          <w:rFonts w:ascii="Sakkal Majalla" w:hAnsi="Sakkal Majalla" w:cs="Sakkal Majalla" w:hint="cs"/>
+          <w:sz w:val="28"/>
+          <w:szCs w:val="28"/>
+          <w:rtl/>
+        </w:rPr>
+        <w:t>) بهيم عديم الفهم، عاتب طرق الرجل وحكمته. على الرغم من الإنسان لديه عقل، فإنه يستخدمه ضد الله؛ فهذا لا يمكن لبهيم غير عاقل أن يفعله. الإنسان في مفهوم ما أكثر عمًى من الشيطان؛ لأن الشيطان يؤمن ويرتعد (يعقوب 2: 19). وإن سُرّ الله فباستطاعته</w:t>
+      </w:r>
+      <w:r>
+        <w:rPr>
+          <w:rFonts w:ascii="Sakkal Majalla" w:hAnsi="Sakkal Majalla" w:cs="Sakkal Majalla" w:hint="cs"/>
+          <w:sz w:val="28"/>
+          <w:szCs w:val="28"/>
+          <w:rtl/>
+        </w:rPr>
+        <w:t xml:space="preserve"> أن يُظهر نفسه لعيني بهيمٍ تمامًا كما يفعل للإنسان. إن تأثير هذا الظهور الإلهي كان أن </w:t>
+      </w:r>
+      <w:proofErr w:type="spellStart"/>
+      <w:r>
+        <w:rPr>
+          <w:rFonts w:ascii="Sakkal Majalla" w:hAnsi="Sakkal Majalla" w:cs="Sakkal Majalla" w:hint="cs"/>
+          <w:sz w:val="28"/>
+          <w:szCs w:val="28"/>
+          <w:rtl/>
+        </w:rPr>
+        <w:t>بلعام</w:t>
+      </w:r>
+      <w:proofErr w:type="spellEnd"/>
+      <w:r>
+        <w:rPr>
+          <w:rFonts w:ascii="Sakkal Majalla" w:hAnsi="Sakkal Majalla" w:cs="Sakkal Majalla" w:hint="cs"/>
+          <w:sz w:val="28"/>
+          <w:szCs w:val="28"/>
+          <w:rtl/>
+        </w:rPr>
+        <w:t xml:space="preserve"> كاد أن يقتل في غيظه الحمار؛ ولكنه كان يفتقد فقط لإمكانية فعله (سفر العدد 22: 29). من ثم فتح الله عينيه، لكي يعي جنونه وعماه في كل الطريق الذي سار فيه. الآن هو فهم، بأنه أخطأ وبأن الله حفظه (سفر العدد 22: 34). لكن هذا حدث فقط على أساس الخوف الذي اختبره؛ لأنه استمر في سيره، من دون أن يفهم بأنه لا يمكنه أن يلعن الشعب، بل على عكس ذلك عليه أن يباركه. من ثم ذهب </w:t>
+      </w:r>
+      <w:proofErr w:type="spellStart"/>
+      <w:r>
+        <w:rPr>
+          <w:rFonts w:ascii="Sakkal Majalla" w:hAnsi="Sakkal Majalla" w:cs="Sakkal Majalla" w:hint="cs"/>
+          <w:sz w:val="28"/>
+          <w:szCs w:val="28"/>
+          <w:rtl/>
+        </w:rPr>
+        <w:t>بلعام</w:t>
+      </w:r>
+      <w:proofErr w:type="spellEnd"/>
+      <w:r>
+        <w:rPr>
+          <w:rFonts w:ascii="Sakkal Majalla" w:hAnsi="Sakkal Majalla" w:cs="Sakkal Majalla" w:hint="cs"/>
+          <w:sz w:val="28"/>
+          <w:szCs w:val="28"/>
+          <w:rtl/>
+        </w:rPr>
+        <w:t xml:space="preserve"> إلى أصنام </w:t>
+      </w:r>
+      <w:proofErr w:type="spellStart"/>
+      <w:r>
+        <w:rPr>
+          <w:rFonts w:ascii="Sakkal Majalla" w:hAnsi="Sakkal Majalla" w:cs="Sakkal Majalla" w:hint="cs"/>
+          <w:sz w:val="28"/>
+          <w:szCs w:val="28"/>
+          <w:rtl/>
+        </w:rPr>
+        <w:t>بالاق</w:t>
+      </w:r>
+      <w:proofErr w:type="spellEnd"/>
+      <w:r>
+        <w:rPr>
+          <w:rFonts w:ascii="Sakkal Majalla" w:hAnsi="Sakkal Majalla" w:cs="Sakkal Majalla" w:hint="cs"/>
+          <w:sz w:val="28"/>
+          <w:szCs w:val="28"/>
+          <w:rtl/>
+        </w:rPr>
+        <w:t>، ليذبح هناك. هو أحب الديانة (التدين)؛ لكن قلبه لم يكن أبدًا على وفاق مع الله. بدلاً من ذلك وجّه بغيته إلى المال والجاه في هذا العالم. يا لها من صورة يُشير هذا</w:t>
+      </w:r>
+      <w:r>
+        <w:rPr>
+          <w:rFonts w:ascii="Sakkal Majalla" w:hAnsi="Sakkal Majalla" w:cs="Sakkal Majalla" w:hint="cs"/>
+          <w:sz w:val="28"/>
+          <w:szCs w:val="28"/>
+          <w:rtl/>
+        </w:rPr>
+        <w:t xml:space="preserve"> ع</w:t>
+      </w:r>
+      <w:r>
+        <w:rPr>
+          <w:rFonts w:ascii="Sakkal Majalla" w:hAnsi="Sakkal Majalla" w:cs="Sakkal Majalla" w:hint="cs"/>
+          <w:sz w:val="28"/>
+          <w:szCs w:val="28"/>
+          <w:rtl/>
+        </w:rPr>
+        <w:t>ن عجز الخطية!</w:t>
+      </w:r>
+    </w:p>
+    <w:p>
+      <w:pPr>
+        <w:jc w:val="both"/>
+        <w:rPr>
+          <w:rFonts w:ascii="Sakkal Majalla" w:hAnsi="Sakkal Majalla" w:cs="Sakkal Majalla"/>
+          <w:sz w:val="28"/>
+          <w:szCs w:val="28"/>
+          <w:rtl/>
+        </w:rPr>
+      </w:pPr>
+      <w:r>
+        <w:rPr>
+          <w:rFonts w:ascii="Sakkal Majalla" w:hAnsi="Sakkal Majalla" w:cs="Sakkal Majalla"/>
+          <w:sz w:val="28"/>
+          <w:szCs w:val="28"/>
+          <w:rtl/>
+        </w:rPr>
+        <w:t xml:space="preserve">نحن </w:t>
+      </w:r>
+      <w:r>
+        <w:rPr>
+          <w:rFonts w:ascii="Sakkal Majalla" w:hAnsi="Sakkal Majalla" w:cs="Sakkal Majalla" w:hint="cs"/>
+          <w:sz w:val="28"/>
+          <w:szCs w:val="28"/>
+          <w:rtl/>
+        </w:rPr>
+        <w:t xml:space="preserve">نتعلم من هذه القصة، الطرق التي يطرقها الله مع شعبه! فالإنسان يظن بأنه يستطيع سلب البركة من شعب الله، التي أعدها هو له. بالإضافة لذلك يحاول الشيطان بأن </w:t>
+      </w:r>
+      <w:proofErr w:type="gramStart"/>
+      <w:r>
+        <w:rPr>
+          <w:rFonts w:ascii="Sakkal Majalla" w:hAnsi="Sakkal Majalla" w:cs="Sakkal Majalla" w:hint="cs"/>
+          <w:sz w:val="28"/>
+          <w:szCs w:val="28"/>
+          <w:rtl/>
+        </w:rPr>
+        <w:t>يعيق</w:t>
+      </w:r>
+      <w:proofErr w:type="gramEnd"/>
+      <w:r>
+        <w:rPr>
+          <w:rFonts w:ascii="Sakkal Majalla" w:hAnsi="Sakkal Majalla" w:cs="Sakkal Majalla" w:hint="cs"/>
+          <w:sz w:val="28"/>
+          <w:szCs w:val="28"/>
+          <w:rtl/>
+        </w:rPr>
+        <w:t xml:space="preserve"> الله في مقاصد محبته. ولكن إذ أنه يسمح للناس بأن يطرقوا طريقهم، فإنه فقط يسمح لهم بما يتمم مقاصده. هذا نراه في صلب المسيح. قال اليهود: "</w:t>
+      </w:r>
+      <w:r>
+        <w:rPr>
+          <w:rtl/>
+        </w:rPr>
+        <w:t xml:space="preserve"> </w:t>
+      </w:r>
+      <w:r>
+        <w:rPr>
+          <w:rFonts w:ascii="Sakkal Majalla" w:hAnsi="Sakkal Majalla" w:cs="Sakkal Majalla"/>
+          <w:sz w:val="28"/>
+          <w:szCs w:val="28"/>
+          <w:rtl/>
+        </w:rPr>
+        <w:t>لَيْسَ فِي الْعِيدِ</w:t>
+      </w:r>
+      <w:r>
+        <w:rPr>
+          <w:rFonts w:ascii="Sakkal Majalla" w:hAnsi="Sakkal Majalla" w:cs="Sakkal Majalla" w:hint="cs"/>
+          <w:sz w:val="28"/>
+          <w:szCs w:val="28"/>
+          <w:rtl/>
+        </w:rPr>
+        <w:t>" (متى 26: 5). غير أن فصحنا يجب ان يكون المسيح الذي ذُبح لأجلنا. بالرغم من رفضهم له، إلا أنه كان يجب أن يموت في اليوم الذي تم الاحتفال فيه بالعيد. كم هذا أمر معزٍّ لنا، بأن الله يفكر فينا ويرتب كل شيء من أجلنا، بالرغم أننا نفشل في التفكير فيه! لا يمر يومٌ، ولا لحظة، من دون أن يفكر الله فينا؛ وهو يسود على كل مكر ومكايد إبليس. هو سيهتم لشعبه. هل يحتاجون لقوته؟ إنه يرسل لهم المنّ! أيحتاجون للإرشاد؟ السحابة تسير أمامهم!</w:t>
+      </w:r>
+      <w:r>
+        <w:rPr>
+          <w:rFonts w:ascii="Sakkal Majalla" w:hAnsi="Sakkal Majalla" w:cs="Sakkal Majalla" w:hint="cs"/>
+          <w:sz w:val="28"/>
+          <w:szCs w:val="28"/>
+          <w:rtl/>
+        </w:rPr>
+        <w:t xml:space="preserve"> إن وصلوا الأردن؟ تابوت العهد موجود وسطهم! هل يسكن الأعداء في الأرض؟ يشوع موجود ليتغلب عليهم! وساعة الضرورة، هو مشغولٌ فيهم، كما في القديم بيعقوب، في تأديبه له. هو أذلّه؛ لكن في النهاية منحه البركة. إن رأينا بالتالي نشاط الله في لطفه نحونا في كل طرقه </w:t>
+      </w:r>
+      <w:r>
+        <w:rPr>
+          <w:rFonts w:ascii="Sakkal Majalla" w:hAnsi="Sakkal Majalla" w:cs="Sakkal Majalla"/>
+          <w:sz w:val="28"/>
+          <w:szCs w:val="28"/>
+          <w:rtl/>
+        </w:rPr>
+        <w:t>–</w:t>
+      </w:r>
+      <w:r>
+        <w:rPr>
+          <w:rFonts w:ascii="Sakkal Majalla" w:hAnsi="Sakkal Majalla" w:cs="Sakkal Majalla" w:hint="cs"/>
+          <w:sz w:val="28"/>
+          <w:szCs w:val="28"/>
+          <w:rtl/>
+        </w:rPr>
+        <w:t xml:space="preserve"> </w:t>
+      </w:r>
+      <w:proofErr w:type="spellStart"/>
+      <w:r>
+        <w:rPr>
+          <w:rFonts w:ascii="Sakkal Majalla" w:hAnsi="Sakkal Majalla" w:cs="Sakkal Majalla" w:hint="cs"/>
+          <w:sz w:val="28"/>
+          <w:szCs w:val="28"/>
+          <w:rtl/>
+        </w:rPr>
+        <w:t>فاي</w:t>
+      </w:r>
+      <w:proofErr w:type="spellEnd"/>
+      <w:r>
+        <w:rPr>
+          <w:rFonts w:ascii="Sakkal Majalla" w:hAnsi="Sakkal Majalla" w:cs="Sakkal Majalla" w:hint="cs"/>
+          <w:sz w:val="28"/>
+          <w:szCs w:val="28"/>
+          <w:rtl/>
+        </w:rPr>
+        <w:t xml:space="preserve"> تصوّر يعطينا هذا عن محبة الله! أية تعزية تكمن في اليقين، بأنه يعمل لخيرنا، وذلك من عمق محبته ومبدؤها! هو شغّل نعمته وبرّه في نزع الخطية على الصليب. إننا لن نعرف الله فعلاً قبل أن ندرك بأنه محبة. الله أحب العالم جدًا لدرجة أنه أرسل </w:t>
+      </w:r>
+      <w:proofErr w:type="gramStart"/>
+      <w:r>
+        <w:rPr>
+          <w:rFonts w:ascii="Sakkal Majalla" w:hAnsi="Sakkal Majalla" w:cs="Sakkal Majalla" w:hint="cs"/>
+          <w:sz w:val="28"/>
+          <w:szCs w:val="28"/>
+          <w:rtl/>
+        </w:rPr>
+        <w:t>ابنه .</w:t>
+      </w:r>
+      <w:proofErr w:type="gramEnd"/>
+      <w:r>
+        <w:rPr>
+          <w:rFonts w:ascii="Sakkal Majalla" w:hAnsi="Sakkal Majalla" w:cs="Sakkal Majalla" w:hint="cs"/>
+          <w:sz w:val="28"/>
+          <w:szCs w:val="28"/>
+          <w:rtl/>
+        </w:rPr>
+        <w:t xml:space="preserve"> العالم لم يطلب من الله بأن يرسل ابنه، أو المسيح ليأتي. لكن الله أحب الناس وأرسله. أكرر قول ذلك مرة أخرى: أية تعزية هي اليقين، بأن الله لصالحنا، عندما نرى كل أعدائنا </w:t>
+      </w:r>
+      <w:r>
+        <w:rPr>
+          <w:rFonts w:ascii="Sakkal Majalla" w:hAnsi="Sakkal Majalla" w:cs="Sakkal Majalla"/>
+          <w:sz w:val="28"/>
+          <w:szCs w:val="28"/>
+          <w:rtl/>
+        </w:rPr>
+        <w:t>–</w:t>
+      </w:r>
+      <w:r>
+        <w:rPr>
+          <w:rFonts w:ascii="Sakkal Majalla" w:hAnsi="Sakkal Majalla" w:cs="Sakkal Majalla" w:hint="cs"/>
+          <w:sz w:val="28"/>
+          <w:szCs w:val="28"/>
+          <w:rtl/>
+        </w:rPr>
+        <w:t xml:space="preserve"> قلوبنا، العالم وإبليس -! الإيمان يجتاز عبر كل المصاعب، في انه ينظر إلى ما يكونه الله.</w:t>
+      </w:r>
+    </w:p>
+    <w:p>
+      <w:pPr>
+        <w:jc w:val="both"/>
+        <w:rPr>
+          <w:rFonts w:ascii="Sakkal Majalla" w:hAnsi="Sakkal Majalla" w:cs="Sakkal Majalla"/>
+          <w:b/>
+          <w:bCs/>
+          <w:sz w:val="28"/>
+          <w:szCs w:val="28"/>
+          <w:u w:val="single"/>
+          <w:rtl/>
+        </w:rPr>
+      </w:pPr>
+      <w:r>
+        <w:rPr>
+          <w:rFonts w:ascii="Sakkal Majalla" w:hAnsi="Sakkal Majalla" w:cs="Sakkal Majalla" w:hint="cs"/>
+          <w:b/>
+          <w:bCs/>
+          <w:sz w:val="28"/>
+          <w:szCs w:val="28"/>
+          <w:u w:val="single"/>
+          <w:rtl/>
+        </w:rPr>
+        <w:t>سفر العدد 23</w:t>
+      </w:r>
+    </w:p>
+    <w:p>
+      <w:pPr>
+        <w:jc w:val="both"/>
+        <w:rPr>
+          <w:rFonts w:ascii="Sakkal Majalla" w:hAnsi="Sakkal Majalla" w:cs="Sakkal Majalla"/>
+          <w:sz w:val="28"/>
+          <w:szCs w:val="28"/>
+          <w:rtl/>
+        </w:rPr>
+      </w:pPr>
+      <w:r>
+        <w:rPr>
+          <w:rFonts w:ascii="Sakkal Majalla" w:hAnsi="Sakkal Majalla" w:cs="Sakkal Majalla"/>
+          <w:sz w:val="28"/>
+          <w:szCs w:val="28"/>
+          <w:rtl/>
+        </w:rPr>
+        <w:t xml:space="preserve">إننا </w:t>
+      </w:r>
+      <w:r>
+        <w:rPr>
+          <w:rFonts w:ascii="Sakkal Majalla" w:hAnsi="Sakkal Majalla" w:cs="Sakkal Majalla" w:hint="cs"/>
+          <w:sz w:val="28"/>
+          <w:szCs w:val="28"/>
+          <w:rtl/>
+        </w:rPr>
+        <w:t xml:space="preserve">رأينا كيف هاجم الله </w:t>
+      </w:r>
+      <w:proofErr w:type="spellStart"/>
+      <w:r>
+        <w:rPr>
+          <w:rFonts w:ascii="Sakkal Majalla" w:hAnsi="Sakkal Majalla" w:cs="Sakkal Majalla" w:hint="cs"/>
+          <w:sz w:val="28"/>
+          <w:szCs w:val="28"/>
+          <w:rtl/>
+        </w:rPr>
+        <w:t>بلعام</w:t>
+      </w:r>
+      <w:proofErr w:type="spellEnd"/>
+      <w:r>
+        <w:rPr>
+          <w:rFonts w:ascii="Sakkal Majalla" w:hAnsi="Sakkal Majalla" w:cs="Sakkal Majalla" w:hint="cs"/>
+          <w:sz w:val="28"/>
+          <w:szCs w:val="28"/>
+          <w:rtl/>
+        </w:rPr>
+        <w:t xml:space="preserve"> وكشف عن شره. إذ أنه كان في قبضة يده، أجبره بأن يحاور الله شخصيًا في أمر شعبه. من الملفت بأن إسرائيل لا يُذكر أو يظهر في كل المشهد. فقد كان الأمر هنا عن الله </w:t>
+      </w:r>
+      <w:proofErr w:type="spellStart"/>
+      <w:r>
+        <w:rPr>
+          <w:rFonts w:ascii="Sakkal Majalla" w:hAnsi="Sakkal Majalla" w:cs="Sakkal Majalla" w:hint="cs"/>
+          <w:sz w:val="28"/>
+          <w:szCs w:val="28"/>
+          <w:rtl/>
+        </w:rPr>
+        <w:t>وبلعام</w:t>
+      </w:r>
+      <w:proofErr w:type="spellEnd"/>
+      <w:r>
+        <w:rPr>
+          <w:rFonts w:ascii="Sakkal Majalla" w:hAnsi="Sakkal Majalla" w:cs="Sakkal Majalla" w:hint="cs"/>
+          <w:sz w:val="28"/>
+          <w:szCs w:val="28"/>
+          <w:rtl/>
+        </w:rPr>
+        <w:t xml:space="preserve">. حينما نظر الله إلى إسرائيل، لم يسمح بأن يُصاب بأذى، لأنه كان شعبه. </w:t>
+      </w:r>
+      <w:r>
+        <w:rPr>
+          <w:rFonts w:ascii="Sakkal Majalla" w:hAnsi="Sakkal Majalla" w:cs="Sakkal Majalla" w:hint="cs"/>
+          <w:sz w:val="28"/>
+          <w:szCs w:val="28"/>
+          <w:rtl/>
+        </w:rPr>
+        <w:t>بالنظر إلى أن الله تحرّك مع شعبه، فقد لاحظ كل عنادهم (قارن تثنية 9: 24). المقطع الكتابي المقتبس يتكلم عن ذلك، بأن الإسرائيليين في ذلك الوقت بالذات في سهول موآب كانوا يتحدّون الله</w:t>
+      </w:r>
+      <w:r>
+        <w:rPr>
+          <w:rFonts w:ascii="Sakkal Majalla" w:hAnsi="Sakkal Majalla" w:cs="Sakkal Majalla" w:hint="cs"/>
+          <w:sz w:val="28"/>
+          <w:szCs w:val="28"/>
+          <w:rtl/>
+        </w:rPr>
+        <w:t xml:space="preserve">. الله يدين أيضًا خطايانا </w:t>
+      </w:r>
+      <w:proofErr w:type="gramStart"/>
+      <w:r>
+        <w:rPr>
+          <w:rFonts w:ascii="Sakkal Majalla" w:hAnsi="Sakkal Majalla" w:cs="Sakkal Majalla" w:hint="cs"/>
+          <w:sz w:val="28"/>
+          <w:szCs w:val="28"/>
+          <w:rtl/>
+        </w:rPr>
+        <w:t>نحن ،القديسين</w:t>
+      </w:r>
+      <w:proofErr w:type="gramEnd"/>
+      <w:r>
+        <w:rPr>
+          <w:rFonts w:ascii="Sakkal Majalla" w:hAnsi="Sakkal Majalla" w:cs="Sakkal Majalla" w:hint="cs"/>
+          <w:sz w:val="28"/>
+          <w:szCs w:val="28"/>
+          <w:rtl/>
+        </w:rPr>
+        <w:t xml:space="preserve">، في سلوكنا على الأرض؛ وخطايانا نحوه، من بعدما أن صرنا قديسين، يجب أن تحزننا أكثر من الخطايا التي فعلناها ونحن </w:t>
+      </w:r>
+      <w:proofErr w:type="spellStart"/>
+      <w:r>
+        <w:rPr>
+          <w:rFonts w:ascii="Sakkal Majalla" w:hAnsi="Sakkal Majalla" w:cs="Sakkal Majalla" w:hint="cs"/>
+          <w:sz w:val="28"/>
+          <w:szCs w:val="28"/>
+          <w:rtl/>
+        </w:rPr>
+        <w:t>خطاة</w:t>
+      </w:r>
+      <w:proofErr w:type="spellEnd"/>
+      <w:r>
+        <w:rPr>
+          <w:rFonts w:ascii="Sakkal Majalla" w:hAnsi="Sakkal Majalla" w:cs="Sakkal Majalla" w:hint="cs"/>
+          <w:sz w:val="28"/>
+          <w:szCs w:val="28"/>
+          <w:rtl/>
+        </w:rPr>
+        <w:t>. عندما يدين الله سلوك شعبه وهو وسطهم، فإنه يحيط علمًا بكل شيء؛ لأنه "</w:t>
+      </w:r>
+      <w:r>
+        <w:rPr>
+          <w:rFonts w:ascii="Sakkal Majalla" w:hAnsi="Sakkal Majalla" w:cs="Sakkal Majalla"/>
+          <w:sz w:val="28"/>
+          <w:szCs w:val="28"/>
+          <w:rtl/>
+        </w:rPr>
+        <w:t>لَنْ يُبْرِئَ إِبْرَاءً.</w:t>
+      </w:r>
+      <w:r>
+        <w:rPr>
+          <w:rFonts w:ascii="Sakkal Majalla" w:hAnsi="Sakkal Majalla" w:cs="Sakkal Majalla" w:hint="cs"/>
+          <w:sz w:val="28"/>
+          <w:szCs w:val="28"/>
+          <w:rtl/>
+        </w:rPr>
+        <w:t xml:space="preserve">" (خروج 34: 7). بالرغم من غنى نعمته إلا أنه لا يحتمل ولا يسمح أبدًا بالخطية، كما يدّعي الناس كثيرًا. من الممكن أن يخفي الخطية في التكفير عنها؛ ويمكنه رفعها بالصليب </w:t>
+      </w:r>
+      <w:proofErr w:type="gramStart"/>
+      <w:r>
+        <w:rPr>
+          <w:rFonts w:ascii="Sakkal Majalla" w:hAnsi="Sakkal Majalla" w:cs="Sakkal Majalla" w:hint="cs"/>
+          <w:sz w:val="28"/>
+          <w:szCs w:val="28"/>
+          <w:rtl/>
+        </w:rPr>
+        <w:t>لكي لا</w:t>
+      </w:r>
+      <w:proofErr w:type="gramEnd"/>
+      <w:r>
+        <w:rPr>
+          <w:rFonts w:ascii="Sakkal Majalla" w:hAnsi="Sakkal Majalla" w:cs="Sakkal Majalla" w:hint="cs"/>
+          <w:sz w:val="28"/>
+          <w:szCs w:val="28"/>
+          <w:rtl/>
+        </w:rPr>
+        <w:t xml:space="preserve"> يحاسب عليها فيما بعد. غير أنه أبدًا لا يمكنه احتمالها وبالتالي أن يتنازل عن أي مطالبة لقداسته.</w:t>
+      </w:r>
+    </w:p>
+    <w:p>
+      <w:pPr>
+        <w:jc w:val="both"/>
+        <w:rPr>
+          <w:rFonts w:ascii="Sakkal Majalla" w:hAnsi="Sakkal Majalla" w:cs="Sakkal Majalla"/>
+          <w:sz w:val="28"/>
+          <w:szCs w:val="28"/>
+          <w:rtl/>
+        </w:rPr>
+      </w:pPr>
+      <w:r>
+        <w:rPr>
+          <w:rFonts w:ascii="Sakkal Majalla" w:hAnsi="Sakkal Majalla" w:cs="Sakkal Majalla" w:hint="cs"/>
+          <w:sz w:val="28"/>
+          <w:szCs w:val="28"/>
+          <w:rtl/>
+        </w:rPr>
+        <w:t xml:space="preserve">إلا أنه الآن تم خوض المسألة بين الله والعدو؛ وهذه المداولة كانت على قمة الجبل. الشعب لم يعلم شيئًا عن ذلك. ماذا كان في وسع </w:t>
+      </w:r>
+      <w:proofErr w:type="spellStart"/>
+      <w:r>
+        <w:rPr>
+          <w:rFonts w:ascii="Sakkal Majalla" w:hAnsi="Sakkal Majalla" w:cs="Sakkal Majalla" w:hint="cs"/>
+          <w:sz w:val="28"/>
+          <w:szCs w:val="28"/>
+          <w:rtl/>
+        </w:rPr>
+        <w:t>بالاق</w:t>
+      </w:r>
+      <w:proofErr w:type="spellEnd"/>
+      <w:r>
+        <w:rPr>
+          <w:rFonts w:ascii="Sakkal Majalla" w:hAnsi="Sakkal Majalla" w:cs="Sakkal Majalla" w:hint="cs"/>
+          <w:sz w:val="28"/>
+          <w:szCs w:val="28"/>
+          <w:rtl/>
+        </w:rPr>
+        <w:t xml:space="preserve"> أن يفعل ضد شعب الله من دون مشيئته؟ لا شيء! وحينما فهم، بأنه لا يمكنه أن يفعل شيئًا مع الله ضد الإسرائيليين، أغاره لاحقًا لكي يخطئ، حتى أن الله كان مضطرًا بأن يؤدبه (سفر العدد 25: 31؛ 16).</w:t>
+      </w:r>
+    </w:p>
+    <w:p>
+      <w:pPr>
+        <w:jc w:val="both"/>
+        <w:rPr>
+          <w:rFonts w:ascii="Sakkal Majalla" w:hAnsi="Sakkal Majalla" w:cs="Sakkal Majalla"/>
+          <w:sz w:val="28"/>
+          <w:szCs w:val="28"/>
+          <w:rtl/>
+        </w:rPr>
+      </w:pPr>
+      <w:r>
+        <w:rPr>
+          <w:rFonts w:ascii="Sakkal Majalla" w:hAnsi="Sakkal Majalla" w:cs="Sakkal Majalla"/>
+          <w:sz w:val="28"/>
+          <w:szCs w:val="28"/>
+          <w:rtl/>
+        </w:rPr>
+        <w:t xml:space="preserve">ولكن </w:t>
+      </w:r>
+      <w:r>
+        <w:rPr>
+          <w:rFonts w:ascii="Sakkal Majalla" w:hAnsi="Sakkal Majalla" w:cs="Sakkal Majalla" w:hint="cs"/>
+          <w:sz w:val="28"/>
+          <w:szCs w:val="28"/>
+          <w:rtl/>
+        </w:rPr>
+        <w:t xml:space="preserve">الآن، إذ كان أمر </w:t>
+      </w:r>
+      <w:proofErr w:type="spellStart"/>
+      <w:r>
+        <w:rPr>
+          <w:rFonts w:ascii="Sakkal Majalla" w:hAnsi="Sakkal Majalla" w:cs="Sakkal Majalla" w:hint="cs"/>
+          <w:sz w:val="28"/>
+          <w:szCs w:val="28"/>
+          <w:rtl/>
+        </w:rPr>
+        <w:t>بلعام</w:t>
+      </w:r>
+      <w:proofErr w:type="spellEnd"/>
+      <w:r>
+        <w:rPr>
+          <w:rFonts w:ascii="Sakkal Majalla" w:hAnsi="Sakkal Majalla" w:cs="Sakkal Majalla" w:hint="cs"/>
+          <w:sz w:val="28"/>
+          <w:szCs w:val="28"/>
+          <w:rtl/>
+        </w:rPr>
+        <w:t xml:space="preserve"> مع الله في شأن شعبه، أصبح الفرصة بأن يُعلن الله إعلانًا جديدًا عن نعمته. الله لم يكن باستطاعته أن يلعن شعبه أو بأن يقف موقفًا مضادًا لإسرائيل. هذا أجبر </w:t>
+      </w:r>
+      <w:proofErr w:type="spellStart"/>
+      <w:r>
+        <w:rPr>
+          <w:rFonts w:ascii="Sakkal Majalla" w:hAnsi="Sakkal Majalla" w:cs="Sakkal Majalla"/>
+          <w:sz w:val="28"/>
+          <w:szCs w:val="28"/>
+          <w:rtl/>
+        </w:rPr>
+        <w:t>بلعام</w:t>
+      </w:r>
+      <w:proofErr w:type="spellEnd"/>
+      <w:r>
+        <w:rPr>
+          <w:rFonts w:ascii="Sakkal Majalla" w:hAnsi="Sakkal Majalla" w:cs="Sakkal Majalla"/>
+          <w:sz w:val="28"/>
+          <w:szCs w:val="28"/>
+          <w:rtl/>
+        </w:rPr>
+        <w:t xml:space="preserve"> </w:t>
+      </w:r>
+      <w:r>
+        <w:rPr>
+          <w:rFonts w:ascii="Sakkal Majalla" w:hAnsi="Sakkal Majalla" w:cs="Sakkal Majalla" w:hint="cs"/>
+          <w:sz w:val="28"/>
+          <w:szCs w:val="28"/>
+          <w:rtl/>
+        </w:rPr>
+        <w:t>ب</w:t>
+      </w:r>
+      <w:r>
+        <w:rPr>
+          <w:rFonts w:ascii="Sakkal Majalla" w:hAnsi="Sakkal Majalla" w:cs="Sakkal Majalla"/>
+          <w:sz w:val="28"/>
+          <w:szCs w:val="28"/>
+          <w:rtl/>
+        </w:rPr>
+        <w:t>أن يكرر ذلك له</w:t>
+      </w:r>
+      <w:r>
+        <w:rPr>
+          <w:rFonts w:ascii="Sakkal Majalla" w:hAnsi="Sakkal Majalla" w:cs="Sakkal Majalla" w:hint="cs"/>
+          <w:sz w:val="28"/>
+          <w:szCs w:val="28"/>
+          <w:rtl/>
+        </w:rPr>
+        <w:t>. الله كانت لديه أفكاره عن الشعب؛ وبالرغم من أنه لم يسمح بأي اعتراض لطابعه في شعبه، إلا أنه أراد بأن يتمم مقاصده. "</w:t>
+      </w:r>
+      <w:r>
+        <w:rPr>
+          <w:rFonts w:ascii="Sakkal Majalla" w:hAnsi="Sakkal Majalla" w:cs="Sakkal Majalla"/>
+          <w:sz w:val="28"/>
+          <w:szCs w:val="28"/>
+          <w:rtl/>
+        </w:rPr>
+        <w:t xml:space="preserve">فَوَافَى اللهُ </w:t>
+      </w:r>
+      <w:proofErr w:type="spellStart"/>
+      <w:r>
+        <w:rPr>
+          <w:rFonts w:ascii="Sakkal Majalla" w:hAnsi="Sakkal Majalla" w:cs="Sakkal Majalla"/>
+          <w:sz w:val="28"/>
+          <w:szCs w:val="28"/>
+          <w:rtl/>
+        </w:rPr>
+        <w:t>بَلْعَامَ</w:t>
+      </w:r>
+      <w:proofErr w:type="spellEnd"/>
+      <w:r>
+        <w:rPr>
+          <w:rFonts w:ascii="Sakkal Majalla" w:hAnsi="Sakkal Majalla" w:cs="Sakkal Majalla"/>
+          <w:sz w:val="28"/>
+          <w:szCs w:val="28"/>
+          <w:rtl/>
+        </w:rPr>
+        <w:t xml:space="preserve">، فَقَالَ لَهُ: «قَدْ رَتَّبْتُ سَبْعَةَ مَذَابِحَ وَأَصْعَدْتُ ثَوْرًا وَكَبْشًا عَلَى كُلِّ مَذْبَحٍ».  5 فَوَضَعَ الرَّبُّ كَلاَمًا فِي فَمِ </w:t>
+      </w:r>
+      <w:proofErr w:type="spellStart"/>
+      <w:r>
+        <w:rPr>
+          <w:rFonts w:ascii="Sakkal Majalla" w:hAnsi="Sakkal Majalla" w:cs="Sakkal Majalla"/>
+          <w:sz w:val="28"/>
+          <w:szCs w:val="28"/>
+          <w:rtl/>
+        </w:rPr>
+        <w:t>بَلْعَامَ</w:t>
+      </w:r>
+      <w:proofErr w:type="spellEnd"/>
+      <w:r>
+        <w:rPr>
+          <w:rFonts w:ascii="Sakkal Majalla" w:hAnsi="Sakkal Majalla" w:cs="Sakkal Majalla"/>
+          <w:sz w:val="28"/>
+          <w:szCs w:val="28"/>
+          <w:rtl/>
+        </w:rPr>
+        <w:t xml:space="preserve"> وَقَالَ: «ارْجعْ إِلَى </w:t>
+      </w:r>
+      <w:proofErr w:type="spellStart"/>
+      <w:r>
+        <w:rPr>
+          <w:rFonts w:ascii="Sakkal Majalla" w:hAnsi="Sakkal Majalla" w:cs="Sakkal Majalla"/>
+          <w:sz w:val="28"/>
+          <w:szCs w:val="28"/>
+          <w:rtl/>
+        </w:rPr>
+        <w:t>بَالاَقَ</w:t>
+      </w:r>
+      <w:proofErr w:type="spellEnd"/>
+      <w:r>
+        <w:rPr>
+          <w:rFonts w:ascii="Sakkal Majalla" w:hAnsi="Sakkal Majalla" w:cs="Sakkal Majalla"/>
+          <w:sz w:val="28"/>
+          <w:szCs w:val="28"/>
+          <w:rtl/>
+        </w:rPr>
+        <w:t xml:space="preserve"> وَتَكَلَّمْ هكَذَا». 6 فَرَجَعَ إِلَيْهِ وَإِذَا هُوَ وَاقِفٌ عِنْدَ مُحْرَقَتِهِ هُوَ، وَجَمِيعُ رُؤَسَاءِ مُوآبَ.  7 فَنَطَقَ بِمَثَلِهِ وَقَالَ: «مِنْ أَرَامَ أَتَى بِي </w:t>
+      </w:r>
+      <w:proofErr w:type="spellStart"/>
+      <w:r>
+        <w:rPr>
+          <w:rFonts w:ascii="Sakkal Majalla" w:hAnsi="Sakkal Majalla" w:cs="Sakkal Majalla"/>
+          <w:sz w:val="28"/>
+          <w:szCs w:val="28"/>
+          <w:rtl/>
+        </w:rPr>
+        <w:t>بَالاَقُ</w:t>
+      </w:r>
+      <w:proofErr w:type="spellEnd"/>
+      <w:r>
+        <w:rPr>
+          <w:rFonts w:ascii="Sakkal Majalla" w:hAnsi="Sakkal Majalla" w:cs="Sakkal Majalla"/>
+          <w:sz w:val="28"/>
+          <w:szCs w:val="28"/>
+          <w:rtl/>
+        </w:rPr>
+        <w:t xml:space="preserve"> مَلِكُ مُوآبَ، مِنْ جِبَالِ الْمَشْرِقِ: تَعَالَ الْعَنْ لِي يَعْقُوبَ، وَهَلُمَّ اشْتِمْ إِسْرَائِيلَ.  8 كَيْفَ أَلْعَنُ مَنْ لَمْ يَلْعَنْهُ اللهُ؟ وَكَيْفَ أَشْتِمُ مَنْ لَمْ يَشْتِمْهُ الرَّبُّ؟  9 إِنِّي مِنْ رَأْسِ الصُّخُورِ أَرَاهُ، وَمِنَ الآكَامِ أُبْصِرُهُ. هُوَذَا شَعْبٌ يَسْكُنُ وَحْدَهُ، وَبَيْنَ الشُّعُوبِ لاَ يُحْسَبُ.  10 مَنْ أَحْصَى تُرَابَ يَعْقُوبَ وَرُبْعَ إِسْرَائِيلَ بِعَدَدٍ؟ لِتَمُتْ نَفْسِي مَوْتَ الأَبْرَارِ، وَلْتَكُنْ آخِرَتِي كَآخِرَتِهِمْ».</w:t>
+      </w:r>
+      <w:r>
+        <w:rPr>
+          <w:rFonts w:ascii="Sakkal Majalla" w:hAnsi="Sakkal Majalla" w:cs="Sakkal Majalla" w:hint="cs"/>
+          <w:sz w:val="28"/>
+          <w:szCs w:val="28"/>
+          <w:rtl/>
+        </w:rPr>
+        <w:t xml:space="preserve">" (سفر العدد 23: 4 </w:t>
+      </w:r>
+      <w:r>
+        <w:rPr>
+          <w:rFonts w:ascii="Sakkal Majalla" w:hAnsi="Sakkal Majalla" w:cs="Sakkal Majalla"/>
+          <w:sz w:val="28"/>
+          <w:szCs w:val="28"/>
+          <w:rtl/>
+        </w:rPr>
+        <w:t>–</w:t>
+      </w:r>
+      <w:r>
+        <w:rPr>
+          <w:rFonts w:ascii="Sakkal Majalla" w:hAnsi="Sakkal Majalla" w:cs="Sakkal Majalla" w:hint="cs"/>
+          <w:sz w:val="28"/>
+          <w:szCs w:val="28"/>
+          <w:rtl/>
+        </w:rPr>
+        <w:t xml:space="preserve"> 10).</w:t>
+      </w:r>
+    </w:p>
+    <w:p>
+      <w:pPr>
+        <w:jc w:val="both"/>
+        <w:rPr>
+          <w:rFonts w:ascii="Sakkal Majalla" w:hAnsi="Sakkal Majalla" w:cs="Sakkal Majalla"/>
+          <w:sz w:val="28"/>
+          <w:szCs w:val="28"/>
+          <w:rtl/>
+        </w:rPr>
+      </w:pPr>
+      <w:r>
+        <w:rPr>
+          <w:rFonts w:ascii="Sakkal Majalla" w:hAnsi="Sakkal Majalla" w:cs="Sakkal Majalla" w:hint="cs"/>
+          <w:sz w:val="28"/>
+          <w:szCs w:val="28"/>
+          <w:rtl/>
+        </w:rPr>
+        <w:t xml:space="preserve">إنه في غاية الأهمية بأن نفهم، كيف يميز الله حكمه على مركزنا في المسيح وحُكم سلوكنا كقديسين في العالم. نحن لا نحكم على أنفسنا مثل الله أبدًا. الروح القدس، الذي يقودنا إلى الحكم على الذات، يلاحظ كل شر يتعارض مع قداسة الله. إن حكمت على نفسي أكون مؤهلاً بأن أدرك كل شر فيّ. عندها سأكون مستعدًا بأن أقول: "هذه ليست محبة؛ هذه ليست قداسة!" أنا يجب أن أحكم على قلبي </w:t>
+      </w:r>
+      <w:proofErr w:type="spellStart"/>
+      <w:r>
+        <w:rPr>
+          <w:rFonts w:ascii="Sakkal Majalla" w:hAnsi="Sakkal Majalla" w:cs="Sakkal Majalla" w:hint="cs"/>
+          <w:sz w:val="28"/>
+          <w:szCs w:val="28"/>
+          <w:rtl/>
+        </w:rPr>
+        <w:t>بحسبما</w:t>
+      </w:r>
+      <w:proofErr w:type="spellEnd"/>
+      <w:r>
+        <w:rPr>
+          <w:rFonts w:ascii="Sakkal Majalla" w:hAnsi="Sakkal Majalla" w:cs="Sakkal Majalla" w:hint="cs"/>
+          <w:sz w:val="28"/>
+          <w:szCs w:val="28"/>
+          <w:rtl/>
+        </w:rPr>
+        <w:t xml:space="preserve"> أنا عليه. غير أن حُكم الله فهو وفق ما يراني في المسيح. لو لم أكن أعلم بأن حُكم الله يحمل هذا الطابع، لما كان لي الجرأة البتة بأن أحكم على ذاتي. كيف يمكنني أن أنظر إلى الشر الذي فيّ، إن افترضت، بأن الله سيحسب عليّ كل هذا الشر وسيُهلكني بسببه؟ هنا يكمن كل الفارق ما بين الاختبار والنعمة. إن شهادة الروح القدس في عبرانيين 10: 17 بالنظر إلى حُكم الله علينا </w:t>
+      </w:r>
+      <w:r>
+        <w:rPr>
+          <w:rFonts w:ascii="Sakkal Majalla" w:hAnsi="Sakkal Majalla" w:cs="Sakkal Majalla"/>
+          <w:sz w:val="28"/>
+          <w:szCs w:val="28"/>
+          <w:rtl/>
+        </w:rPr>
+        <w:t>–</w:t>
+      </w:r>
+      <w:r>
+        <w:rPr>
+          <w:rFonts w:ascii="Sakkal Majalla" w:hAnsi="Sakkal Majalla" w:cs="Sakkal Majalla" w:hint="cs"/>
+          <w:sz w:val="28"/>
+          <w:szCs w:val="28"/>
+          <w:rtl/>
+        </w:rPr>
+        <w:t xml:space="preserve"> "</w:t>
+      </w:r>
+      <w:r>
+        <w:rPr>
+          <w:rFonts w:ascii="Sakkal Majalla" w:hAnsi="Sakkal Majalla" w:cs="Sakkal Majalla"/>
+          <w:sz w:val="28"/>
+          <w:szCs w:val="28"/>
+          <w:rtl/>
+        </w:rPr>
+        <w:t>وَلَنْ أَذْكُرَ خَطَايَاهُمْ وَتَعَدِّيَاتِهِمْ فِي مَا بَعْدُ».</w:t>
+      </w:r>
+      <w:r>
+        <w:rPr>
+          <w:rFonts w:ascii="Sakkal Majalla" w:hAnsi="Sakkal Majalla" w:cs="Sakkal Majalla" w:hint="cs"/>
+          <w:sz w:val="28"/>
+          <w:szCs w:val="28"/>
+          <w:rtl/>
+        </w:rPr>
+        <w:t xml:space="preserve">" </w:t>
+      </w:r>
+      <w:r>
+        <w:rPr>
+          <w:rFonts w:ascii="Sakkal Majalla" w:hAnsi="Sakkal Majalla" w:cs="Sakkal Majalla"/>
+          <w:sz w:val="28"/>
+          <w:szCs w:val="28"/>
+          <w:rtl/>
+        </w:rPr>
+        <w:t>–</w:t>
+      </w:r>
+      <w:r>
+        <w:rPr>
+          <w:rFonts w:ascii="Sakkal Majalla" w:hAnsi="Sakkal Majalla" w:cs="Sakkal Majalla" w:hint="cs"/>
+          <w:sz w:val="28"/>
+          <w:szCs w:val="28"/>
+          <w:rtl/>
+        </w:rPr>
+        <w:t xml:space="preserve"> علينا أن نتمسك به في الإيمان.</w:t>
+      </w:r>
+    </w:p>
+    <w:p>
+      <w:pPr>
+        <w:jc w:val="both"/>
+        <w:rPr>
+          <w:rFonts w:ascii="Sakkal Majalla" w:hAnsi="Sakkal Majalla" w:cs="Sakkal Majalla"/>
+          <w:sz w:val="28"/>
+          <w:szCs w:val="28"/>
+          <w:rtl/>
+        </w:rPr>
+      </w:pPr>
+      <w:proofErr w:type="spellStart"/>
+      <w:r>
+        <w:rPr>
+          <w:rFonts w:ascii="Sakkal Majalla" w:hAnsi="Sakkal Majalla" w:cs="Sakkal Majalla"/>
+          <w:sz w:val="28"/>
+          <w:szCs w:val="28"/>
+          <w:rtl/>
+        </w:rPr>
+        <w:t>بلعام</w:t>
+      </w:r>
+      <w:proofErr w:type="spellEnd"/>
+      <w:r>
+        <w:rPr>
+          <w:rFonts w:ascii="Sakkal Majalla" w:hAnsi="Sakkal Majalla" w:cs="Sakkal Majalla"/>
+          <w:sz w:val="28"/>
+          <w:szCs w:val="28"/>
+          <w:rtl/>
+        </w:rPr>
+        <w:t xml:space="preserve"> </w:t>
+      </w:r>
+      <w:r>
+        <w:rPr>
+          <w:rFonts w:ascii="Sakkal Majalla" w:hAnsi="Sakkal Majalla" w:cs="Sakkal Majalla" w:hint="cs"/>
+          <w:sz w:val="28"/>
+          <w:szCs w:val="28"/>
+          <w:rtl/>
+        </w:rPr>
+        <w:t>لم يكن لديه إيمان بالله. لذا فقد صعد إلى العلالي، ليختبر ما سيقوله له الله. "</w:t>
+      </w:r>
+      <w:r>
+        <w:rPr>
+          <w:rFonts w:ascii="Sakkal Majalla" w:hAnsi="Sakkal Majalla" w:cs="Sakkal Majalla"/>
+          <w:sz w:val="28"/>
+          <w:szCs w:val="28"/>
+          <w:rtl/>
+        </w:rPr>
+        <w:t>لَعَلَّ الرَّبَّ يُوافِي لِلِقَائِي،</w:t>
+      </w:r>
+      <w:r>
+        <w:rPr>
+          <w:rFonts w:ascii="Sakkal Majalla" w:hAnsi="Sakkal Majalla" w:cs="Sakkal Majalla" w:hint="cs"/>
+          <w:sz w:val="28"/>
+          <w:szCs w:val="28"/>
+          <w:rtl/>
+        </w:rPr>
+        <w:t>" (سفر العدد 23: 3). في الإصحاح التالي هو لم يعُد يفعل هكذا. هنا نرى مدى الطابع الديني الذي أخذه. هو نظر إلى الشعب مع الله من فوق نحو الأسفل وليس مع إسرائيل في المحلة. وبالفعل استمر الشعب يسير في جهله، أو في تقواه، لأنه كان في وسطه أيضًا رجال مثل يشوع وكالب. لكن هنا لم يكُن الأمر حول ذلك. الله استقى كل اهتمامه به من مصادر قلبه. إسرائيل كان "</w:t>
+      </w:r>
+      <w:r>
+        <w:rPr>
+          <w:rFonts w:ascii="Sakkal Majalla" w:hAnsi="Sakkal Majalla" w:cs="Sakkal Majalla"/>
+          <w:sz w:val="28"/>
+          <w:szCs w:val="28"/>
+          <w:rtl/>
+        </w:rPr>
+        <w:t>شَعْبٌ يَسْكُنُ وَحْدَهُ، وَبَيْنَ الشُّعُوبِ لاَ يُحْسَبُ.</w:t>
+      </w:r>
+      <w:r>
+        <w:rPr>
+          <w:rFonts w:ascii="Sakkal Majalla" w:hAnsi="Sakkal Majalla" w:cs="Sakkal Majalla" w:hint="cs"/>
+          <w:sz w:val="28"/>
+          <w:szCs w:val="28"/>
+          <w:rtl/>
+        </w:rPr>
+        <w:t>"</w:t>
+      </w:r>
+      <w:r>
+        <w:rPr>
+          <w:rFonts w:ascii="Sakkal Majalla" w:hAnsi="Sakkal Majalla" w:cs="Sakkal Majalla" w:hint="cs"/>
+          <w:sz w:val="28"/>
+          <w:szCs w:val="28"/>
+          <w:rtl/>
+        </w:rPr>
+        <w:t xml:space="preserve"> (سفر العدد 23: 9).</w:t>
+      </w:r>
+    </w:p>
+    <w:p>
+      <w:pPr>
+        <w:jc w:val="both"/>
+        <w:rPr>
+          <w:rFonts w:ascii="Sakkal Majalla" w:hAnsi="Sakkal Majalla" w:cs="Sakkal Majalla"/>
+          <w:sz w:val="28"/>
+          <w:szCs w:val="28"/>
+          <w:rtl/>
+        </w:rPr>
+      </w:pPr>
+      <w:r>
+        <w:rPr>
+          <w:rFonts w:ascii="Sakkal Majalla" w:hAnsi="Sakkal Majalla" w:cs="Sakkal Majalla" w:hint="cs"/>
+          <w:sz w:val="28"/>
+          <w:szCs w:val="28"/>
+          <w:rtl/>
+        </w:rPr>
+        <w:t>الله يتعامل في عدم محدوديته هكذا تمامًا، في أنه يضع شعبه جانبًا، كعزله من العالم. هكذا نحن أيضًا "</w:t>
+      </w:r>
+      <w:r>
+        <w:rPr>
+          <w:rFonts w:ascii="Sakkal Majalla" w:hAnsi="Sakkal Majalla" w:cs="Sakkal Majalla"/>
+          <w:sz w:val="28"/>
+          <w:szCs w:val="28"/>
+          <w:rtl/>
+        </w:rPr>
+        <w:t>اشْتُرِيتُمْ بِثَمَنٍ</w:t>
+      </w:r>
+      <w:r>
+        <w:rPr>
+          <w:rFonts w:ascii="Sakkal Majalla" w:hAnsi="Sakkal Majalla" w:cs="Sakkal Majalla" w:hint="cs"/>
+          <w:sz w:val="28"/>
+          <w:szCs w:val="28"/>
+          <w:rtl/>
+        </w:rPr>
+        <w:t xml:space="preserve">" (1. </w:t>
+      </w:r>
+      <w:proofErr w:type="spellStart"/>
+      <w:r>
+        <w:rPr>
+          <w:rFonts w:ascii="Sakkal Majalla" w:hAnsi="Sakkal Majalla" w:cs="Sakkal Majalla" w:hint="cs"/>
+          <w:sz w:val="28"/>
+          <w:szCs w:val="28"/>
+          <w:rtl/>
+        </w:rPr>
+        <w:t>كورنثوس</w:t>
+      </w:r>
+      <w:proofErr w:type="spellEnd"/>
+      <w:r>
+        <w:rPr>
+          <w:rFonts w:ascii="Sakkal Majalla" w:hAnsi="Sakkal Majalla" w:cs="Sakkal Majalla" w:hint="cs"/>
+          <w:sz w:val="28"/>
+          <w:szCs w:val="28"/>
+          <w:rtl/>
+        </w:rPr>
+        <w:t xml:space="preserve"> 6: 20) ولم نعُد مُلكًا لأنفسنا. نحن أُخرجنا من اللعنة (الهلاك)، الخطية والبؤس وأُدخلنا إلى البركة. لذا علينا أن نكون مختلفين عن الناس في العالم. إننا كمن تحررنا من العالم لم نعُد مبدئيًا ملكًا لأنفسنا. وحيث لا نزال ملكًا لأنفسنا، هنالك عنصر من آدم </w:t>
+      </w:r>
+      <w:proofErr w:type="spellStart"/>
+      <w:r>
+        <w:rPr>
+          <w:rFonts w:ascii="Sakkal Majalla" w:hAnsi="Sakkal Majalla" w:cs="Sakkal Majalla" w:hint="cs"/>
+          <w:sz w:val="28"/>
+          <w:szCs w:val="28"/>
+          <w:rtl/>
+        </w:rPr>
+        <w:t>الآول</w:t>
+      </w:r>
+      <w:proofErr w:type="spellEnd"/>
+      <w:r>
+        <w:rPr>
+          <w:rFonts w:ascii="Sakkal Majalla" w:hAnsi="Sakkal Majalla" w:cs="Sakkal Majalla" w:hint="cs"/>
+          <w:sz w:val="28"/>
+          <w:szCs w:val="28"/>
+          <w:rtl/>
+        </w:rPr>
+        <w:t xml:space="preserve">. هو أخرج شعبه من مصر ليجعله مسكنًا لنفسه (خروج 15 </w:t>
+      </w:r>
+      <w:r>
+        <w:rPr>
+          <w:rFonts w:ascii="Sakkal Majalla" w:hAnsi="Sakkal Majalla" w:cs="Sakkal Majalla"/>
+          <w:sz w:val="28"/>
+          <w:szCs w:val="28"/>
+          <w:rtl/>
+        </w:rPr>
+        <w:t>–</w:t>
+      </w:r>
+      <w:r>
+        <w:rPr>
+          <w:rFonts w:ascii="Sakkal Majalla" w:hAnsi="Sakkal Majalla" w:cs="Sakkal Majalla" w:hint="cs"/>
+          <w:sz w:val="28"/>
+          <w:szCs w:val="28"/>
+          <w:rtl/>
+        </w:rPr>
+        <w:t xml:space="preserve"> 18). الله الآن يسكن على الأرض فينا مسكنًا له. عما قريب سنسكن في السماء. نحن شعب سماوي؛ ويُتوقّع منا حياة تتفق مع سكن الله فينا.</w:t>
+      </w:r>
+    </w:p>
+    <w:p>
+      <w:pPr>
+        <w:jc w:val="both"/>
+        <w:rPr>
+          <w:rFonts w:ascii="Sakkal Majalla" w:hAnsi="Sakkal Majalla" w:cs="Sakkal Majalla"/>
+          <w:sz w:val="28"/>
+          <w:szCs w:val="28"/>
+          <w:rtl/>
+        </w:rPr>
+      </w:pPr>
+      <w:r>
+        <w:rPr>
+          <w:rFonts w:ascii="Sakkal Majalla" w:hAnsi="Sakkal Majalla" w:cs="Sakkal Majalla" w:hint="cs"/>
+          <w:sz w:val="28"/>
+          <w:szCs w:val="28"/>
+          <w:rtl/>
+        </w:rPr>
+        <w:t xml:space="preserve">إبليس مشغول بلا كلل لكي يجعلنا تحت لعنة، وذلك بالذات لأننا </w:t>
+      </w:r>
+      <w:proofErr w:type="spellStart"/>
+      <w:r>
+        <w:rPr>
+          <w:rFonts w:ascii="Sakkal Majalla" w:hAnsi="Sakkal Majalla" w:cs="Sakkal Majalla" w:hint="cs"/>
+          <w:sz w:val="28"/>
+          <w:szCs w:val="28"/>
+          <w:rtl/>
+        </w:rPr>
+        <w:t>مفديون</w:t>
+      </w:r>
+      <w:proofErr w:type="spellEnd"/>
+      <w:r>
+        <w:rPr>
+          <w:rFonts w:ascii="Sakkal Majalla" w:hAnsi="Sakkal Majalla" w:cs="Sakkal Majalla" w:hint="cs"/>
+          <w:sz w:val="28"/>
+          <w:szCs w:val="28"/>
+          <w:rtl/>
+        </w:rPr>
+        <w:t xml:space="preserve">. هكذا أيضًا تعامل عدو الله في تاريخ شعبه. هو أراد بأن يصير ملعونًا. نحن علينا أن نقاومه راسخين في الإيمان. هو يجلب شكواه أمام الله، والله يجيب لصالحنا. </w:t>
+      </w:r>
+      <w:r>
+        <w:rPr>
+          <w:rFonts w:ascii="Sakkal Majalla" w:hAnsi="Sakkal Majalla" w:cs="Sakkal Majalla"/>
+          <w:sz w:val="28"/>
+          <w:szCs w:val="28"/>
+          <w:rtl/>
+        </w:rPr>
+        <w:t>الإيمان يشمل إجابة الله</w:t>
+      </w:r>
+      <w:r>
+        <w:rPr>
+          <w:rFonts w:ascii="Sakkal Majalla" w:hAnsi="Sakkal Majalla" w:cs="Sakkal Majalla" w:hint="cs"/>
+          <w:sz w:val="28"/>
+          <w:szCs w:val="28"/>
+          <w:rtl/>
+        </w:rPr>
+        <w:t>، كما رأينا ذلك في زكريا 3. إنه في غاية الأهمية لأجل سلامنا وقداستنا العملية بأن نفهم هذا الحق. ما الذي قاله رئيس الكهنة ليشوع عن ملابسه القذرة، التي اشتُكي عليها؟ بكل تأكيد لا شيء! يشوع لم يكن لديه ما يقوله، لكن الله أجابه. "</w:t>
+      </w:r>
+      <w:proofErr w:type="spellStart"/>
+      <w:r>
+        <w:rPr>
+          <w:rFonts w:ascii="Sakkal Majalla" w:hAnsi="Sakkal Majalla" w:cs="Sakkal Majalla"/>
+          <w:sz w:val="28"/>
+          <w:szCs w:val="28"/>
+          <w:rtl/>
+        </w:rPr>
+        <w:t>أَفَلَيْسَ</w:t>
+      </w:r>
+      <w:proofErr w:type="spellEnd"/>
+      <w:r>
+        <w:rPr>
+          <w:rFonts w:ascii="Sakkal Majalla" w:hAnsi="Sakkal Majalla" w:cs="Sakkal Majalla"/>
+          <w:sz w:val="28"/>
+          <w:szCs w:val="28"/>
+          <w:rtl/>
+        </w:rPr>
+        <w:t xml:space="preserve"> هذَا شُعْلَةً </w:t>
+      </w:r>
+      <w:proofErr w:type="spellStart"/>
+      <w:r>
+        <w:rPr>
+          <w:rFonts w:ascii="Sakkal Majalla" w:hAnsi="Sakkal Majalla" w:cs="Sakkal Majalla"/>
+          <w:sz w:val="28"/>
+          <w:szCs w:val="28"/>
+          <w:rtl/>
+        </w:rPr>
+        <w:t>مُنْتَشَلَةً</w:t>
+      </w:r>
+      <w:proofErr w:type="spellEnd"/>
+      <w:r>
+        <w:rPr>
+          <w:rFonts w:ascii="Sakkal Majalla" w:hAnsi="Sakkal Majalla" w:cs="Sakkal Majalla"/>
+          <w:sz w:val="28"/>
+          <w:szCs w:val="28"/>
+          <w:rtl/>
+        </w:rPr>
+        <w:t xml:space="preserve"> مِنَ النَّارِ؟</w:t>
+      </w:r>
+      <w:r>
+        <w:rPr>
+          <w:rFonts w:ascii="Sakkal Majalla" w:hAnsi="Sakkal Majalla" w:cs="Sakkal Majalla" w:hint="cs"/>
+          <w:sz w:val="28"/>
+          <w:szCs w:val="28"/>
+          <w:rtl/>
+        </w:rPr>
+        <w:t>" (زكريا 3: 2)؛ "... وتريد بأن تلقيه ثانية في النار؟" عندها قال للملاك: "</w:t>
+      </w:r>
+      <w:r>
+        <w:rPr>
+          <w:rFonts w:ascii="Sakkal Majalla" w:hAnsi="Sakkal Majalla" w:cs="Sakkal Majalla"/>
+          <w:sz w:val="28"/>
+          <w:szCs w:val="28"/>
+          <w:rtl/>
+        </w:rPr>
+        <w:t>انْزِعُوا عَنْهُ الثِّيَابَ الْقَذِرَةَ</w:t>
+      </w:r>
+      <w:r>
+        <w:rPr>
+          <w:rFonts w:ascii="Sakkal Majalla" w:hAnsi="Sakkal Majalla" w:cs="Sakkal Majalla" w:hint="cs"/>
+          <w:sz w:val="28"/>
+          <w:szCs w:val="28"/>
+          <w:rtl/>
+        </w:rPr>
+        <w:t>!" من ثم وضّح</w:t>
+      </w:r>
+      <w:r>
+        <w:rPr>
+          <w:rFonts w:ascii="Sakkal Majalla" w:hAnsi="Sakkal Majalla" w:cs="Sakkal Majalla" w:hint="cs"/>
+          <w:sz w:val="28"/>
+          <w:szCs w:val="28"/>
+          <w:rtl/>
+        </w:rPr>
+        <w:t xml:space="preserve"> ليشوع ما عمله لأجله. "</w:t>
+      </w:r>
+      <w:r>
+        <w:rPr>
+          <w:rFonts w:ascii="Sakkal Majalla" w:hAnsi="Sakkal Majalla" w:cs="Sakkal Majalla"/>
+          <w:sz w:val="28"/>
+          <w:szCs w:val="28"/>
+          <w:rtl/>
+        </w:rPr>
+        <w:t>قَدْ أَذْهَبْتُ عَنْكَ إِثْمَكَ،</w:t>
+      </w:r>
+      <w:r>
+        <w:rPr>
+          <w:rFonts w:ascii="Sakkal Majalla" w:hAnsi="Sakkal Majalla" w:cs="Sakkal Majalla" w:hint="cs"/>
+          <w:sz w:val="28"/>
+          <w:szCs w:val="28"/>
+          <w:rtl/>
+        </w:rPr>
+        <w:t>" وهكذا هو يري الخاطئ المسكين كمال عمله ومحبة قلبه التي عملت لصالحه. الله لا يقول: "سأُذهِب"، وإنما: "</w:t>
+      </w:r>
+      <w:r>
+        <w:rPr>
+          <w:rFonts w:ascii="Sakkal Majalla" w:hAnsi="Sakkal Majalla" w:cs="Sakkal Majalla"/>
+          <w:sz w:val="28"/>
+          <w:szCs w:val="28"/>
+          <w:rtl/>
+        </w:rPr>
+        <w:t xml:space="preserve"> أَذْهَبْتُ</w:t>
+      </w:r>
+      <w:r>
+        <w:rPr>
+          <w:rFonts w:ascii="Sakkal Majalla" w:hAnsi="Sakkal Majalla" w:cs="Sakkal Majalla" w:hint="cs"/>
+          <w:sz w:val="28"/>
+          <w:szCs w:val="28"/>
+          <w:rtl/>
+        </w:rPr>
+        <w:t>."</w:t>
+      </w:r>
+    </w:p>
+    <w:p>
+      <w:pPr>
+        <w:jc w:val="both"/>
+        <w:rPr>
+          <w:rFonts w:ascii="Sakkal Majalla" w:hAnsi="Sakkal Majalla" w:cs="Sakkal Majalla"/>
+          <w:sz w:val="28"/>
+          <w:szCs w:val="28"/>
+          <w:rtl/>
+        </w:rPr>
+      </w:pPr>
+      <w:r>
+        <w:rPr>
+          <w:rFonts w:ascii="Sakkal Majalla" w:hAnsi="Sakkal Majalla" w:cs="Sakkal Majalla" w:hint="cs"/>
+          <w:sz w:val="28"/>
+          <w:szCs w:val="28"/>
+          <w:rtl/>
+        </w:rPr>
+        <w:t xml:space="preserve">في العدد 19 يُجبر </w:t>
+      </w:r>
+      <w:proofErr w:type="spellStart"/>
+      <w:r>
+        <w:rPr>
+          <w:rFonts w:ascii="Sakkal Majalla" w:hAnsi="Sakkal Majalla" w:cs="Sakkal Majalla" w:hint="cs"/>
+          <w:sz w:val="28"/>
+          <w:szCs w:val="28"/>
+          <w:rtl/>
+        </w:rPr>
+        <w:t>بلعام</w:t>
+      </w:r>
+      <w:proofErr w:type="spellEnd"/>
+      <w:r>
+        <w:rPr>
+          <w:rFonts w:ascii="Sakkal Majalla" w:hAnsi="Sakkal Majalla" w:cs="Sakkal Majalla" w:hint="cs"/>
+          <w:sz w:val="28"/>
+          <w:szCs w:val="28"/>
+          <w:rtl/>
+        </w:rPr>
+        <w:t>، بأن يعطي شهادة عن طابع الله. "</w:t>
+      </w:r>
+      <w:r>
+        <w:rPr>
+          <w:rFonts w:ascii="Sakkal Majalla" w:hAnsi="Sakkal Majalla" w:cs="Sakkal Majalla"/>
+          <w:sz w:val="28"/>
+          <w:szCs w:val="28"/>
+          <w:rtl/>
+        </w:rPr>
+        <w:t xml:space="preserve">لَيْسَ اللهُ إِنْسَانًا فَيَكْذِبَ، وَلاَ ابْنَ إِنْسَانٍ فَيَنْدَمَ. </w:t>
+      </w:r>
+      <w:r>
+        <w:rPr>
+          <w:rFonts w:ascii="Sakkal Majalla" w:hAnsi="Sakkal Majalla" w:cs="Sakkal Majalla" w:hint="cs"/>
+          <w:sz w:val="28"/>
+          <w:szCs w:val="28"/>
+          <w:rtl/>
+        </w:rPr>
+        <w:t>..." هو ليس فقط إله الحق، وإنما هو أيضًا لا يغيّره. هو يقول: "</w:t>
+      </w:r>
+      <w:r>
+        <w:rPr>
+          <w:rtl/>
+        </w:rPr>
+        <w:t xml:space="preserve"> </w:t>
+      </w:r>
+      <w:r>
+        <w:rPr>
+          <w:rFonts w:ascii="Sakkal Majalla" w:hAnsi="Sakkal Majalla" w:cs="Sakkal Majalla"/>
+          <w:sz w:val="28"/>
+          <w:szCs w:val="28"/>
+          <w:rtl/>
+        </w:rPr>
+        <w:t>وَلَنْ أَذْكُرَ خَطَايَاهُمْ وَتَعَدِّيَاتِهِمْ فِي مَا بَعْدُ».</w:t>
+      </w:r>
+      <w:r>
+        <w:rPr>
+          <w:rFonts w:ascii="Sakkal Majalla" w:hAnsi="Sakkal Majalla" w:cs="Sakkal Majalla" w:hint="cs"/>
+          <w:sz w:val="28"/>
+          <w:szCs w:val="28"/>
+          <w:rtl/>
+        </w:rPr>
+        <w:t>" (عبرانيين 10: 17). هذا يتكلم عن أن الله لا يندم على أقواله أبدًا. الحق، الذي يُخبر به، هو حق أبدي. وفم العدو أيضًا ينبغي عليه أن ينطق الآن. "</w:t>
+      </w:r>
+      <w:r>
+        <w:rPr>
+          <w:rtl/>
+        </w:rPr>
+        <w:t xml:space="preserve"> </w:t>
+      </w:r>
+      <w:r>
+        <w:rPr>
+          <w:rFonts w:ascii="Sakkal Majalla" w:hAnsi="Sakkal Majalla" w:cs="Sakkal Majalla"/>
+          <w:sz w:val="28"/>
+          <w:szCs w:val="28"/>
+          <w:rtl/>
+        </w:rPr>
+        <w:t>فَلاَ أَرُدُّهُ.</w:t>
+      </w:r>
+      <w:r>
+        <w:rPr>
+          <w:rFonts w:ascii="Sakkal Majalla" w:hAnsi="Sakkal Majalla" w:cs="Sakkal Majalla" w:hint="cs"/>
+          <w:sz w:val="28"/>
+          <w:szCs w:val="28"/>
+          <w:rtl/>
+        </w:rPr>
+        <w:t>" (سفر العدد 23: 20). هو لا يقول: "لا أريد"، بل: "لا أستطيع".</w:t>
+      </w:r>
+    </w:p>
+    <w:p>
+      <w:pPr>
+        <w:jc w:val="both"/>
+        <w:rPr>
+          <w:rFonts w:ascii="Sakkal Majalla" w:hAnsi="Sakkal Majalla" w:cs="Sakkal Majalla"/>
+          <w:sz w:val="28"/>
+          <w:szCs w:val="28"/>
+          <w:rtl/>
+        </w:rPr>
+      </w:pPr>
+      <w:r>
+        <w:rPr>
+          <w:rFonts w:ascii="Sakkal Majalla" w:hAnsi="Sakkal Majalla" w:cs="Sakkal Majalla" w:hint="cs"/>
+          <w:sz w:val="28"/>
+          <w:szCs w:val="28"/>
+          <w:rtl/>
+        </w:rPr>
+        <w:t xml:space="preserve">بالنسبة لنا نحن </w:t>
+      </w:r>
+      <w:r>
+        <w:rPr>
+          <w:rFonts w:ascii="Sakkal Majalla" w:hAnsi="Sakkal Majalla" w:cs="Sakkal Majalla" w:hint="cs"/>
+          <w:sz w:val="28"/>
+          <w:szCs w:val="28"/>
+          <w:rtl/>
+        </w:rPr>
+        <w:t>المؤمنين كأفراد يتحتم علينا الآن في البرية أن ندرك الشر الذي فينا عمليًا ونحكم عليه بالكامل. عندها لن نعود نُحاكم عليه ثانية. الله لا يسمح فينا بأية خطية. إن عمل نزعه لها هو عكس التسامح بها. إلا أنه لا يحسبها علينا.</w:t>
+      </w:r>
+    </w:p>
+    <w:p>
+      <w:pPr>
+        <w:jc w:val="both"/>
+        <w:rPr>
+          <w:rFonts w:ascii="Sakkal Majalla" w:hAnsi="Sakkal Majalla" w:cs="Sakkal Majalla"/>
+          <w:sz w:val="28"/>
+          <w:szCs w:val="28"/>
+          <w:rtl/>
+        </w:rPr>
+      </w:pPr>
+      <w:r>
+        <w:rPr>
+          <w:rFonts w:ascii="Sakkal Majalla" w:hAnsi="Sakkal Majalla" w:cs="Sakkal Majalla"/>
+          <w:sz w:val="28"/>
+          <w:szCs w:val="28"/>
+          <w:rtl/>
+        </w:rPr>
+        <w:t xml:space="preserve">من </w:t>
+      </w:r>
+      <w:r>
+        <w:rPr>
+          <w:rFonts w:ascii="Sakkal Majalla" w:hAnsi="Sakkal Majalla" w:cs="Sakkal Majalla" w:hint="cs"/>
+          <w:sz w:val="28"/>
+          <w:szCs w:val="28"/>
+          <w:rtl/>
+        </w:rPr>
+        <w:t>المؤكد، "</w:t>
+      </w:r>
+      <w:r>
+        <w:rPr>
+          <w:rtl/>
+        </w:rPr>
+        <w:t xml:space="preserve"> </w:t>
+      </w:r>
+      <w:r>
+        <w:rPr>
+          <w:rFonts w:ascii="Sakkal Majalla" w:hAnsi="Sakkal Majalla" w:cs="Sakkal Majalla"/>
+          <w:sz w:val="28"/>
+          <w:szCs w:val="28"/>
+          <w:rtl/>
+        </w:rPr>
+        <w:t xml:space="preserve">إِنَّهُ لَيْسَ عِيَافَةٌ عَلَى يَعْقُوبَ، </w:t>
+      </w:r>
+      <w:r>
+        <w:rPr>
+          <w:rFonts w:ascii="Sakkal Majalla" w:hAnsi="Sakkal Majalla" w:cs="Sakkal Majalla" w:hint="cs"/>
+          <w:sz w:val="28"/>
+          <w:szCs w:val="28"/>
+          <w:rtl/>
+        </w:rPr>
+        <w:t xml:space="preserve">... </w:t>
+      </w:r>
+      <w:r>
+        <w:rPr>
+          <w:rFonts w:ascii="Sakkal Majalla" w:hAnsi="Sakkal Majalla" w:cs="Sakkal Majalla"/>
+          <w:sz w:val="28"/>
+          <w:szCs w:val="28"/>
+          <w:rtl/>
+        </w:rPr>
+        <w:t>فِي الْوَقْتِ يُقَالُ عَنْ يَعْقُوبَ وَعَنْ إِسْرَائِيلَ مَا فَعَلَ اللهُ.</w:t>
+      </w:r>
+      <w:r>
+        <w:rPr>
+          <w:rFonts w:ascii="Sakkal Majalla" w:hAnsi="Sakkal Majalla" w:cs="Sakkal Majalla" w:hint="cs"/>
+          <w:sz w:val="28"/>
+          <w:szCs w:val="28"/>
+          <w:rtl/>
+        </w:rPr>
+        <w:t xml:space="preserve">" (سفر العدد 23: 23). عندما تنظر النفس إلى عملها فقط، تبقى بعيدة عن الله. ولكن إن رأت ما فعله الله عندها تكون سعيدة في الشركة معه. الإنسان لا يمكنه أن يعلم أبدًا كيف ينبغي عليه أن يحكم على نفسه بالشكل الصحيح، قبل أن يكون قد دخل إلى محضر الله. طالما أنه لا يعلم ما يقوله الله، يبقى كل شيء غير مؤكد. من جانب واحد نرى يسوع، ومن الجانب الآخر آمالاً بشرية </w:t>
+      </w:r>
+      <w:r>
+        <w:rPr>
+          <w:rFonts w:ascii="Sakkal Majalla" w:hAnsi="Sakkal Majalla" w:cs="Sakkal Majalla"/>
+          <w:sz w:val="28"/>
+          <w:szCs w:val="28"/>
+          <w:rtl/>
+        </w:rPr>
+        <w:t>–</w:t>
+      </w:r>
+      <w:r>
+        <w:rPr>
+          <w:rFonts w:ascii="Sakkal Majalla" w:hAnsi="Sakkal Majalla" w:cs="Sakkal Majalla" w:hint="cs"/>
+          <w:sz w:val="28"/>
+          <w:szCs w:val="28"/>
+          <w:rtl/>
+        </w:rPr>
+        <w:t xml:space="preserve"> عن اليمين نورًا، وعن اليسار سحبًا. فقط عندما ندرك مركزنا في آدم الأخير كمُقامين أم</w:t>
+      </w:r>
+      <w:r>
+        <w:rPr>
+          <w:rFonts w:ascii="Sakkal Majalla" w:hAnsi="Sakkal Majalla" w:cs="Sakkal Majalla" w:hint="cs"/>
+          <w:sz w:val="28"/>
+          <w:szCs w:val="28"/>
+          <w:rtl/>
+        </w:rPr>
+        <w:t>ام الله، يكون لنا سلام، فرح وثقة.</w:t>
+      </w:r>
+    </w:p>
+    <w:p>
+      <w:pPr>
+        <w:jc w:val="both"/>
+        <w:rPr>
+          <w:rFonts w:ascii="Sakkal Majalla" w:hAnsi="Sakkal Majalla" w:cs="Sakkal Majalla"/>
+          <w:b/>
+          <w:bCs/>
+          <w:sz w:val="28"/>
+          <w:szCs w:val="28"/>
+          <w:u w:val="single"/>
+          <w:rtl/>
+        </w:rPr>
+      </w:pPr>
+      <w:r>
+        <w:rPr>
+          <w:rFonts w:ascii="Sakkal Majalla" w:hAnsi="Sakkal Majalla" w:cs="Sakkal Majalla" w:hint="cs"/>
+          <w:b/>
+          <w:bCs/>
+          <w:sz w:val="28"/>
+          <w:szCs w:val="28"/>
+          <w:u w:val="single"/>
+          <w:rtl/>
+        </w:rPr>
+        <w:t>سفر العدد 24</w:t>
+      </w:r>
+    </w:p>
+    <w:p>
+      <w:pPr>
+        <w:jc w:val="both"/>
+        <w:rPr>
+          <w:rFonts w:ascii="Sakkal Majalla" w:hAnsi="Sakkal Majalla" w:cs="Sakkal Majalla"/>
+          <w:sz w:val="28"/>
+          <w:szCs w:val="28"/>
+          <w:rtl/>
+        </w:rPr>
+      </w:pPr>
+      <w:r>
+        <w:rPr>
+          <w:rFonts w:ascii="Sakkal Majalla" w:hAnsi="Sakkal Majalla" w:cs="Sakkal Majalla" w:hint="cs"/>
+          <w:sz w:val="28"/>
+          <w:szCs w:val="28"/>
+          <w:rtl/>
+        </w:rPr>
+        <w:t xml:space="preserve">إن محاولات العدو لم </w:t>
+      </w:r>
+      <w:proofErr w:type="gramStart"/>
+      <w:r>
+        <w:rPr>
+          <w:rFonts w:ascii="Sakkal Majalla" w:hAnsi="Sakkal Majalla" w:cs="Sakkal Majalla" w:hint="cs"/>
+          <w:sz w:val="28"/>
+          <w:szCs w:val="28"/>
+          <w:rtl/>
+        </w:rPr>
+        <w:t>تؤدي</w:t>
+      </w:r>
+      <w:proofErr w:type="gramEnd"/>
+      <w:r>
+        <w:rPr>
+          <w:rFonts w:ascii="Sakkal Majalla" w:hAnsi="Sakkal Majalla" w:cs="Sakkal Majalla" w:hint="cs"/>
+          <w:sz w:val="28"/>
+          <w:szCs w:val="28"/>
+          <w:rtl/>
+        </w:rPr>
+        <w:t xml:space="preserve"> بأن الله ببساطة كرر ذات البركات. إنها بالحري جعلته يعرض كل غنى بركته. هو يتمم مقاصده بحسب مشيئته ووفق أفكاره. نحن رأينا أولاً، أن الله يدعو إسرائيل شعبًا له؛ وثانيًا، بأنه مبرّر من الله بالكامل. "</w:t>
+      </w:r>
+      <w:r>
+        <w:rPr>
+          <w:rtl/>
+        </w:rPr>
+        <w:t xml:space="preserve"> </w:t>
+      </w:r>
+      <w:r>
+        <w:rPr>
+          <w:rFonts w:ascii="Sakkal Majalla" w:hAnsi="Sakkal Majalla" w:cs="Sakkal Majalla"/>
+          <w:sz w:val="28"/>
+          <w:szCs w:val="28"/>
+          <w:rtl/>
+        </w:rPr>
+        <w:t>لَمْ يُبْصِرْ إِثْمًا فِي يَعْقُوبَ، وَلاَ رَأَى تَعَبًا فِي إِسْرَائِيلَ.</w:t>
+      </w:r>
+      <w:r>
+        <w:rPr>
+          <w:rFonts w:ascii="Sakkal Majalla" w:hAnsi="Sakkal Majalla" w:cs="Sakkal Majalla" w:hint="cs"/>
+          <w:sz w:val="28"/>
+          <w:szCs w:val="28"/>
+          <w:rtl/>
+        </w:rPr>
+        <w:t xml:space="preserve">" (سفر العدد 23: 21). الله واجه </w:t>
+      </w:r>
+      <w:proofErr w:type="spellStart"/>
+      <w:r>
+        <w:rPr>
+          <w:rFonts w:ascii="Sakkal Majalla" w:hAnsi="Sakkal Majalla" w:cs="Sakkal Majalla" w:hint="cs"/>
+          <w:sz w:val="28"/>
+          <w:szCs w:val="28"/>
+          <w:rtl/>
+        </w:rPr>
+        <w:t>بلعام</w:t>
+      </w:r>
+      <w:proofErr w:type="spellEnd"/>
+      <w:r>
+        <w:rPr>
+          <w:rFonts w:ascii="Sakkal Majalla" w:hAnsi="Sakkal Majalla" w:cs="Sakkal Majalla" w:hint="cs"/>
+          <w:sz w:val="28"/>
+          <w:szCs w:val="28"/>
+          <w:rtl/>
+        </w:rPr>
+        <w:t>؛ وذلك كان عليه أن يعترف، بأنه لم تكن هنالك فرصة بأن يُعادي الله. فبدلاً من أن يعتمد حتى تلك اللحظة على العرافة، حوّل وجهه إلى البرية.</w:t>
+      </w:r>
+    </w:p>
+    <w:p>
+      <w:pPr>
+        <w:jc w:val="both"/>
+        <w:rPr>
+          <w:rFonts w:ascii="Sakkal Majalla" w:hAnsi="Sakkal Majalla" w:cs="Sakkal Majalla"/>
+          <w:sz w:val="28"/>
+          <w:szCs w:val="28"/>
+          <w:rtl/>
+        </w:rPr>
+      </w:pPr>
+      <w:r>
+        <w:rPr>
+          <w:rFonts w:ascii="Sakkal Majalla" w:hAnsi="Sakkal Majalla" w:cs="Sakkal Majalla" w:hint="cs"/>
+          <w:sz w:val="28"/>
+          <w:szCs w:val="28"/>
+          <w:rtl/>
+        </w:rPr>
+        <w:t>"</w:t>
+      </w:r>
+      <w:r>
+        <w:rPr>
+          <w:rFonts w:ascii="Sakkal Majalla" w:hAnsi="Sakkal Majalla" w:cs="Sakkal Majalla"/>
+          <w:sz w:val="28"/>
+          <w:szCs w:val="28"/>
+          <w:rtl/>
+        </w:rPr>
+        <w:t xml:space="preserve"> 2 </w:t>
+      </w:r>
+      <w:r>
+        <w:rPr>
+          <w:rFonts w:ascii="Sakkal Majalla" w:hAnsi="Sakkal Majalla" w:cs="Sakkal Majalla" w:hint="cs"/>
+          <w:sz w:val="28"/>
+          <w:szCs w:val="28"/>
+          <w:rtl/>
+        </w:rPr>
+        <w:t>وَرَفَعَ</w:t>
+      </w:r>
+      <w:r>
+        <w:rPr>
+          <w:rFonts w:ascii="Sakkal Majalla" w:hAnsi="Sakkal Majalla" w:cs="Sakkal Majalla"/>
+          <w:sz w:val="28"/>
+          <w:szCs w:val="28"/>
+          <w:rtl/>
+        </w:rPr>
+        <w:t xml:space="preserve"> </w:t>
+      </w:r>
+      <w:proofErr w:type="spellStart"/>
+      <w:r>
+        <w:rPr>
+          <w:rFonts w:ascii="Sakkal Majalla" w:hAnsi="Sakkal Majalla" w:cs="Sakkal Majalla" w:hint="cs"/>
+          <w:sz w:val="28"/>
+          <w:szCs w:val="28"/>
+          <w:rtl/>
+        </w:rPr>
+        <w:t>بَلْعَامُ</w:t>
+      </w:r>
+      <w:proofErr w:type="spellEnd"/>
+      <w:r>
+        <w:rPr>
+          <w:rFonts w:ascii="Sakkal Majalla" w:hAnsi="Sakkal Majalla" w:cs="Sakkal Majalla"/>
+          <w:sz w:val="28"/>
+          <w:szCs w:val="28"/>
+          <w:rtl/>
+        </w:rPr>
+        <w:t xml:space="preserve"> </w:t>
+      </w:r>
+      <w:r>
+        <w:rPr>
+          <w:rFonts w:ascii="Sakkal Majalla" w:hAnsi="Sakkal Majalla" w:cs="Sakkal Majalla" w:hint="cs"/>
+          <w:sz w:val="28"/>
+          <w:szCs w:val="28"/>
+          <w:rtl/>
+        </w:rPr>
+        <w:t>عَيْنَيْهِ</w:t>
+      </w:r>
+      <w:r>
+        <w:rPr>
+          <w:rFonts w:ascii="Sakkal Majalla" w:hAnsi="Sakkal Majalla" w:cs="Sakkal Majalla"/>
+          <w:sz w:val="28"/>
+          <w:szCs w:val="28"/>
+          <w:rtl/>
+        </w:rPr>
+        <w:t xml:space="preserve"> </w:t>
+      </w:r>
+      <w:r>
+        <w:rPr>
+          <w:rFonts w:ascii="Sakkal Majalla" w:hAnsi="Sakkal Majalla" w:cs="Sakkal Majalla" w:hint="cs"/>
+          <w:sz w:val="28"/>
+          <w:szCs w:val="28"/>
+          <w:rtl/>
+        </w:rPr>
+        <w:t>وَرَأَى</w:t>
+      </w:r>
+      <w:r>
+        <w:rPr>
+          <w:rFonts w:ascii="Sakkal Majalla" w:hAnsi="Sakkal Majalla" w:cs="Sakkal Majalla"/>
+          <w:sz w:val="28"/>
+          <w:szCs w:val="28"/>
+          <w:rtl/>
+        </w:rPr>
+        <w:t xml:space="preserve"> </w:t>
+      </w:r>
+      <w:r>
+        <w:rPr>
+          <w:rFonts w:ascii="Sakkal Majalla" w:hAnsi="Sakkal Majalla" w:cs="Sakkal Majalla" w:hint="cs"/>
+          <w:sz w:val="28"/>
+          <w:szCs w:val="28"/>
+          <w:rtl/>
+        </w:rPr>
+        <w:t>إِسْرَائِيلَ</w:t>
+      </w:r>
+      <w:r>
+        <w:rPr>
+          <w:rFonts w:ascii="Sakkal Majalla" w:hAnsi="Sakkal Majalla" w:cs="Sakkal Majalla"/>
+          <w:sz w:val="28"/>
+          <w:szCs w:val="28"/>
+          <w:rtl/>
+        </w:rPr>
+        <w:t xml:space="preserve"> </w:t>
+      </w:r>
+      <w:r>
+        <w:rPr>
+          <w:rFonts w:ascii="Sakkal Majalla" w:hAnsi="Sakkal Majalla" w:cs="Sakkal Majalla" w:hint="cs"/>
+          <w:sz w:val="28"/>
+          <w:szCs w:val="28"/>
+          <w:rtl/>
+        </w:rPr>
+        <w:t>حَالاُ</w:t>
+      </w:r>
+      <w:r>
+        <w:rPr>
+          <w:rFonts w:ascii="Sakkal Majalla" w:hAnsi="Sakkal Majalla" w:cs="Sakkal Majalla"/>
+          <w:sz w:val="28"/>
+          <w:szCs w:val="28"/>
+          <w:rtl/>
+        </w:rPr>
+        <w:t xml:space="preserve"> </w:t>
+      </w:r>
+      <w:r>
+        <w:rPr>
+          <w:rFonts w:ascii="Sakkal Majalla" w:hAnsi="Sakkal Majalla" w:cs="Sakkal Majalla" w:hint="cs"/>
+          <w:sz w:val="28"/>
+          <w:szCs w:val="28"/>
+          <w:rtl/>
+        </w:rPr>
+        <w:t>حَسَبَ</w:t>
+      </w:r>
+      <w:r>
+        <w:rPr>
+          <w:rFonts w:ascii="Sakkal Majalla" w:hAnsi="Sakkal Majalla" w:cs="Sakkal Majalla"/>
+          <w:sz w:val="28"/>
+          <w:szCs w:val="28"/>
+          <w:rtl/>
+        </w:rPr>
+        <w:t xml:space="preserve"> </w:t>
+      </w:r>
+      <w:r>
+        <w:rPr>
+          <w:rFonts w:ascii="Sakkal Majalla" w:hAnsi="Sakkal Majalla" w:cs="Sakkal Majalla" w:hint="cs"/>
+          <w:sz w:val="28"/>
+          <w:szCs w:val="28"/>
+          <w:rtl/>
+        </w:rPr>
+        <w:t>أَسْبَاطِهِ،</w:t>
+      </w:r>
+      <w:r>
+        <w:rPr>
+          <w:rFonts w:ascii="Sakkal Majalla" w:hAnsi="Sakkal Majalla" w:cs="Sakkal Majalla" w:hint="cs"/>
+          <w:sz w:val="28"/>
+          <w:szCs w:val="28"/>
+          <w:rtl/>
+        </w:rPr>
+        <w:t xml:space="preserve">" (سفر العدد 24: 2). نحن لا نرى هنا صورة عن القديسين في المجد السماوي؛ لأنه هنا لا يُنظَر إلى إسرائيل من بعد إدخاله إلى بركة الأرض الختامية، وإنما في البرية. وبذلك نحصل من خلال معرفة </w:t>
+      </w:r>
+      <w:proofErr w:type="spellStart"/>
+      <w:r>
+        <w:rPr>
+          <w:rFonts w:ascii="Sakkal Majalla" w:hAnsi="Sakkal Majalla" w:cs="Sakkal Majalla" w:hint="cs"/>
+          <w:sz w:val="28"/>
+          <w:szCs w:val="28"/>
+          <w:rtl/>
+        </w:rPr>
+        <w:t>بلعام</w:t>
+      </w:r>
+      <w:proofErr w:type="spellEnd"/>
+      <w:r>
+        <w:rPr>
+          <w:rFonts w:ascii="Sakkal Majalla" w:hAnsi="Sakkal Majalla" w:cs="Sakkal Majalla" w:hint="cs"/>
+          <w:sz w:val="28"/>
+          <w:szCs w:val="28"/>
+          <w:rtl/>
+        </w:rPr>
+        <w:t xml:space="preserve"> عن أفكار الله عن شعبه في الأرض (سفر العدد 24: 3 </w:t>
+      </w:r>
+      <w:r>
+        <w:rPr>
+          <w:rFonts w:ascii="Sakkal Majalla" w:hAnsi="Sakkal Majalla" w:cs="Sakkal Majalla"/>
+          <w:sz w:val="28"/>
+          <w:szCs w:val="28"/>
+          <w:rtl/>
+        </w:rPr>
+        <w:t>–</w:t>
+      </w:r>
+      <w:r>
+        <w:rPr>
+          <w:rFonts w:ascii="Sakkal Majalla" w:hAnsi="Sakkal Majalla" w:cs="Sakkal Majalla" w:hint="cs"/>
+          <w:sz w:val="28"/>
+          <w:szCs w:val="28"/>
+          <w:rtl/>
+        </w:rPr>
+        <w:t xml:space="preserve"> 5). وحال نظري ما قد نشأ من الله، أجد ترتيبًا جديدًا للأمور. نحن لسنا في الجسد، بل في الروح. المسيحي مبرر في المسيح وعدا عن ذلك مولود ثانية بالروح القدس. </w:t>
+      </w:r>
+      <w:proofErr w:type="spellStart"/>
+      <w:r>
+        <w:rPr>
+          <w:rFonts w:ascii="Sakkal Majalla" w:hAnsi="Sakkal Majalla" w:cs="Sakkal Majalla" w:hint="cs"/>
+          <w:sz w:val="28"/>
+          <w:szCs w:val="28"/>
+          <w:rtl/>
+        </w:rPr>
+        <w:t>بلعام</w:t>
+      </w:r>
+      <w:proofErr w:type="spellEnd"/>
+      <w:r>
+        <w:rPr>
+          <w:rFonts w:ascii="Sakkal Majalla" w:hAnsi="Sakkal Majalla" w:cs="Sakkal Majalla" w:hint="cs"/>
+          <w:sz w:val="28"/>
+          <w:szCs w:val="28"/>
+          <w:rtl/>
+        </w:rPr>
+        <w:t xml:space="preserve"> نظر بعيني الله إلى الشعب. روح الله ملأ قلبه، وهو أدرك ما كان الله يفكر به عن شعبه. الإيمان يعطينا بأن نرى بعيني الله وليس بعيوننا نحن. "</w:t>
+      </w:r>
+      <w:r>
+        <w:rPr>
+          <w:rFonts w:ascii="Sakkal Majalla" w:hAnsi="Sakkal Majalla" w:cs="Sakkal Majalla" w:hint="cs"/>
+          <w:sz w:val="28"/>
+          <w:szCs w:val="28"/>
+          <w:rtl/>
+        </w:rPr>
+        <w:t>مَا</w:t>
+      </w:r>
+      <w:r>
+        <w:rPr>
+          <w:rFonts w:ascii="Sakkal Majalla" w:hAnsi="Sakkal Majalla" w:cs="Sakkal Majalla"/>
+          <w:sz w:val="28"/>
+          <w:szCs w:val="28"/>
+          <w:rtl/>
+        </w:rPr>
+        <w:t xml:space="preserve"> </w:t>
+      </w:r>
+      <w:r>
+        <w:rPr>
+          <w:rFonts w:ascii="Sakkal Majalla" w:hAnsi="Sakkal Majalla" w:cs="Sakkal Majalla" w:hint="cs"/>
+          <w:sz w:val="28"/>
+          <w:szCs w:val="28"/>
+          <w:rtl/>
+        </w:rPr>
+        <w:t>أَحْسَنَ</w:t>
+      </w:r>
+      <w:r>
+        <w:rPr>
+          <w:rFonts w:ascii="Sakkal Majalla" w:hAnsi="Sakkal Majalla" w:cs="Sakkal Majalla"/>
+          <w:sz w:val="28"/>
+          <w:szCs w:val="28"/>
+          <w:rtl/>
+        </w:rPr>
+        <w:t xml:space="preserve"> </w:t>
+      </w:r>
+      <w:r>
+        <w:rPr>
+          <w:rFonts w:ascii="Sakkal Majalla" w:hAnsi="Sakkal Majalla" w:cs="Sakkal Majalla" w:hint="cs"/>
+          <w:sz w:val="28"/>
+          <w:szCs w:val="28"/>
+          <w:rtl/>
+        </w:rPr>
+        <w:t>خِيَامَكَ</w:t>
+      </w:r>
+      <w:r>
+        <w:rPr>
+          <w:rFonts w:ascii="Sakkal Majalla" w:hAnsi="Sakkal Majalla" w:cs="Sakkal Majalla" w:hint="cs"/>
+          <w:sz w:val="28"/>
+          <w:szCs w:val="28"/>
+          <w:rtl/>
+        </w:rPr>
+        <w:t>..."، "</w:t>
+      </w:r>
+      <w:r>
+        <w:rPr>
+          <w:rFonts w:ascii="Sakkal Majalla" w:hAnsi="Sakkal Majalla" w:cs="Sakkal Majalla" w:hint="cs"/>
+          <w:sz w:val="28"/>
+          <w:szCs w:val="28"/>
+          <w:rtl/>
+        </w:rPr>
+        <w:t>كُلُّ</w:t>
+      </w:r>
+      <w:r>
+        <w:rPr>
+          <w:rFonts w:ascii="Sakkal Majalla" w:hAnsi="Sakkal Majalla" w:cs="Sakkal Majalla"/>
+          <w:sz w:val="28"/>
+          <w:szCs w:val="28"/>
+          <w:rtl/>
+        </w:rPr>
+        <w:t xml:space="preserve"> </w:t>
+      </w:r>
+      <w:r>
+        <w:rPr>
+          <w:rFonts w:ascii="Sakkal Majalla" w:hAnsi="Sakkal Majalla" w:cs="Sakkal Majalla" w:hint="cs"/>
+          <w:sz w:val="28"/>
+          <w:szCs w:val="28"/>
+          <w:rtl/>
+        </w:rPr>
+        <w:t>مَنْ</w:t>
+      </w:r>
+      <w:r>
+        <w:rPr>
+          <w:rFonts w:ascii="Sakkal Majalla" w:hAnsi="Sakkal Majalla" w:cs="Sakkal Majalla"/>
+          <w:sz w:val="28"/>
+          <w:szCs w:val="28"/>
+          <w:rtl/>
+        </w:rPr>
+        <w:t xml:space="preserve"> </w:t>
+      </w:r>
+      <w:r>
+        <w:rPr>
+          <w:rFonts w:ascii="Sakkal Majalla" w:hAnsi="Sakkal Majalla" w:cs="Sakkal Majalla" w:hint="cs"/>
+          <w:sz w:val="28"/>
+          <w:szCs w:val="28"/>
+          <w:rtl/>
+        </w:rPr>
+        <w:t>هُوَ</w:t>
+      </w:r>
+      <w:r>
+        <w:rPr>
+          <w:rFonts w:ascii="Sakkal Majalla" w:hAnsi="Sakkal Majalla" w:cs="Sakkal Majalla"/>
+          <w:sz w:val="28"/>
+          <w:szCs w:val="28"/>
+          <w:rtl/>
+        </w:rPr>
+        <w:t xml:space="preserve"> </w:t>
+      </w:r>
+      <w:r>
+        <w:rPr>
+          <w:rFonts w:ascii="Sakkal Majalla" w:hAnsi="Sakkal Majalla" w:cs="Sakkal Majalla" w:hint="cs"/>
+          <w:sz w:val="28"/>
+          <w:szCs w:val="28"/>
+          <w:rtl/>
+        </w:rPr>
+        <w:t>مَوْلُودٌ</w:t>
+      </w:r>
+      <w:r>
+        <w:rPr>
+          <w:rFonts w:ascii="Sakkal Majalla" w:hAnsi="Sakkal Majalla" w:cs="Sakkal Majalla"/>
+          <w:sz w:val="28"/>
+          <w:szCs w:val="28"/>
+          <w:rtl/>
+        </w:rPr>
+        <w:t xml:space="preserve"> </w:t>
+      </w:r>
+      <w:r>
+        <w:rPr>
+          <w:rFonts w:ascii="Sakkal Majalla" w:hAnsi="Sakkal Majalla" w:cs="Sakkal Majalla" w:hint="cs"/>
+          <w:sz w:val="28"/>
+          <w:szCs w:val="28"/>
+          <w:rtl/>
+        </w:rPr>
+        <w:t>مِنَ</w:t>
+      </w:r>
+      <w:r>
+        <w:rPr>
+          <w:rFonts w:ascii="Sakkal Majalla" w:hAnsi="Sakkal Majalla" w:cs="Sakkal Majalla"/>
+          <w:sz w:val="28"/>
+          <w:szCs w:val="28"/>
+          <w:rtl/>
+        </w:rPr>
+        <w:t xml:space="preserve"> </w:t>
+      </w:r>
+      <w:r>
+        <w:rPr>
+          <w:rFonts w:ascii="Sakkal Majalla" w:hAnsi="Sakkal Majalla" w:cs="Sakkal Majalla" w:hint="cs"/>
+          <w:sz w:val="28"/>
+          <w:szCs w:val="28"/>
+          <w:rtl/>
+        </w:rPr>
+        <w:t>اللهِ</w:t>
+      </w:r>
+      <w:r>
+        <w:rPr>
+          <w:rFonts w:ascii="Sakkal Majalla" w:hAnsi="Sakkal Majalla" w:cs="Sakkal Majalla"/>
+          <w:sz w:val="28"/>
+          <w:szCs w:val="28"/>
+          <w:rtl/>
+        </w:rPr>
+        <w:t xml:space="preserve"> </w:t>
+      </w:r>
+      <w:r>
+        <w:rPr>
+          <w:rFonts w:ascii="Sakkal Majalla" w:hAnsi="Sakkal Majalla" w:cs="Sakkal Majalla" w:hint="cs"/>
+          <w:sz w:val="28"/>
+          <w:szCs w:val="28"/>
+          <w:rtl/>
+        </w:rPr>
+        <w:t>لاَ</w:t>
+      </w:r>
+      <w:r>
+        <w:rPr>
+          <w:rFonts w:ascii="Sakkal Majalla" w:hAnsi="Sakkal Majalla" w:cs="Sakkal Majalla"/>
+          <w:sz w:val="28"/>
+          <w:szCs w:val="28"/>
+          <w:rtl/>
+        </w:rPr>
+        <w:t xml:space="preserve"> </w:t>
+      </w:r>
+      <w:r>
+        <w:rPr>
+          <w:rFonts w:ascii="Sakkal Majalla" w:hAnsi="Sakkal Majalla" w:cs="Sakkal Majalla" w:hint="cs"/>
+          <w:sz w:val="28"/>
+          <w:szCs w:val="28"/>
+          <w:rtl/>
+        </w:rPr>
+        <w:t>يَفْعَلُ</w:t>
+      </w:r>
+      <w:r>
+        <w:rPr>
+          <w:rFonts w:ascii="Sakkal Majalla" w:hAnsi="Sakkal Majalla" w:cs="Sakkal Majalla"/>
+          <w:sz w:val="28"/>
+          <w:szCs w:val="28"/>
+          <w:rtl/>
+        </w:rPr>
+        <w:t xml:space="preserve"> </w:t>
+      </w:r>
+      <w:r>
+        <w:rPr>
+          <w:rFonts w:ascii="Sakkal Majalla" w:hAnsi="Sakkal Majalla" w:cs="Sakkal Majalla" w:hint="cs"/>
+          <w:sz w:val="28"/>
+          <w:szCs w:val="28"/>
+          <w:rtl/>
+        </w:rPr>
+        <w:t>خَطِيَّةً</w:t>
+      </w:r>
+      <w:r>
+        <w:rPr>
+          <w:rFonts w:ascii="Sakkal Majalla" w:hAnsi="Sakkal Majalla" w:cs="Sakkal Majalla" w:hint="cs"/>
+          <w:sz w:val="28"/>
+          <w:szCs w:val="28"/>
+          <w:rtl/>
+        </w:rPr>
+        <w:t xml:space="preserve"> ...</w:t>
+      </w:r>
+      <w:r>
+        <w:rPr>
+          <w:rFonts w:ascii="Sakkal Majalla" w:hAnsi="Sakkal Majalla" w:cs="Sakkal Majalla"/>
+          <w:sz w:val="28"/>
+          <w:szCs w:val="28"/>
+          <w:rtl/>
+        </w:rPr>
+        <w:t xml:space="preserve"> </w:t>
+      </w:r>
+      <w:r>
+        <w:rPr>
+          <w:rFonts w:ascii="Sakkal Majalla" w:hAnsi="Sakkal Majalla" w:cs="Sakkal Majalla" w:hint="cs"/>
+          <w:sz w:val="28"/>
+          <w:szCs w:val="28"/>
+          <w:rtl/>
+        </w:rPr>
+        <w:t>وَلاَ</w:t>
+      </w:r>
+      <w:r>
+        <w:rPr>
+          <w:rFonts w:ascii="Sakkal Majalla" w:hAnsi="Sakkal Majalla" w:cs="Sakkal Majalla"/>
+          <w:sz w:val="28"/>
+          <w:szCs w:val="28"/>
+          <w:rtl/>
+        </w:rPr>
+        <w:t xml:space="preserve"> </w:t>
+      </w:r>
+      <w:r>
+        <w:rPr>
+          <w:rFonts w:ascii="Sakkal Majalla" w:hAnsi="Sakkal Majalla" w:cs="Sakkal Majalla" w:hint="cs"/>
+          <w:sz w:val="28"/>
+          <w:szCs w:val="28"/>
+          <w:rtl/>
+        </w:rPr>
+        <w:t>يَسْتَطِيعُ</w:t>
+      </w:r>
+      <w:r>
+        <w:rPr>
+          <w:rFonts w:ascii="Sakkal Majalla" w:hAnsi="Sakkal Majalla" w:cs="Sakkal Majalla"/>
+          <w:sz w:val="28"/>
+          <w:szCs w:val="28"/>
+          <w:rtl/>
+        </w:rPr>
+        <w:t xml:space="preserve"> </w:t>
+      </w:r>
+      <w:r>
+        <w:rPr>
+          <w:rFonts w:ascii="Sakkal Majalla" w:hAnsi="Sakkal Majalla" w:cs="Sakkal Majalla" w:hint="cs"/>
+          <w:sz w:val="28"/>
+          <w:szCs w:val="28"/>
+          <w:rtl/>
+        </w:rPr>
+        <w:t>أَنْ</w:t>
+      </w:r>
+      <w:r>
+        <w:rPr>
+          <w:rFonts w:ascii="Sakkal Majalla" w:hAnsi="Sakkal Majalla" w:cs="Sakkal Majalla"/>
+          <w:sz w:val="28"/>
+          <w:szCs w:val="28"/>
+          <w:rtl/>
+        </w:rPr>
+        <w:t xml:space="preserve"> </w:t>
+      </w:r>
+      <w:r>
+        <w:rPr>
+          <w:rFonts w:ascii="Sakkal Majalla" w:hAnsi="Sakkal Majalla" w:cs="Sakkal Majalla" w:hint="cs"/>
+          <w:sz w:val="28"/>
+          <w:szCs w:val="28"/>
+          <w:rtl/>
+        </w:rPr>
+        <w:t>يُخْطِئَ</w:t>
+      </w:r>
+      <w:r>
+        <w:rPr>
+          <w:rFonts w:ascii="Sakkal Majalla" w:hAnsi="Sakkal Majalla" w:cs="Sakkal Majalla"/>
+          <w:sz w:val="28"/>
+          <w:szCs w:val="28"/>
+          <w:rtl/>
+        </w:rPr>
+        <w:t xml:space="preserve"> </w:t>
+      </w:r>
+      <w:r>
+        <w:rPr>
+          <w:rFonts w:ascii="Sakkal Majalla" w:hAnsi="Sakkal Majalla" w:cs="Sakkal Majalla" w:hint="cs"/>
+          <w:sz w:val="28"/>
+          <w:szCs w:val="28"/>
+          <w:rtl/>
+        </w:rPr>
+        <w:t>لأَنَّهُ</w:t>
+      </w:r>
+      <w:r>
+        <w:rPr>
+          <w:rFonts w:ascii="Sakkal Majalla" w:hAnsi="Sakkal Majalla" w:cs="Sakkal Majalla"/>
+          <w:sz w:val="28"/>
+          <w:szCs w:val="28"/>
+          <w:rtl/>
+        </w:rPr>
+        <w:t xml:space="preserve"> </w:t>
+      </w:r>
+      <w:r>
+        <w:rPr>
+          <w:rFonts w:ascii="Sakkal Majalla" w:hAnsi="Sakkal Majalla" w:cs="Sakkal Majalla" w:hint="cs"/>
+          <w:sz w:val="28"/>
+          <w:szCs w:val="28"/>
+          <w:rtl/>
+        </w:rPr>
+        <w:t>مَوْلُودٌ</w:t>
+      </w:r>
+      <w:r>
+        <w:rPr>
+          <w:rFonts w:ascii="Sakkal Majalla" w:hAnsi="Sakkal Majalla" w:cs="Sakkal Majalla"/>
+          <w:sz w:val="28"/>
+          <w:szCs w:val="28"/>
+          <w:rtl/>
+        </w:rPr>
+        <w:t xml:space="preserve"> </w:t>
+      </w:r>
+      <w:r>
+        <w:rPr>
+          <w:rFonts w:ascii="Sakkal Majalla" w:hAnsi="Sakkal Majalla" w:cs="Sakkal Majalla" w:hint="cs"/>
+          <w:sz w:val="28"/>
+          <w:szCs w:val="28"/>
+          <w:rtl/>
+        </w:rPr>
+        <w:t>مِنَ</w:t>
+      </w:r>
+      <w:r>
+        <w:rPr>
+          <w:rFonts w:ascii="Sakkal Majalla" w:hAnsi="Sakkal Majalla" w:cs="Sakkal Majalla"/>
+          <w:sz w:val="28"/>
+          <w:szCs w:val="28"/>
+          <w:rtl/>
+        </w:rPr>
+        <w:t xml:space="preserve"> </w:t>
+      </w:r>
+      <w:r>
+        <w:rPr>
+          <w:rFonts w:ascii="Sakkal Majalla" w:hAnsi="Sakkal Majalla" w:cs="Sakkal Majalla" w:hint="cs"/>
+          <w:sz w:val="28"/>
+          <w:szCs w:val="28"/>
+          <w:rtl/>
+        </w:rPr>
+        <w:t>اللهِ</w:t>
+      </w:r>
+      <w:r>
+        <w:rPr>
+          <w:rFonts w:ascii="Sakkal Majalla" w:hAnsi="Sakkal Majalla" w:cs="Sakkal Majalla"/>
+          <w:sz w:val="28"/>
+          <w:szCs w:val="28"/>
+          <w:rtl/>
+        </w:rPr>
+        <w:t>.</w:t>
+      </w:r>
+      <w:r>
+        <w:rPr>
+          <w:rFonts w:ascii="Sakkal Majalla" w:hAnsi="Sakkal Majalla" w:cs="Sakkal Majalla" w:hint="cs"/>
+          <w:sz w:val="28"/>
+          <w:szCs w:val="28"/>
+          <w:rtl/>
+        </w:rPr>
+        <w:t xml:space="preserve">" (1. يوحنا 3: 9). هنا ليس مكتوب: "هي (الحياة الجديدة) لا تستطيع أن تخطئ"، وإنما: "هو لا يستطيع أن يخطئ" </w:t>
+      </w:r>
+      <w:r>
+        <w:rPr>
+          <w:rFonts w:ascii="Sakkal Majalla" w:hAnsi="Sakkal Majalla" w:cs="Sakkal Majalla"/>
+          <w:sz w:val="28"/>
+          <w:szCs w:val="28"/>
+          <w:rtl/>
+        </w:rPr>
+        <w:t>–</w:t>
+      </w:r>
+      <w:r>
+        <w:rPr>
+          <w:rFonts w:ascii="Sakkal Majalla" w:hAnsi="Sakkal Majalla" w:cs="Sakkal Majalla" w:hint="cs"/>
+          <w:sz w:val="28"/>
+          <w:szCs w:val="28"/>
+          <w:rtl/>
+        </w:rPr>
+        <w:t xml:space="preserve"> الإنسان كله من الله.</w:t>
+      </w:r>
+    </w:p>
+    <w:p>
+      <w:pPr>
+        <w:jc w:val="both"/>
+        <w:rPr>
+          <w:rFonts w:ascii="Sakkal Majalla" w:hAnsi="Sakkal Majalla" w:cs="Sakkal Majalla"/>
+          <w:sz w:val="28"/>
+          <w:szCs w:val="28"/>
+          <w:rtl/>
+        </w:rPr>
+      </w:pPr>
+      <w:proofErr w:type="spellStart"/>
+      <w:r>
+        <w:rPr>
+          <w:rFonts w:ascii="Sakkal Majalla" w:hAnsi="Sakkal Majalla" w:cs="Sakkal Majalla" w:hint="cs"/>
+          <w:sz w:val="28"/>
+          <w:szCs w:val="28"/>
+          <w:rtl/>
+        </w:rPr>
+        <w:t>بلعام</w:t>
+      </w:r>
+      <w:proofErr w:type="spellEnd"/>
+      <w:r>
+        <w:rPr>
+          <w:rFonts w:ascii="Sakkal Majalla" w:hAnsi="Sakkal Majalla" w:cs="Sakkal Majalla" w:hint="cs"/>
+          <w:sz w:val="28"/>
+          <w:szCs w:val="28"/>
+          <w:rtl/>
+        </w:rPr>
+        <w:t xml:space="preserve"> "</w:t>
+      </w:r>
+      <w:r>
+        <w:rPr>
+          <w:rFonts w:ascii="Sakkal Majalla" w:hAnsi="Sakkal Majalla" w:cs="Sakkal Majalla" w:hint="cs"/>
+          <w:sz w:val="28"/>
+          <w:szCs w:val="28"/>
+          <w:rtl/>
+        </w:rPr>
+        <w:t>رَأَى</w:t>
+      </w:r>
+      <w:r>
+        <w:rPr>
+          <w:rFonts w:ascii="Sakkal Majalla" w:hAnsi="Sakkal Majalla" w:cs="Sakkal Majalla"/>
+          <w:sz w:val="28"/>
+          <w:szCs w:val="28"/>
+          <w:rtl/>
+        </w:rPr>
+        <w:t xml:space="preserve"> </w:t>
+      </w:r>
+      <w:r>
+        <w:rPr>
+          <w:rFonts w:ascii="Sakkal Majalla" w:hAnsi="Sakkal Majalla" w:cs="Sakkal Majalla" w:hint="cs"/>
+          <w:sz w:val="28"/>
+          <w:szCs w:val="28"/>
+          <w:rtl/>
+        </w:rPr>
+        <w:t>إِسْرَائِيلَ</w:t>
+      </w:r>
+      <w:r>
+        <w:rPr>
+          <w:rFonts w:ascii="Sakkal Majalla" w:hAnsi="Sakkal Majalla" w:cs="Sakkal Majalla"/>
+          <w:sz w:val="28"/>
+          <w:szCs w:val="28"/>
+          <w:rtl/>
+        </w:rPr>
+        <w:t xml:space="preserve"> </w:t>
+      </w:r>
+      <w:r>
+        <w:rPr>
+          <w:rFonts w:ascii="Sakkal Majalla" w:hAnsi="Sakkal Majalla" w:cs="Sakkal Majalla" w:hint="cs"/>
+          <w:sz w:val="28"/>
+          <w:szCs w:val="28"/>
+          <w:rtl/>
+        </w:rPr>
+        <w:t>حَالاُ</w:t>
+      </w:r>
+      <w:r>
+        <w:rPr>
+          <w:rFonts w:ascii="Sakkal Majalla" w:hAnsi="Sakkal Majalla" w:cs="Sakkal Majalla"/>
+          <w:sz w:val="28"/>
+          <w:szCs w:val="28"/>
+          <w:rtl/>
+        </w:rPr>
+        <w:t xml:space="preserve"> </w:t>
+      </w:r>
+      <w:r>
+        <w:rPr>
+          <w:rFonts w:ascii="Sakkal Majalla" w:hAnsi="Sakkal Majalla" w:cs="Sakkal Majalla" w:hint="cs"/>
+          <w:sz w:val="28"/>
+          <w:szCs w:val="28"/>
+          <w:rtl/>
+        </w:rPr>
+        <w:t>حَسَبَ</w:t>
+      </w:r>
+      <w:r>
+        <w:rPr>
+          <w:rFonts w:ascii="Sakkal Majalla" w:hAnsi="Sakkal Majalla" w:cs="Sakkal Majalla"/>
+          <w:sz w:val="28"/>
+          <w:szCs w:val="28"/>
+          <w:rtl/>
+        </w:rPr>
+        <w:t xml:space="preserve"> </w:t>
+      </w:r>
+      <w:r>
+        <w:rPr>
+          <w:rFonts w:ascii="Sakkal Majalla" w:hAnsi="Sakkal Majalla" w:cs="Sakkal Majalla" w:hint="cs"/>
+          <w:sz w:val="28"/>
+          <w:szCs w:val="28"/>
+          <w:rtl/>
+        </w:rPr>
+        <w:t>أَسْبَاطِهِ،</w:t>
+      </w:r>
+      <w:r>
+        <w:rPr>
+          <w:rFonts w:ascii="Sakkal Majalla" w:hAnsi="Sakkal Majalla" w:cs="Sakkal Majalla" w:hint="cs"/>
+          <w:sz w:val="28"/>
+          <w:szCs w:val="28"/>
+          <w:rtl/>
+        </w:rPr>
+        <w:t>". الشعب كان في البرية. هنا لا يدور الأمر حول التبرير، وإنما حول جماله وحلاوته في عيني الله بحسب الروح القدس. إنه لم يُقبل من الله فقط على أساس البر، وإنما هو يسلك أيضًا في الروح القدس. ويُقال عن هابيل: "</w:t>
+      </w:r>
+      <w:r>
+        <w:rPr>
+          <w:rFonts w:ascii="Sakkal Majalla" w:hAnsi="Sakkal Majalla" w:cs="Sakkal Majalla"/>
+          <w:sz w:val="28"/>
+          <w:szCs w:val="28"/>
+          <w:rtl/>
+        </w:rPr>
+        <w:t xml:space="preserve"> </w:t>
+      </w:r>
+      <w:r>
+        <w:rPr>
+          <w:rFonts w:ascii="Sakkal Majalla" w:hAnsi="Sakkal Majalla" w:cs="Sakkal Majalla" w:hint="cs"/>
+          <w:sz w:val="28"/>
+          <w:szCs w:val="28"/>
+          <w:rtl/>
+        </w:rPr>
+        <w:t>فَبِهِ</w:t>
+      </w:r>
+      <w:r>
+        <w:rPr>
+          <w:rFonts w:ascii="Sakkal Majalla" w:hAnsi="Sakkal Majalla" w:cs="Sakkal Majalla"/>
+          <w:sz w:val="28"/>
+          <w:szCs w:val="28"/>
+          <w:rtl/>
+        </w:rPr>
+        <w:t xml:space="preserve"> </w:t>
+      </w:r>
+      <w:r>
+        <w:rPr>
+          <w:rFonts w:ascii="Sakkal Majalla" w:hAnsi="Sakkal Majalla" w:cs="Sakkal Majalla" w:hint="cs"/>
+          <w:sz w:val="28"/>
+          <w:szCs w:val="28"/>
+          <w:rtl/>
+        </w:rPr>
+        <w:t>شُهِدَ</w:t>
+      </w:r>
+      <w:r>
+        <w:rPr>
+          <w:rFonts w:ascii="Sakkal Majalla" w:hAnsi="Sakkal Majalla" w:cs="Sakkal Majalla"/>
+          <w:sz w:val="28"/>
+          <w:szCs w:val="28"/>
+          <w:rtl/>
+        </w:rPr>
+        <w:t xml:space="preserve"> </w:t>
+      </w:r>
+      <w:r>
+        <w:rPr>
+          <w:rFonts w:ascii="Sakkal Majalla" w:hAnsi="Sakkal Majalla" w:cs="Sakkal Majalla" w:hint="cs"/>
+          <w:sz w:val="28"/>
+          <w:szCs w:val="28"/>
+          <w:rtl/>
+        </w:rPr>
+        <w:t>لَهُ</w:t>
+      </w:r>
+      <w:r>
+        <w:rPr>
+          <w:rFonts w:ascii="Sakkal Majalla" w:hAnsi="Sakkal Majalla" w:cs="Sakkal Majalla" w:hint="cs"/>
+          <w:sz w:val="28"/>
+          <w:szCs w:val="28"/>
+          <w:rtl/>
+        </w:rPr>
+        <w:t xml:space="preserve"> (حصل على شهادة)</w:t>
+      </w:r>
+      <w:r>
+        <w:rPr>
+          <w:rFonts w:ascii="Sakkal Majalla" w:hAnsi="Sakkal Majalla" w:cs="Sakkal Majalla"/>
+          <w:sz w:val="28"/>
+          <w:szCs w:val="28"/>
+          <w:rtl/>
+        </w:rPr>
+        <w:t xml:space="preserve"> </w:t>
+      </w:r>
+      <w:r>
+        <w:rPr>
+          <w:rFonts w:ascii="Sakkal Majalla" w:hAnsi="Sakkal Majalla" w:cs="Sakkal Majalla" w:hint="cs"/>
+          <w:sz w:val="28"/>
+          <w:szCs w:val="28"/>
+          <w:rtl/>
+        </w:rPr>
+        <w:t>أَنَّهُ</w:t>
+      </w:r>
+      <w:r>
+        <w:rPr>
+          <w:rFonts w:ascii="Sakkal Majalla" w:hAnsi="Sakkal Majalla" w:cs="Sakkal Majalla"/>
+          <w:sz w:val="28"/>
+          <w:szCs w:val="28"/>
+          <w:rtl/>
+        </w:rPr>
+        <w:t xml:space="preserve"> </w:t>
+      </w:r>
+      <w:r>
+        <w:rPr>
+          <w:rFonts w:ascii="Sakkal Majalla" w:hAnsi="Sakkal Majalla" w:cs="Sakkal Majalla" w:hint="cs"/>
+          <w:sz w:val="28"/>
+          <w:szCs w:val="28"/>
+          <w:rtl/>
+        </w:rPr>
+        <w:t>بَارٌّ،</w:t>
+      </w:r>
+      <w:r>
+        <w:rPr>
+          <w:rFonts w:ascii="Sakkal Majalla" w:hAnsi="Sakkal Majalla" w:cs="Sakkal Majalla"/>
+          <w:sz w:val="28"/>
+          <w:szCs w:val="28"/>
+          <w:rtl/>
+        </w:rPr>
+        <w:t xml:space="preserve"> </w:t>
+      </w:r>
+      <w:r>
+        <w:rPr>
+          <w:rFonts w:ascii="Sakkal Majalla" w:hAnsi="Sakkal Majalla" w:cs="Sakkal Majalla" w:hint="cs"/>
+          <w:sz w:val="28"/>
+          <w:szCs w:val="28"/>
+          <w:rtl/>
+        </w:rPr>
+        <w:t>إِذْ</w:t>
+      </w:r>
+      <w:r>
+        <w:rPr>
+          <w:rFonts w:ascii="Sakkal Majalla" w:hAnsi="Sakkal Majalla" w:cs="Sakkal Majalla"/>
+          <w:sz w:val="28"/>
+          <w:szCs w:val="28"/>
+          <w:rtl/>
+        </w:rPr>
+        <w:t xml:space="preserve"> </w:t>
+      </w:r>
+      <w:r>
+        <w:rPr>
+          <w:rFonts w:ascii="Sakkal Majalla" w:hAnsi="Sakkal Majalla" w:cs="Sakkal Majalla" w:hint="cs"/>
+          <w:sz w:val="28"/>
+          <w:szCs w:val="28"/>
+          <w:rtl/>
+        </w:rPr>
+        <w:t>شَهِدَ</w:t>
+      </w:r>
+      <w:r>
+        <w:rPr>
+          <w:rFonts w:ascii="Sakkal Majalla" w:hAnsi="Sakkal Majalla" w:cs="Sakkal Majalla"/>
+          <w:sz w:val="28"/>
+          <w:szCs w:val="28"/>
+          <w:rtl/>
+        </w:rPr>
+        <w:t xml:space="preserve"> </w:t>
+      </w:r>
+      <w:r>
+        <w:rPr>
+          <w:rFonts w:ascii="Sakkal Majalla" w:hAnsi="Sakkal Majalla" w:cs="Sakkal Majalla" w:hint="cs"/>
+          <w:sz w:val="28"/>
+          <w:szCs w:val="28"/>
+          <w:rtl/>
+        </w:rPr>
+        <w:t>اللهُ</w:t>
+      </w:r>
+      <w:r>
+        <w:rPr>
+          <w:rFonts w:ascii="Sakkal Majalla" w:hAnsi="Sakkal Majalla" w:cs="Sakkal Majalla"/>
+          <w:sz w:val="28"/>
+          <w:szCs w:val="28"/>
+          <w:rtl/>
+        </w:rPr>
+        <w:t xml:space="preserve"> </w:t>
+      </w:r>
+      <w:r>
+        <w:rPr>
+          <w:rFonts w:ascii="Sakkal Majalla" w:hAnsi="Sakkal Majalla" w:cs="Sakkal Majalla" w:hint="cs"/>
+          <w:sz w:val="28"/>
+          <w:szCs w:val="28"/>
+          <w:rtl/>
+        </w:rPr>
+        <w:t>لِقَرَابِينِهِ</w:t>
+      </w:r>
+      <w:r>
+        <w:rPr>
+          <w:rFonts w:ascii="Sakkal Majalla" w:hAnsi="Sakkal Majalla" w:cs="Sakkal Majalla"/>
+          <w:sz w:val="28"/>
+          <w:szCs w:val="28"/>
+          <w:rtl/>
+        </w:rPr>
+        <w:t>.</w:t>
+      </w:r>
+      <w:r>
+        <w:rPr>
+          <w:rFonts w:ascii="Sakkal Majalla" w:hAnsi="Sakkal Majalla" w:cs="Sakkal Majalla" w:hint="cs"/>
+          <w:sz w:val="28"/>
+          <w:szCs w:val="28"/>
+          <w:rtl/>
+        </w:rPr>
+        <w:t xml:space="preserve">" (عبرانيين 11: 4). أولاً هو قُبل كشخص من الله، وبعدها كانت عطاياه مرضية عند الله. </w:t>
+      </w:r>
+      <w:proofErr w:type="spellStart"/>
+      <w:r>
+        <w:rPr>
+          <w:rFonts w:ascii="Sakkal Majalla" w:hAnsi="Sakkal Majalla" w:cs="Sakkal Majalla" w:hint="cs"/>
+          <w:sz w:val="28"/>
+          <w:szCs w:val="28"/>
+          <w:rtl/>
+        </w:rPr>
+        <w:t>وأخنوخ</w:t>
+      </w:r>
+      <w:proofErr w:type="spellEnd"/>
+      <w:r>
+        <w:rPr>
+          <w:rFonts w:ascii="Sakkal Majalla" w:hAnsi="Sakkal Majalla" w:cs="Sakkal Majalla" w:hint="cs"/>
+          <w:sz w:val="28"/>
+          <w:szCs w:val="28"/>
+          <w:rtl/>
+        </w:rPr>
+        <w:t xml:space="preserve"> أيضًا لم يتبرر فقط</w:t>
+      </w:r>
+      <w:r>
+        <w:rPr>
+          <w:rFonts w:ascii="Sakkal Majalla" w:hAnsi="Sakkal Majalla" w:cs="Sakkal Majalla" w:hint="cs"/>
+          <w:sz w:val="28"/>
+          <w:szCs w:val="28"/>
+          <w:rtl/>
+        </w:rPr>
+        <w:t>، وإنما فرح أيضًا على الأرض بلطف الله. "</w:t>
+      </w:r>
+      <w:r>
+        <w:rPr>
+          <w:rFonts w:ascii="Sakkal Majalla" w:hAnsi="Sakkal Majalla" w:cs="Sakkal Majalla" w:hint="cs"/>
+          <w:sz w:val="28"/>
+          <w:szCs w:val="28"/>
+          <w:rtl/>
+        </w:rPr>
+        <w:t>إِذْ</w:t>
+      </w:r>
+      <w:r>
+        <w:rPr>
+          <w:rFonts w:ascii="Sakkal Majalla" w:hAnsi="Sakkal Majalla" w:cs="Sakkal Majalla"/>
+          <w:sz w:val="28"/>
+          <w:szCs w:val="28"/>
+          <w:rtl/>
+        </w:rPr>
+        <w:t xml:space="preserve"> </w:t>
+      </w:r>
+      <w:r>
+        <w:rPr>
+          <w:rFonts w:ascii="Sakkal Majalla" w:hAnsi="Sakkal Majalla" w:cs="Sakkal Majalla" w:hint="cs"/>
+          <w:sz w:val="28"/>
+          <w:szCs w:val="28"/>
+          <w:rtl/>
+        </w:rPr>
+        <w:t>قَبْلَ</w:t>
+      </w:r>
+      <w:r>
+        <w:rPr>
+          <w:rFonts w:ascii="Sakkal Majalla" w:hAnsi="Sakkal Majalla" w:cs="Sakkal Majalla"/>
+          <w:sz w:val="28"/>
+          <w:szCs w:val="28"/>
+          <w:rtl/>
+        </w:rPr>
+        <w:t xml:space="preserve"> </w:t>
+      </w:r>
+      <w:r>
+        <w:rPr>
+          <w:rFonts w:ascii="Sakkal Majalla" w:hAnsi="Sakkal Majalla" w:cs="Sakkal Majalla" w:hint="cs"/>
+          <w:sz w:val="28"/>
+          <w:szCs w:val="28"/>
+          <w:rtl/>
+        </w:rPr>
+        <w:t>نَقْلِهِ</w:t>
+      </w:r>
+      <w:r>
+        <w:rPr>
+          <w:rFonts w:ascii="Sakkal Majalla" w:hAnsi="Sakkal Majalla" w:cs="Sakkal Majalla"/>
+          <w:sz w:val="28"/>
+          <w:szCs w:val="28"/>
+          <w:rtl/>
+        </w:rPr>
+        <w:t xml:space="preserve"> </w:t>
+      </w:r>
+      <w:r>
+        <w:rPr>
+          <w:rFonts w:ascii="Sakkal Majalla" w:hAnsi="Sakkal Majalla" w:cs="Sakkal Majalla" w:hint="cs"/>
+          <w:sz w:val="28"/>
+          <w:szCs w:val="28"/>
+          <w:rtl/>
+        </w:rPr>
+        <w:t>شُهِدَ</w:t>
+      </w:r>
+      <w:r>
+        <w:rPr>
+          <w:rFonts w:ascii="Sakkal Majalla" w:hAnsi="Sakkal Majalla" w:cs="Sakkal Majalla"/>
+          <w:sz w:val="28"/>
+          <w:szCs w:val="28"/>
+          <w:rtl/>
+        </w:rPr>
+        <w:t xml:space="preserve"> </w:t>
+      </w:r>
+      <w:r>
+        <w:rPr>
+          <w:rFonts w:ascii="Sakkal Majalla" w:hAnsi="Sakkal Majalla" w:cs="Sakkal Majalla" w:hint="cs"/>
+          <w:sz w:val="28"/>
+          <w:szCs w:val="28"/>
+          <w:rtl/>
+        </w:rPr>
+        <w:t>لَهُ</w:t>
+      </w:r>
+      <w:r>
+        <w:rPr>
+          <w:rFonts w:ascii="Sakkal Majalla" w:hAnsi="Sakkal Majalla" w:cs="Sakkal Majalla"/>
+          <w:sz w:val="28"/>
+          <w:szCs w:val="28"/>
+          <w:rtl/>
+        </w:rPr>
+        <w:t xml:space="preserve"> </w:t>
+      </w:r>
+      <w:r>
+        <w:rPr>
+          <w:rFonts w:ascii="Sakkal Majalla" w:hAnsi="Sakkal Majalla" w:cs="Sakkal Majalla" w:hint="cs"/>
+          <w:sz w:val="28"/>
+          <w:szCs w:val="28"/>
+          <w:rtl/>
+        </w:rPr>
+        <w:t>بِأَنَّهُ</w:t>
+      </w:r>
+      <w:r>
+        <w:rPr>
+          <w:rFonts w:ascii="Sakkal Majalla" w:hAnsi="Sakkal Majalla" w:cs="Sakkal Majalla"/>
+          <w:sz w:val="28"/>
+          <w:szCs w:val="28"/>
+          <w:rtl/>
+        </w:rPr>
+        <w:t xml:space="preserve"> </w:t>
+      </w:r>
+      <w:r>
+        <w:rPr>
+          <w:rFonts w:ascii="Sakkal Majalla" w:hAnsi="Sakkal Majalla" w:cs="Sakkal Majalla" w:hint="cs"/>
+          <w:sz w:val="28"/>
+          <w:szCs w:val="28"/>
+          <w:rtl/>
+        </w:rPr>
+        <w:t>قَدْ</w:t>
+      </w:r>
+      <w:r>
+        <w:rPr>
+          <w:rFonts w:ascii="Sakkal Majalla" w:hAnsi="Sakkal Majalla" w:cs="Sakkal Majalla"/>
+          <w:sz w:val="28"/>
+          <w:szCs w:val="28"/>
+          <w:rtl/>
+        </w:rPr>
+        <w:t xml:space="preserve"> </w:t>
+      </w:r>
+      <w:r>
+        <w:rPr>
+          <w:rFonts w:ascii="Sakkal Majalla" w:hAnsi="Sakkal Majalla" w:cs="Sakkal Majalla" w:hint="cs"/>
+          <w:sz w:val="28"/>
+          <w:szCs w:val="28"/>
+          <w:rtl/>
+        </w:rPr>
+        <w:t>أَرْضَى</w:t>
+      </w:r>
+      <w:r>
+        <w:rPr>
+          <w:rFonts w:ascii="Sakkal Majalla" w:hAnsi="Sakkal Majalla" w:cs="Sakkal Majalla"/>
+          <w:sz w:val="28"/>
+          <w:szCs w:val="28"/>
+          <w:rtl/>
+        </w:rPr>
+        <w:t xml:space="preserve"> </w:t>
+      </w:r>
+      <w:r>
+        <w:rPr>
+          <w:rFonts w:ascii="Sakkal Majalla" w:hAnsi="Sakkal Majalla" w:cs="Sakkal Majalla" w:hint="cs"/>
+          <w:sz w:val="28"/>
+          <w:szCs w:val="28"/>
+          <w:rtl/>
+        </w:rPr>
+        <w:t>اللهَ</w:t>
+      </w:r>
+      <w:r>
+        <w:rPr>
+          <w:rFonts w:ascii="Sakkal Majalla" w:hAnsi="Sakkal Majalla" w:cs="Sakkal Majalla"/>
+          <w:sz w:val="28"/>
+          <w:szCs w:val="28"/>
+          <w:rtl/>
+        </w:rPr>
+        <w:t>.</w:t>
+      </w:r>
+      <w:r>
+        <w:rPr>
+          <w:rFonts w:ascii="Sakkal Majalla" w:hAnsi="Sakkal Majalla" w:cs="Sakkal Majalla" w:hint="cs"/>
+          <w:sz w:val="28"/>
+          <w:szCs w:val="28"/>
+          <w:rtl/>
+        </w:rPr>
+        <w:t>" (عبرانيين 11: 5). فقد سلك كما يجوز القول فرحًا بابتسامة الآب.</w:t>
+      </w:r>
+    </w:p>
+    <w:p>
+      <w:pPr>
+        <w:jc w:val="both"/>
+        <w:rPr>
+          <w:rFonts w:ascii="Sakkal Majalla" w:hAnsi="Sakkal Majalla" w:cs="Sakkal Majalla"/>
+          <w:sz w:val="28"/>
+          <w:szCs w:val="28"/>
+          <w:rtl/>
+        </w:rPr>
+      </w:pPr>
+      <w:r>
+        <w:rPr>
+          <w:rFonts w:ascii="Sakkal Majalla" w:hAnsi="Sakkal Majalla" w:cs="Sakkal Majalla" w:hint="cs"/>
+          <w:sz w:val="28"/>
+          <w:szCs w:val="28"/>
+          <w:rtl/>
+        </w:rPr>
+        <w:t>"</w:t>
+      </w:r>
+      <w:r>
+        <w:rPr>
+          <w:rFonts w:ascii="Sakkal Majalla" w:hAnsi="Sakkal Majalla" w:cs="Sakkal Majalla" w:hint="cs"/>
+          <w:sz w:val="28"/>
+          <w:szCs w:val="28"/>
+          <w:rtl/>
+        </w:rPr>
+        <w:t>مَا</w:t>
+      </w:r>
+      <w:r>
+        <w:rPr>
+          <w:rFonts w:ascii="Sakkal Majalla" w:hAnsi="Sakkal Majalla" w:cs="Sakkal Majalla"/>
+          <w:sz w:val="28"/>
+          <w:szCs w:val="28"/>
+          <w:rtl/>
+        </w:rPr>
+        <w:t xml:space="preserve"> </w:t>
+      </w:r>
+      <w:r>
+        <w:rPr>
+          <w:rFonts w:ascii="Sakkal Majalla" w:hAnsi="Sakkal Majalla" w:cs="Sakkal Majalla" w:hint="cs"/>
+          <w:sz w:val="28"/>
+          <w:szCs w:val="28"/>
+          <w:rtl/>
+        </w:rPr>
+        <w:t>أَحْسَنَ</w:t>
+      </w:r>
+      <w:r>
+        <w:rPr>
+          <w:rFonts w:ascii="Sakkal Majalla" w:hAnsi="Sakkal Majalla" w:cs="Sakkal Majalla"/>
+          <w:sz w:val="28"/>
+          <w:szCs w:val="28"/>
+          <w:rtl/>
+        </w:rPr>
+        <w:t xml:space="preserve"> </w:t>
+      </w:r>
+      <w:r>
+        <w:rPr>
+          <w:rFonts w:ascii="Sakkal Majalla" w:hAnsi="Sakkal Majalla" w:cs="Sakkal Majalla" w:hint="cs"/>
+          <w:sz w:val="28"/>
+          <w:szCs w:val="28"/>
+          <w:rtl/>
+        </w:rPr>
+        <w:t>خِيَامَكَ</w:t>
+      </w:r>
+      <w:r>
+        <w:rPr>
+          <w:rFonts w:ascii="Sakkal Majalla" w:hAnsi="Sakkal Majalla" w:cs="Sakkal Majalla" w:hint="cs"/>
+          <w:sz w:val="28"/>
+          <w:szCs w:val="28"/>
+          <w:rtl/>
+        </w:rPr>
+        <w:t xml:space="preserve"> ..." (سفر العدد 24: 5). هذا العدد يوضح عرض كنيسة الله (الاجتماع) على الأرض بالروح القدس (أفسس 2: 22). إن هذا يفوق الحالة في الفردوس. هناك لم يكن أي سكن أو مسكن لله. عما قريب سيكون مسكنه مع الناس (رؤيا 21: 3). غير أنه بحسب مكانة الكنيسة فإننا قد نُقلنا الآن إلى فردوس الله. نحن مبنيون مسكنًا لله في الروح. "</w:t>
+      </w:r>
+      <w:r>
+        <w:rPr>
+          <w:rFonts w:ascii="Sakkal Majalla" w:hAnsi="Sakkal Majalla" w:cs="Sakkal Majalla" w:hint="cs"/>
+          <w:sz w:val="28"/>
+          <w:szCs w:val="28"/>
+          <w:rtl/>
+        </w:rPr>
+        <w:t>فَيَخْطَفُ</w:t>
+      </w:r>
+      <w:r>
+        <w:rPr>
+          <w:rFonts w:ascii="Sakkal Majalla" w:hAnsi="Sakkal Majalla" w:cs="Sakkal Majalla"/>
+          <w:sz w:val="28"/>
+          <w:szCs w:val="28"/>
+          <w:rtl/>
+        </w:rPr>
+        <w:t xml:space="preserve"> </w:t>
+      </w:r>
+      <w:r>
+        <w:rPr>
+          <w:rFonts w:ascii="Sakkal Majalla" w:hAnsi="Sakkal Majalla" w:cs="Sakkal Majalla" w:hint="cs"/>
+          <w:sz w:val="28"/>
+          <w:szCs w:val="28"/>
+          <w:rtl/>
+        </w:rPr>
+        <w:t>الذِّئْبُ</w:t>
+      </w:r>
+      <w:r>
+        <w:rPr>
+          <w:rFonts w:ascii="Sakkal Majalla" w:hAnsi="Sakkal Majalla" w:cs="Sakkal Majalla"/>
+          <w:sz w:val="28"/>
+          <w:szCs w:val="28"/>
+          <w:rtl/>
+        </w:rPr>
+        <w:t xml:space="preserve"> </w:t>
+      </w:r>
+      <w:r>
+        <w:rPr>
+          <w:rFonts w:ascii="Sakkal Majalla" w:hAnsi="Sakkal Majalla" w:cs="Sakkal Majalla" w:hint="cs"/>
+          <w:sz w:val="28"/>
+          <w:szCs w:val="28"/>
+          <w:rtl/>
+        </w:rPr>
+        <w:t>الْخِرَافَ</w:t>
+      </w:r>
+      <w:r>
+        <w:rPr>
+          <w:rFonts w:ascii="Sakkal Majalla" w:hAnsi="Sakkal Majalla" w:cs="Sakkal Majalla"/>
+          <w:sz w:val="28"/>
+          <w:szCs w:val="28"/>
+          <w:rtl/>
+        </w:rPr>
+        <w:t xml:space="preserve"> </w:t>
+      </w:r>
+      <w:r>
+        <w:rPr>
+          <w:rFonts w:ascii="Sakkal Majalla" w:hAnsi="Sakkal Majalla" w:cs="Sakkal Majalla" w:hint="cs"/>
+          <w:sz w:val="28"/>
+          <w:szCs w:val="28"/>
+          <w:rtl/>
+        </w:rPr>
+        <w:t>وَيُبَدِّدُهَا</w:t>
+      </w:r>
+      <w:r>
+        <w:rPr>
+          <w:rFonts w:ascii="Sakkal Majalla" w:hAnsi="Sakkal Majalla" w:cs="Sakkal Majalla"/>
+          <w:sz w:val="28"/>
+          <w:szCs w:val="28"/>
+          <w:rtl/>
+        </w:rPr>
+        <w:t>.</w:t>
+      </w:r>
+      <w:r>
+        <w:rPr>
+          <w:rFonts w:ascii="Sakkal Majalla" w:hAnsi="Sakkal Majalla" w:cs="Sakkal Majalla" w:hint="cs"/>
+          <w:sz w:val="28"/>
+          <w:szCs w:val="28"/>
+          <w:rtl/>
+        </w:rPr>
+        <w:t>" ولكن يقول أيضًا. "</w:t>
+      </w:r>
+      <w:r>
+        <w:rPr>
+          <w:rFonts w:ascii="Sakkal Majalla" w:hAnsi="Sakkal Majalla" w:cs="Sakkal Majalla" w:hint="cs"/>
+          <w:sz w:val="28"/>
+          <w:szCs w:val="28"/>
+          <w:rtl/>
+        </w:rPr>
+        <w:t>وَلاَ</w:t>
+      </w:r>
+      <w:r>
+        <w:rPr>
+          <w:rFonts w:ascii="Sakkal Majalla" w:hAnsi="Sakkal Majalla" w:cs="Sakkal Majalla"/>
+          <w:sz w:val="28"/>
+          <w:szCs w:val="28"/>
+          <w:rtl/>
+        </w:rPr>
+        <w:t xml:space="preserve"> </w:t>
+      </w:r>
+      <w:r>
+        <w:rPr>
+          <w:rFonts w:ascii="Sakkal Majalla" w:hAnsi="Sakkal Majalla" w:cs="Sakkal Majalla" w:hint="cs"/>
+          <w:sz w:val="28"/>
+          <w:szCs w:val="28"/>
+          <w:rtl/>
+        </w:rPr>
+        <w:t>يَخْطَفُهَا</w:t>
+      </w:r>
+      <w:r>
+        <w:rPr>
+          <w:rFonts w:ascii="Sakkal Majalla" w:hAnsi="Sakkal Majalla" w:cs="Sakkal Majalla"/>
+          <w:sz w:val="28"/>
+          <w:szCs w:val="28"/>
+          <w:rtl/>
+        </w:rPr>
+        <w:t xml:space="preserve"> </w:t>
+      </w:r>
+      <w:r>
+        <w:rPr>
+          <w:rFonts w:ascii="Sakkal Majalla" w:hAnsi="Sakkal Majalla" w:cs="Sakkal Majalla" w:hint="cs"/>
+          <w:sz w:val="28"/>
+          <w:szCs w:val="28"/>
+          <w:rtl/>
+        </w:rPr>
+        <w:t>أَحَدٌ</w:t>
+      </w:r>
+      <w:r>
+        <w:rPr>
+          <w:rFonts w:ascii="Sakkal Majalla" w:hAnsi="Sakkal Majalla" w:cs="Sakkal Majalla"/>
+          <w:sz w:val="28"/>
+          <w:szCs w:val="28"/>
+          <w:rtl/>
+        </w:rPr>
+        <w:t xml:space="preserve"> </w:t>
+      </w:r>
+      <w:r>
+        <w:rPr>
+          <w:rFonts w:ascii="Sakkal Majalla" w:hAnsi="Sakkal Majalla" w:cs="Sakkal Majalla" w:hint="cs"/>
+          <w:sz w:val="28"/>
+          <w:szCs w:val="28"/>
+          <w:rtl/>
+        </w:rPr>
+        <w:t>مِنْ</w:t>
+      </w:r>
+      <w:r>
+        <w:rPr>
+          <w:rFonts w:ascii="Sakkal Majalla" w:hAnsi="Sakkal Majalla" w:cs="Sakkal Majalla"/>
+          <w:sz w:val="28"/>
+          <w:szCs w:val="28"/>
+          <w:rtl/>
+        </w:rPr>
+        <w:t xml:space="preserve"> </w:t>
+      </w:r>
+      <w:r>
+        <w:rPr>
+          <w:rFonts w:ascii="Sakkal Majalla" w:hAnsi="Sakkal Majalla" w:cs="Sakkal Majalla" w:hint="cs"/>
+          <w:sz w:val="28"/>
+          <w:szCs w:val="28"/>
+          <w:rtl/>
+        </w:rPr>
+        <w:t>يَدِي</w:t>
+      </w:r>
+      <w:r>
+        <w:rPr>
+          <w:rFonts w:ascii="Sakkal Majalla" w:hAnsi="Sakkal Majalla" w:cs="Sakkal Majalla"/>
+          <w:sz w:val="28"/>
+          <w:szCs w:val="28"/>
+          <w:rtl/>
+        </w:rPr>
+        <w:t>.</w:t>
+      </w:r>
+      <w:r>
+        <w:rPr>
+          <w:rFonts w:ascii="Sakkal Majalla" w:hAnsi="Sakkal Majalla" w:cs="Sakkal Majalla" w:hint="cs"/>
+          <w:sz w:val="28"/>
+          <w:szCs w:val="28"/>
+          <w:rtl/>
+        </w:rPr>
+        <w:t>" (يوحنا 10: 12، 28).</w:t>
+      </w:r>
+    </w:p>
+    <w:p>
+      <w:pPr>
+        <w:jc w:val="both"/>
+        <w:rPr>
+          <w:rFonts w:ascii="Sakkal Majalla" w:hAnsi="Sakkal Majalla" w:cs="Sakkal Majalla"/>
+          <w:sz w:val="28"/>
+          <w:szCs w:val="28"/>
+          <w:rtl/>
+        </w:rPr>
+      </w:pPr>
+      <w:r>
+        <w:rPr>
+          <w:rFonts w:ascii="Sakkal Majalla" w:hAnsi="Sakkal Majalla" w:cs="Sakkal Majalla" w:hint="cs"/>
+          <w:sz w:val="28"/>
+          <w:szCs w:val="28"/>
+          <w:rtl/>
+        </w:rPr>
+        <w:t>نحن مسكن الله. إن هذا أمر مختلف عن ولادتنا ثانية. إن واقع حقيقة ولادتنا ثانية لا يُعلن لنفوسنا حقائق. الله يُعلن لنا أمورًا بالروح القدس الساكن فينا.</w:t>
+      </w:r>
+    </w:p>
+    <w:p>
+      <w:pPr>
+        <w:jc w:val="both"/>
+        <w:rPr>
+          <w:rFonts w:ascii="Sakkal Majalla" w:hAnsi="Sakkal Majalla" w:cs="Sakkal Majalla"/>
+          <w:sz w:val="28"/>
+          <w:szCs w:val="28"/>
+          <w:rtl/>
+        </w:rPr>
+      </w:pPr>
+      <w:r>
+        <w:rPr>
+          <w:rFonts w:ascii="Sakkal Majalla" w:hAnsi="Sakkal Majalla" w:cs="Sakkal Majalla" w:hint="cs"/>
+          <w:sz w:val="28"/>
+          <w:szCs w:val="28"/>
+          <w:rtl/>
+        </w:rPr>
+        <w:t>إن جمال الحياة الروحية المرئي في المؤمن الفرد أو في الكنيسة هو أمر مختلف ويعتمد طبعًا على الأمانة والمسلك. لكن الحفاظ على الحياة الروحية هو فقط أمر يتعلق بالله وحده وهو لا يفشل في ذلك.</w:t>
+      </w:r>
+    </w:p>
+    <w:p>
+      <w:pPr>
+        <w:jc w:val="both"/>
+        <w:rPr>
+          <w:rFonts w:ascii="Sakkal Majalla" w:hAnsi="Sakkal Majalla" w:cs="Sakkal Majalla"/>
+          <w:sz w:val="28"/>
+          <w:szCs w:val="28"/>
+          <w:rtl/>
+        </w:rPr>
+      </w:pPr>
+      <w:r>
+        <w:rPr>
+          <w:rFonts w:ascii="Sakkal Majalla" w:hAnsi="Sakkal Majalla" w:cs="Sakkal Majalla" w:hint="cs"/>
+          <w:sz w:val="28"/>
+          <w:szCs w:val="28"/>
+          <w:rtl/>
+        </w:rPr>
+        <w:t>"</w:t>
+      </w:r>
+      <w:r>
+        <w:rPr>
+          <w:rFonts w:ascii="Sakkal Majalla" w:hAnsi="Sakkal Majalla" w:cs="Sakkal Majalla"/>
+          <w:sz w:val="28"/>
+          <w:szCs w:val="28"/>
+          <w:rtl/>
+        </w:rPr>
+        <w:t xml:space="preserve"> 6 </w:t>
+      </w:r>
+      <w:r>
+        <w:rPr>
+          <w:rFonts w:ascii="Sakkal Majalla" w:hAnsi="Sakkal Majalla" w:cs="Sakkal Majalla" w:hint="cs"/>
+          <w:sz w:val="28"/>
+          <w:szCs w:val="28"/>
+          <w:rtl/>
+        </w:rPr>
+        <w:t>كَأَوْدِيَةٍ</w:t>
+      </w:r>
+      <w:r>
+        <w:rPr>
+          <w:rFonts w:ascii="Sakkal Majalla" w:hAnsi="Sakkal Majalla" w:cs="Sakkal Majalla"/>
+          <w:sz w:val="28"/>
+          <w:szCs w:val="28"/>
+          <w:rtl/>
+        </w:rPr>
+        <w:t xml:space="preserve"> </w:t>
+      </w:r>
+      <w:r>
+        <w:rPr>
+          <w:rFonts w:ascii="Sakkal Majalla" w:hAnsi="Sakkal Majalla" w:cs="Sakkal Majalla" w:hint="cs"/>
+          <w:sz w:val="28"/>
+          <w:szCs w:val="28"/>
+          <w:rtl/>
+        </w:rPr>
+        <w:t>مُمْتَدَّةٍ</w:t>
+      </w:r>
+      <w:r>
+        <w:rPr>
+          <w:rFonts w:ascii="Sakkal Majalla" w:hAnsi="Sakkal Majalla" w:cs="Sakkal Majalla"/>
+          <w:sz w:val="28"/>
+          <w:szCs w:val="28"/>
+          <w:rtl/>
+        </w:rPr>
+        <w:t>.</w:t>
+      </w:r>
+      <w:r>
+        <w:rPr>
+          <w:rFonts w:ascii="Sakkal Majalla" w:hAnsi="Sakkal Majalla" w:cs="Sakkal Majalla" w:hint="cs"/>
+          <w:sz w:val="28"/>
+          <w:szCs w:val="28"/>
+          <w:rtl/>
+        </w:rPr>
+        <w:t>" (سفر العدد 24: 6). هذه هي قوة الإنجيل المنعشة. "</w:t>
+      </w:r>
+      <w:r>
+        <w:rPr>
+          <w:rFonts w:ascii="Sakkal Majalla" w:hAnsi="Sakkal Majalla" w:cs="Sakkal Majalla" w:hint="cs"/>
+          <w:sz w:val="28"/>
+          <w:szCs w:val="28"/>
+          <w:rtl/>
+        </w:rPr>
+        <w:t>مَا</w:t>
+      </w:r>
+      <w:r>
+        <w:rPr>
+          <w:rFonts w:ascii="Sakkal Majalla" w:hAnsi="Sakkal Majalla" w:cs="Sakkal Majalla"/>
+          <w:sz w:val="28"/>
+          <w:szCs w:val="28"/>
+          <w:rtl/>
+        </w:rPr>
+        <w:t xml:space="preserve"> </w:t>
+      </w:r>
+      <w:r>
+        <w:rPr>
+          <w:rFonts w:ascii="Sakkal Majalla" w:hAnsi="Sakkal Majalla" w:cs="Sakkal Majalla" w:hint="cs"/>
+          <w:sz w:val="28"/>
+          <w:szCs w:val="28"/>
+          <w:rtl/>
+        </w:rPr>
+        <w:t>أَحْسَنَ</w:t>
+      </w:r>
+      <w:r>
+        <w:rPr>
+          <w:rFonts w:ascii="Sakkal Majalla" w:hAnsi="Sakkal Majalla" w:cs="Sakkal Majalla"/>
+          <w:sz w:val="28"/>
+          <w:szCs w:val="28"/>
+          <w:rtl/>
+        </w:rPr>
+        <w:t xml:space="preserve"> </w:t>
+      </w:r>
+      <w:r>
+        <w:rPr>
+          <w:rFonts w:ascii="Sakkal Majalla" w:hAnsi="Sakkal Majalla" w:cs="Sakkal Majalla" w:hint="cs"/>
+          <w:sz w:val="28"/>
+          <w:szCs w:val="28"/>
+          <w:rtl/>
+        </w:rPr>
+        <w:t>خِيَامَكَ</w:t>
+      </w:r>
+      <w:r>
+        <w:rPr>
+          <w:rFonts w:ascii="Sakkal Majalla" w:hAnsi="Sakkal Majalla" w:cs="Sakkal Majalla"/>
+          <w:sz w:val="28"/>
+          <w:szCs w:val="28"/>
+          <w:rtl/>
+        </w:rPr>
+        <w:t xml:space="preserve"> ..."</w:t>
+      </w:r>
+      <w:r>
+        <w:rPr>
+          <w:rFonts w:ascii="Sakkal Majalla" w:hAnsi="Sakkal Majalla" w:cs="Sakkal Majalla" w:hint="cs"/>
+          <w:sz w:val="28"/>
+          <w:szCs w:val="28"/>
+          <w:rtl/>
+        </w:rPr>
+        <w:t xml:space="preserve"> إنها منسجمة مع رضى الله على كل شعبه. وهنا يعتمد حلاوة المنظر على ري نهر الله </w:t>
+      </w:r>
+      <w:r>
+        <w:rPr>
+          <w:rFonts w:ascii="Sakkal Majalla" w:hAnsi="Sakkal Majalla" w:cs="Sakkal Majalla"/>
+          <w:sz w:val="28"/>
+          <w:szCs w:val="28"/>
+          <w:rtl/>
+        </w:rPr>
+        <w:t>–</w:t>
+      </w:r>
+      <w:r>
+        <w:rPr>
+          <w:rFonts w:ascii="Sakkal Majalla" w:hAnsi="Sakkal Majalla" w:cs="Sakkal Majalla" w:hint="cs"/>
+          <w:sz w:val="28"/>
+          <w:szCs w:val="28"/>
+          <w:rtl/>
+        </w:rPr>
+        <w:t xml:space="preserve"> "</w:t>
+      </w:r>
+      <w:r>
         <w:rPr>
           <w:rFonts w:hint="cs"/>
-          <w:lang w:bidi="ar-SA"/>
+          <w:rtl/>
+        </w:rPr>
+        <w:t xml:space="preserve"> </w:t>
+      </w:r>
+      <w:r>
+        <w:rPr>
+          <w:rFonts w:ascii="Sakkal Majalla" w:hAnsi="Sakkal Majalla" w:cs="Sakkal Majalla" w:hint="cs"/>
+          <w:sz w:val="28"/>
+          <w:szCs w:val="28"/>
+          <w:rtl/>
+        </w:rPr>
+        <w:t>كَجَنَّاتٍ</w:t>
+      </w:r>
+      <w:r>
+        <w:rPr>
+          <w:rFonts w:ascii="Sakkal Majalla" w:hAnsi="Sakkal Majalla" w:cs="Sakkal Majalla"/>
+          <w:sz w:val="28"/>
+          <w:szCs w:val="28"/>
+          <w:rtl/>
+        </w:rPr>
+        <w:t xml:space="preserve"> </w:t>
+      </w:r>
+      <w:r>
+        <w:rPr>
+          <w:rFonts w:ascii="Sakkal Majalla" w:hAnsi="Sakkal Majalla" w:cs="Sakkal Majalla" w:hint="cs"/>
+          <w:sz w:val="28"/>
+          <w:szCs w:val="28"/>
+          <w:rtl/>
+        </w:rPr>
+        <w:t>عَلَى</w:t>
+      </w:r>
+      <w:r>
+        <w:rPr>
+          <w:rFonts w:ascii="Sakkal Majalla" w:hAnsi="Sakkal Majalla" w:cs="Sakkal Majalla"/>
+          <w:sz w:val="28"/>
+          <w:szCs w:val="28"/>
+          <w:rtl/>
+        </w:rPr>
+        <w:t xml:space="preserve"> </w:t>
+      </w:r>
+      <w:r>
+        <w:rPr>
+          <w:rFonts w:ascii="Sakkal Majalla" w:hAnsi="Sakkal Majalla" w:cs="Sakkal Majalla" w:hint="cs"/>
+          <w:sz w:val="28"/>
+          <w:szCs w:val="28"/>
+          <w:rtl/>
+        </w:rPr>
+        <w:t>نَهْرٍ</w:t>
+      </w:r>
+      <w:r>
+        <w:rPr>
+          <w:rFonts w:ascii="Sakkal Majalla" w:hAnsi="Sakkal Majalla" w:cs="Sakkal Majalla" w:hint="cs"/>
+          <w:sz w:val="28"/>
+          <w:szCs w:val="28"/>
+          <w:rtl/>
+        </w:rPr>
+        <w:t>".</w:t>
+      </w:r>
+    </w:p>
+    <w:p>
+      <w:pPr>
+        <w:jc w:val="both"/>
+        <w:rPr>
+          <w:rFonts w:ascii="Sakkal Majalla" w:hAnsi="Sakkal Majalla" w:cs="Sakkal Majalla"/>
+          <w:sz w:val="28"/>
+          <w:szCs w:val="28"/>
+          <w:rtl/>
         </w:rPr>
       </w:pPr>
       <w:r>
         <w:rPr>
+          <w:rFonts w:ascii="Sakkal Majalla" w:hAnsi="Sakkal Majalla" w:cs="Sakkal Majalla" w:hint="cs"/>
+          <w:sz w:val="28"/>
+          <w:szCs w:val="28"/>
+          <w:rtl/>
+        </w:rPr>
+        <w:t xml:space="preserve">إنه من المستحيل بأن </w:t>
+      </w:r>
+      <w:r>
+        <w:rPr>
+          <w:rFonts w:ascii="Sakkal Majalla" w:hAnsi="Sakkal Majalla" w:cs="Sakkal Majalla" w:hint="cs"/>
+          <w:sz w:val="28"/>
+          <w:szCs w:val="28"/>
+          <w:rtl/>
+        </w:rPr>
+        <w:t>لا</w:t>
+      </w:r>
+      <w:r>
+        <w:rPr>
+          <w:rFonts w:ascii="Sakkal Majalla" w:hAnsi="Sakkal Majalla" w:cs="Sakkal Majalla"/>
+          <w:sz w:val="28"/>
+          <w:szCs w:val="28"/>
+          <w:rtl/>
+        </w:rPr>
+        <w:t xml:space="preserve"> </w:t>
+      </w:r>
+      <w:r>
+        <w:rPr>
+          <w:rFonts w:ascii="Sakkal Majalla" w:hAnsi="Sakkal Majalla" w:cs="Sakkal Majalla" w:hint="cs"/>
+          <w:sz w:val="28"/>
+          <w:szCs w:val="28"/>
+          <w:rtl/>
+        </w:rPr>
+        <w:t>يسد</w:t>
+      </w:r>
+      <w:r>
+        <w:rPr>
+          <w:rFonts w:ascii="Sakkal Majalla" w:hAnsi="Sakkal Majalla" w:cs="Sakkal Majalla" w:hint="cs"/>
+          <w:sz w:val="28"/>
+          <w:szCs w:val="28"/>
+          <w:rtl/>
+        </w:rPr>
+        <w:t xml:space="preserve"> المسيح حاجة الإيمان </w:t>
+      </w:r>
+      <w:r>
+        <w:rPr>
+          <w:rFonts w:ascii="Sakkal Majalla" w:hAnsi="Sakkal Majalla" w:cs="Sakkal Majalla"/>
+          <w:sz w:val="28"/>
+          <w:szCs w:val="28"/>
+          <w:rtl/>
+        </w:rPr>
+        <w:t>–</w:t>
+      </w:r>
+      <w:r>
+        <w:rPr>
+          <w:rFonts w:ascii="Sakkal Majalla" w:hAnsi="Sakkal Majalla" w:cs="Sakkal Majalla" w:hint="cs"/>
+          <w:sz w:val="28"/>
+          <w:szCs w:val="28"/>
+          <w:rtl/>
+        </w:rPr>
+        <w:t xml:space="preserve"> مهما بلغ عدم الإيمان العام. إنه من المُذل جدًا؛ لكن إيمان الفرد كثيرًا ما يسطع بأشد نوره، عندما يكون عدم الإيمان العام في أحلك حال. هكذا كان الأمر مع الرسول بولس. بالرغم من كل الصعوبات استمر، "</w:t>
+      </w:r>
+      <w:r>
+        <w:rPr>
+          <w:rFonts w:ascii="Sakkal Majalla" w:hAnsi="Sakkal Majalla" w:cs="Sakkal Majalla" w:hint="cs"/>
+          <w:sz w:val="28"/>
+          <w:szCs w:val="28"/>
+          <w:rtl/>
+        </w:rPr>
+        <w:t>إِذِ</w:t>
+      </w:r>
+      <w:r>
+        <w:rPr>
+          <w:rFonts w:ascii="Sakkal Majalla" w:hAnsi="Sakkal Majalla" w:cs="Sakkal Majalla"/>
+          <w:sz w:val="28"/>
+          <w:szCs w:val="28"/>
+          <w:rtl/>
+        </w:rPr>
+        <w:t xml:space="preserve"> </w:t>
+      </w:r>
+      <w:r>
+        <w:rPr>
+          <w:rFonts w:ascii="Sakkal Majalla" w:hAnsi="Sakkal Majalla" w:cs="Sakkal Majalla" w:hint="cs"/>
+          <w:sz w:val="28"/>
+          <w:szCs w:val="28"/>
+          <w:rtl/>
+        </w:rPr>
+        <w:t>الْجَمِيعُ</w:t>
+      </w:r>
+      <w:r>
+        <w:rPr>
+          <w:rFonts w:ascii="Sakkal Majalla" w:hAnsi="Sakkal Majalla" w:cs="Sakkal Majalla"/>
+          <w:sz w:val="28"/>
+          <w:szCs w:val="28"/>
+          <w:rtl/>
+        </w:rPr>
+        <w:t xml:space="preserve"> </w:t>
+      </w:r>
+      <w:r>
+        <w:rPr>
+          <w:rFonts w:ascii="Sakkal Majalla" w:hAnsi="Sakkal Majalla" w:cs="Sakkal Majalla" w:hint="cs"/>
+          <w:sz w:val="28"/>
+          <w:szCs w:val="28"/>
+          <w:rtl/>
+        </w:rPr>
+        <w:t>يَطْلُبُونَ</w:t>
+      </w:r>
+      <w:r>
+        <w:rPr>
+          <w:rFonts w:ascii="Sakkal Majalla" w:hAnsi="Sakkal Majalla" w:cs="Sakkal Majalla"/>
+          <w:sz w:val="28"/>
+          <w:szCs w:val="28"/>
+          <w:rtl/>
+        </w:rPr>
+        <w:t xml:space="preserve"> </w:t>
+      </w:r>
+      <w:r>
+        <w:rPr>
+          <w:rFonts w:ascii="Sakkal Majalla" w:hAnsi="Sakkal Majalla" w:cs="Sakkal Majalla" w:hint="cs"/>
+          <w:sz w:val="28"/>
+          <w:szCs w:val="28"/>
+          <w:rtl/>
+        </w:rPr>
+        <w:t>مَا</w:t>
+      </w:r>
+      <w:r>
+        <w:rPr>
+          <w:rFonts w:ascii="Sakkal Majalla" w:hAnsi="Sakkal Majalla" w:cs="Sakkal Majalla"/>
+          <w:sz w:val="28"/>
+          <w:szCs w:val="28"/>
+          <w:rtl/>
+        </w:rPr>
+        <w:t xml:space="preserve"> </w:t>
+      </w:r>
+      <w:r>
+        <w:rPr>
+          <w:rFonts w:ascii="Sakkal Majalla" w:hAnsi="Sakkal Majalla" w:cs="Sakkal Majalla" w:hint="cs"/>
+          <w:sz w:val="28"/>
+          <w:szCs w:val="28"/>
+          <w:rtl/>
+        </w:rPr>
+        <w:t>هُوَ</w:t>
+      </w:r>
+      <w:r>
+        <w:rPr>
+          <w:rFonts w:ascii="Sakkal Majalla" w:hAnsi="Sakkal Majalla" w:cs="Sakkal Majalla"/>
+          <w:sz w:val="28"/>
+          <w:szCs w:val="28"/>
+          <w:rtl/>
+        </w:rPr>
+        <w:t xml:space="preserve"> </w:t>
+      </w:r>
+      <w:r>
+        <w:rPr>
+          <w:rFonts w:ascii="Sakkal Majalla" w:hAnsi="Sakkal Majalla" w:cs="Sakkal Majalla" w:hint="cs"/>
+          <w:sz w:val="28"/>
+          <w:szCs w:val="28"/>
+          <w:rtl/>
+        </w:rPr>
+        <w:t>لأَنْفُسِهِمْ</w:t>
+      </w:r>
+      <w:r>
+        <w:rPr>
+          <w:rFonts w:ascii="Sakkal Majalla" w:hAnsi="Sakkal Majalla" w:cs="Sakkal Majalla" w:hint="cs"/>
+          <w:sz w:val="28"/>
+          <w:szCs w:val="28"/>
+          <w:rtl/>
+        </w:rPr>
+        <w:t xml:space="preserve">، </w:t>
+      </w:r>
+      <w:r>
+        <w:rPr>
+          <w:rFonts w:ascii="Sakkal Majalla" w:hAnsi="Sakkal Majalla" w:cs="Sakkal Majalla" w:hint="cs"/>
+          <w:sz w:val="28"/>
+          <w:szCs w:val="28"/>
+          <w:rtl/>
+        </w:rPr>
+        <w:t>لاَ</w:t>
+      </w:r>
+      <w:r>
+        <w:rPr>
+          <w:rFonts w:ascii="Sakkal Majalla" w:hAnsi="Sakkal Majalla" w:cs="Sakkal Majalla"/>
+          <w:sz w:val="28"/>
+          <w:szCs w:val="28"/>
+          <w:rtl/>
+        </w:rPr>
+        <w:t xml:space="preserve"> </w:t>
+      </w:r>
+      <w:r>
+        <w:rPr>
+          <w:rFonts w:ascii="Sakkal Majalla" w:hAnsi="Sakkal Majalla" w:cs="Sakkal Majalla" w:hint="cs"/>
+          <w:sz w:val="28"/>
+          <w:szCs w:val="28"/>
+          <w:rtl/>
+        </w:rPr>
+        <w:t>مَا</w:t>
+      </w:r>
+      <w:r>
+        <w:rPr>
+          <w:rFonts w:ascii="Sakkal Majalla" w:hAnsi="Sakkal Majalla" w:cs="Sakkal Majalla"/>
+          <w:sz w:val="28"/>
+          <w:szCs w:val="28"/>
+          <w:rtl/>
+        </w:rPr>
+        <w:t xml:space="preserve"> </w:t>
+      </w:r>
+      <w:r>
+        <w:rPr>
+          <w:rFonts w:ascii="Sakkal Majalla" w:hAnsi="Sakkal Majalla" w:cs="Sakkal Majalla" w:hint="cs"/>
+          <w:sz w:val="28"/>
+          <w:szCs w:val="28"/>
+          <w:rtl/>
+        </w:rPr>
+        <w:t>هُوَ</w:t>
+      </w:r>
+      <w:r>
+        <w:rPr>
+          <w:rFonts w:ascii="Sakkal Majalla" w:hAnsi="Sakkal Majalla" w:cs="Sakkal Majalla"/>
+          <w:sz w:val="28"/>
+          <w:szCs w:val="28"/>
+          <w:rtl/>
+        </w:rPr>
+        <w:t xml:space="preserve"> </w:t>
+      </w:r>
+      <w:r>
+        <w:rPr>
+          <w:rFonts w:ascii="Sakkal Majalla" w:hAnsi="Sakkal Majalla" w:cs="Sakkal Majalla" w:hint="cs"/>
+          <w:sz w:val="28"/>
+          <w:szCs w:val="28"/>
+          <w:rtl/>
+        </w:rPr>
+        <w:t>لِيَسُوعَ</w:t>
+      </w:r>
+      <w:r>
+        <w:rPr>
+          <w:rFonts w:ascii="Sakkal Majalla" w:hAnsi="Sakkal Majalla" w:cs="Sakkal Majalla"/>
+          <w:sz w:val="28"/>
+          <w:szCs w:val="28"/>
+          <w:rtl/>
+        </w:rPr>
+        <w:t xml:space="preserve"> </w:t>
+      </w:r>
+      <w:r>
+        <w:rPr>
+          <w:rFonts w:ascii="Sakkal Majalla" w:hAnsi="Sakkal Majalla" w:cs="Sakkal Majalla" w:hint="cs"/>
+          <w:sz w:val="28"/>
+          <w:szCs w:val="28"/>
+          <w:rtl/>
+        </w:rPr>
+        <w:t>الْمَسِيحِ</w:t>
+      </w:r>
+      <w:r>
+        <w:rPr>
+          <w:rFonts w:ascii="Sakkal Majalla" w:hAnsi="Sakkal Majalla" w:cs="Sakkal Majalla"/>
+          <w:sz w:val="28"/>
+          <w:szCs w:val="28"/>
+          <w:rtl/>
+        </w:rPr>
+        <w:t>.</w:t>
+      </w:r>
+      <w:r>
+        <w:rPr>
+          <w:rFonts w:ascii="Sakkal Majalla" w:hAnsi="Sakkal Majalla" w:cs="Sakkal Majalla" w:hint="cs"/>
+          <w:sz w:val="28"/>
+          <w:szCs w:val="28"/>
+          <w:rtl/>
+        </w:rPr>
+        <w:t xml:space="preserve">" (فيلبي 2: 21).  الإيمان لا ينظر فقط إلى البركة التي في الله، وإنما أيضًا إلى الموضع الذي فيه أعطى البركة، ألا وهو بين شعبه. الشعب مرتبطٌ بالله في </w:t>
+      </w:r>
+      <w:proofErr w:type="spellStart"/>
+      <w:r>
+        <w:rPr>
+          <w:rFonts w:ascii="Sakkal Majalla" w:hAnsi="Sakkal Majalla" w:cs="Sakkal Majalla" w:hint="cs"/>
+          <w:sz w:val="28"/>
+          <w:szCs w:val="28"/>
+          <w:rtl/>
+        </w:rPr>
+        <w:t>الأعالي</w:t>
+      </w:r>
+      <w:proofErr w:type="spellEnd"/>
+      <w:r>
+        <w:rPr>
+          <w:rFonts w:ascii="Sakkal Majalla" w:hAnsi="Sakkal Majalla" w:cs="Sakkal Majalla" w:hint="cs"/>
+          <w:sz w:val="28"/>
+          <w:szCs w:val="28"/>
+          <w:rtl/>
+        </w:rPr>
+        <w:t>. لذا فإنه مبارك؛ ولذا أيضًا لا يستطيع الله أن يحتمل فيه أي شر.</w:t>
+      </w:r>
+    </w:p>
+    <w:p>
+      <w:pPr>
+        <w:jc w:val="both"/>
+        <w:rPr>
+          <w:rFonts w:ascii="Sakkal Majalla" w:hAnsi="Sakkal Majalla" w:cs="Sakkal Majalla"/>
+          <w:sz w:val="28"/>
+          <w:szCs w:val="28"/>
+          <w:rtl/>
+        </w:rPr>
+      </w:pPr>
+      <w:r>
+        <w:rPr>
+          <w:rFonts w:ascii="Sakkal Majalla" w:hAnsi="Sakkal Majalla" w:cs="Sakkal Majalla" w:hint="cs"/>
+          <w:sz w:val="28"/>
+          <w:szCs w:val="28"/>
+          <w:rtl/>
+        </w:rPr>
+        <w:t>الإيمان يعرف موضع البركة ويتلقاها بشغف. "</w:t>
+      </w:r>
+      <w:r>
+        <w:rPr>
           <w:rFonts w:hint="cs"/>
           <w:rtl/>
-          <w:lang w:bidi="ar-SA"/>
-        </w:rPr>
-        <w:t>إني أخشى بأن الكلام هنا كان كثيرًا في نحو بشري. لكني ما أشدّد عليه هو أن الإعلان التام الوحيد لله الحقيقي الواحد هو إعلانه في الثالوث. إن صلواتنا تتصاعد في ذات الصورة. به (المسيح، الابن) لنا دخول إلى الآب بواسطة الروح الواحد.</w:t>
+        </w:rPr>
+        <w:t xml:space="preserve"> </w:t>
+      </w:r>
+      <w:r>
+        <w:rPr>
+          <w:rFonts w:ascii="Sakkal Majalla" w:hAnsi="Sakkal Majalla" w:cs="Sakkal Majalla" w:hint="cs"/>
+          <w:sz w:val="28"/>
+          <w:szCs w:val="28"/>
+          <w:rtl/>
+        </w:rPr>
+        <w:t>كَشَجَرَاتِ</w:t>
+      </w:r>
+      <w:r>
+        <w:rPr>
+          <w:rFonts w:ascii="Sakkal Majalla" w:hAnsi="Sakkal Majalla" w:cs="Sakkal Majalla"/>
+          <w:sz w:val="28"/>
+          <w:szCs w:val="28"/>
+          <w:rtl/>
+        </w:rPr>
+        <w:t xml:space="preserve"> </w:t>
+      </w:r>
+      <w:r>
+        <w:rPr>
+          <w:rFonts w:ascii="Sakkal Majalla" w:hAnsi="Sakkal Majalla" w:cs="Sakkal Majalla" w:hint="cs"/>
+          <w:sz w:val="28"/>
+          <w:szCs w:val="28"/>
+          <w:rtl/>
+        </w:rPr>
+        <w:t>عُودٍ</w:t>
+      </w:r>
+      <w:r>
+        <w:rPr>
+          <w:rFonts w:ascii="Sakkal Majalla" w:hAnsi="Sakkal Majalla" w:cs="Sakkal Majalla"/>
+          <w:sz w:val="28"/>
+          <w:szCs w:val="28"/>
+          <w:rtl/>
+        </w:rPr>
+        <w:t xml:space="preserve"> </w:t>
+      </w:r>
+      <w:r>
+        <w:rPr>
+          <w:rFonts w:ascii="Sakkal Majalla" w:hAnsi="Sakkal Majalla" w:cs="Sakkal Majalla" w:hint="cs"/>
+          <w:sz w:val="28"/>
+          <w:szCs w:val="28"/>
+          <w:rtl/>
+        </w:rPr>
+        <w:t>غَرَسَهَا</w:t>
+      </w:r>
+      <w:r>
+        <w:rPr>
+          <w:rFonts w:ascii="Sakkal Majalla" w:hAnsi="Sakkal Majalla" w:cs="Sakkal Majalla"/>
+          <w:sz w:val="28"/>
+          <w:szCs w:val="28"/>
+          <w:rtl/>
+        </w:rPr>
+        <w:t xml:space="preserve"> </w:t>
+      </w:r>
+      <w:r>
+        <w:rPr>
+          <w:rFonts w:ascii="Sakkal Majalla" w:hAnsi="Sakkal Majalla" w:cs="Sakkal Majalla" w:hint="cs"/>
+          <w:sz w:val="28"/>
+          <w:szCs w:val="28"/>
+          <w:rtl/>
+        </w:rPr>
+        <w:t>الرَّبُّ</w:t>
+      </w:r>
+      <w:r>
+        <w:rPr>
+          <w:rFonts w:ascii="Sakkal Majalla" w:hAnsi="Sakkal Majalla" w:cs="Sakkal Majalla"/>
+          <w:sz w:val="28"/>
+          <w:szCs w:val="28"/>
+          <w:rtl/>
+        </w:rPr>
+        <w:t>.</w:t>
+      </w:r>
+      <w:r>
+        <w:rPr>
+          <w:rFonts w:ascii="Sakkal Majalla" w:hAnsi="Sakkal Majalla" w:cs="Sakkal Majalla" w:hint="cs"/>
+          <w:sz w:val="28"/>
+          <w:szCs w:val="28"/>
+          <w:rtl/>
+        </w:rPr>
+        <w:t xml:space="preserve">.. " من بعدما أن ملأه بالبركات، يصبح شعبه منبعًا للبركات </w:t>
+      </w:r>
+      <w:r>
+        <w:rPr>
+          <w:rFonts w:ascii="Sakkal Majalla" w:hAnsi="Sakkal Majalla" w:cs="Sakkal Majalla" w:hint="cs"/>
+          <w:sz w:val="28"/>
+          <w:szCs w:val="28"/>
+          <w:rtl/>
+        </w:rPr>
+        <w:t>لآخرين. "</w:t>
+      </w:r>
+      <w:r>
+        <w:rPr>
+          <w:rFonts w:ascii="Sakkal Majalla" w:hAnsi="Sakkal Majalla" w:cs="Sakkal Majalla" w:hint="cs"/>
+          <w:sz w:val="28"/>
+          <w:szCs w:val="28"/>
+          <w:rtl/>
+        </w:rPr>
+        <w:t>يَجْرِي</w:t>
+      </w:r>
+      <w:r>
+        <w:rPr>
+          <w:rFonts w:ascii="Sakkal Majalla" w:hAnsi="Sakkal Majalla" w:cs="Sakkal Majalla"/>
+          <w:sz w:val="28"/>
+          <w:szCs w:val="28"/>
+          <w:rtl/>
+        </w:rPr>
+        <w:t xml:space="preserve"> </w:t>
+      </w:r>
+      <w:r>
+        <w:rPr>
+          <w:rFonts w:ascii="Sakkal Majalla" w:hAnsi="Sakkal Majalla" w:cs="Sakkal Majalla" w:hint="cs"/>
+          <w:sz w:val="28"/>
+          <w:szCs w:val="28"/>
+          <w:rtl/>
+        </w:rPr>
+        <w:t>مَاءٌ</w:t>
+      </w:r>
+      <w:r>
+        <w:rPr>
+          <w:rFonts w:ascii="Sakkal Majalla" w:hAnsi="Sakkal Majalla" w:cs="Sakkal Majalla"/>
+          <w:sz w:val="28"/>
+          <w:szCs w:val="28"/>
+          <w:rtl/>
+        </w:rPr>
+        <w:t xml:space="preserve"> </w:t>
+      </w:r>
+      <w:r>
+        <w:rPr>
+          <w:rFonts w:ascii="Sakkal Majalla" w:hAnsi="Sakkal Majalla" w:cs="Sakkal Majalla" w:hint="cs"/>
+          <w:sz w:val="28"/>
+          <w:szCs w:val="28"/>
+          <w:rtl/>
+        </w:rPr>
+        <w:t>مِنْ</w:t>
+      </w:r>
+      <w:r>
+        <w:rPr>
+          <w:rFonts w:ascii="Sakkal Majalla" w:hAnsi="Sakkal Majalla" w:cs="Sakkal Majalla"/>
+          <w:sz w:val="28"/>
+          <w:szCs w:val="28"/>
+          <w:rtl/>
+        </w:rPr>
+        <w:t xml:space="preserve"> </w:t>
+      </w:r>
+      <w:r>
+        <w:rPr>
+          <w:rFonts w:ascii="Sakkal Majalla" w:hAnsi="Sakkal Majalla" w:cs="Sakkal Majalla" w:hint="cs"/>
+          <w:sz w:val="28"/>
+          <w:szCs w:val="28"/>
+          <w:rtl/>
+        </w:rPr>
+        <w:t>دِلاَئِهِ،</w:t>
+      </w:r>
+      <w:r>
+        <w:rPr>
+          <w:rFonts w:ascii="Sakkal Majalla" w:hAnsi="Sakkal Majalla" w:cs="Sakkal Majalla" w:hint="cs"/>
+          <w:sz w:val="28"/>
+          <w:szCs w:val="28"/>
+          <w:rtl/>
+        </w:rPr>
+        <w:t>" (سفر العدد 24: 7). تقول العروس لسيدها: "تعال!"، وللعطشان: خذ "</w:t>
+      </w:r>
+      <w:r>
+        <w:rPr>
+          <w:rFonts w:hint="cs"/>
+          <w:rtl/>
+        </w:rPr>
+        <w:t xml:space="preserve"> </w:t>
+      </w:r>
+      <w:r>
+        <w:rPr>
+          <w:rFonts w:ascii="Sakkal Majalla" w:hAnsi="Sakkal Majalla" w:cs="Sakkal Majalla" w:hint="cs"/>
+          <w:sz w:val="28"/>
+          <w:szCs w:val="28"/>
+          <w:rtl/>
+        </w:rPr>
+        <w:t>مَاءَ</w:t>
+      </w:r>
+      <w:r>
+        <w:rPr>
+          <w:rFonts w:ascii="Sakkal Majalla" w:hAnsi="Sakkal Majalla" w:cs="Sakkal Majalla"/>
+          <w:sz w:val="28"/>
+          <w:szCs w:val="28"/>
+          <w:rtl/>
+        </w:rPr>
+        <w:t xml:space="preserve"> </w:t>
+      </w:r>
+      <w:r>
+        <w:rPr>
+          <w:rFonts w:ascii="Sakkal Majalla" w:hAnsi="Sakkal Majalla" w:cs="Sakkal Majalla" w:hint="cs"/>
+          <w:sz w:val="28"/>
+          <w:szCs w:val="28"/>
+          <w:rtl/>
+        </w:rPr>
+        <w:t>حَيَاةٍ</w:t>
+      </w:r>
+      <w:r>
+        <w:rPr>
+          <w:rFonts w:ascii="Sakkal Majalla" w:hAnsi="Sakkal Majalla" w:cs="Sakkal Majalla"/>
+          <w:sz w:val="28"/>
+          <w:szCs w:val="28"/>
+          <w:rtl/>
+        </w:rPr>
+        <w:t xml:space="preserve"> </w:t>
+      </w:r>
+      <w:r>
+        <w:rPr>
+          <w:rFonts w:ascii="Sakkal Majalla" w:hAnsi="Sakkal Majalla" w:cs="Sakkal Majalla" w:hint="cs"/>
+          <w:sz w:val="28"/>
+          <w:szCs w:val="28"/>
+          <w:rtl/>
+        </w:rPr>
+        <w:t>مَجَّانًا</w:t>
+      </w:r>
+      <w:r>
+        <w:rPr>
+          <w:rFonts w:ascii="Sakkal Majalla" w:hAnsi="Sakkal Majalla" w:cs="Sakkal Majalla" w:hint="cs"/>
+          <w:sz w:val="28"/>
+          <w:szCs w:val="28"/>
+          <w:rtl/>
+        </w:rPr>
+        <w:t>!" (رؤيا 22: 17).</w:t>
+      </w:r>
+    </w:p>
+    <w:p>
+      <w:pPr>
+        <w:jc w:val="both"/>
+        <w:rPr>
+          <w:rFonts w:ascii="Sakkal Majalla" w:hAnsi="Sakkal Majalla" w:cs="Sakkal Majalla"/>
+          <w:sz w:val="28"/>
+          <w:szCs w:val="28"/>
+          <w:rtl/>
+        </w:rPr>
+      </w:pPr>
+      <w:r>
+        <w:rPr>
+          <w:rFonts w:ascii="Sakkal Majalla" w:hAnsi="Sakkal Majalla" w:cs="Sakkal Majalla" w:hint="cs"/>
+          <w:sz w:val="28"/>
+          <w:szCs w:val="28"/>
+          <w:rtl/>
+        </w:rPr>
+        <w:t>إنني لم أحصل على المسيح كنصيبي الحاضر بعد؛ إلا أن لدي الماء الحي؛ ولذا يمكنني أن أقول: "تعال واشرب!" نحن لسنا في المجد بعد وأيضًا لسنا من العالم. لكن لدينا الروح القدس، ولذا يقول: "</w:t>
+      </w:r>
+      <w:r>
+        <w:rPr>
+          <w:rFonts w:hint="cs"/>
+          <w:rtl/>
+        </w:rPr>
+        <w:t xml:space="preserve"> </w:t>
+      </w:r>
+      <w:r>
+        <w:rPr>
+          <w:rFonts w:ascii="Sakkal Majalla" w:hAnsi="Sakkal Majalla" w:cs="Sakkal Majalla" w:hint="cs"/>
+          <w:sz w:val="28"/>
+          <w:szCs w:val="28"/>
+          <w:rtl/>
+        </w:rPr>
+        <w:t>مَنْ</w:t>
+      </w:r>
+      <w:r>
+        <w:rPr>
+          <w:rFonts w:ascii="Sakkal Majalla" w:hAnsi="Sakkal Majalla" w:cs="Sakkal Majalla"/>
+          <w:sz w:val="28"/>
+          <w:szCs w:val="28"/>
+          <w:rtl/>
+        </w:rPr>
+        <w:t xml:space="preserve"> </w:t>
+      </w:r>
+      <w:r>
+        <w:rPr>
+          <w:rFonts w:ascii="Sakkal Majalla" w:hAnsi="Sakkal Majalla" w:cs="Sakkal Majalla" w:hint="cs"/>
+          <w:sz w:val="28"/>
+          <w:szCs w:val="28"/>
+          <w:rtl/>
+        </w:rPr>
+        <w:t>آمَنَ</w:t>
+      </w:r>
+      <w:r>
+        <w:rPr>
+          <w:rFonts w:ascii="Sakkal Majalla" w:hAnsi="Sakkal Majalla" w:cs="Sakkal Majalla"/>
+          <w:sz w:val="28"/>
+          <w:szCs w:val="28"/>
+          <w:rtl/>
+        </w:rPr>
+        <w:t xml:space="preserve"> </w:t>
+      </w:r>
+      <w:r>
+        <w:rPr>
+          <w:rFonts w:ascii="Sakkal Majalla" w:hAnsi="Sakkal Majalla" w:cs="Sakkal Majalla" w:hint="cs"/>
+          <w:sz w:val="28"/>
+          <w:szCs w:val="28"/>
+          <w:rtl/>
+        </w:rPr>
+        <w:t>بِي</w:t>
+      </w:r>
+      <w:r>
+        <w:rPr>
+          <w:rFonts w:ascii="Sakkal Majalla" w:hAnsi="Sakkal Majalla" w:cs="Sakkal Majalla" w:hint="cs"/>
+          <w:sz w:val="28"/>
+          <w:szCs w:val="28"/>
+          <w:rtl/>
+        </w:rPr>
+        <w:t>...</w:t>
+      </w:r>
+      <w:r>
+        <w:rPr>
+          <w:rFonts w:ascii="Sakkal Majalla" w:hAnsi="Sakkal Majalla" w:cs="Sakkal Majalla"/>
+          <w:sz w:val="28"/>
+          <w:szCs w:val="28"/>
+          <w:rtl/>
+        </w:rPr>
+        <w:t xml:space="preserve"> </w:t>
+      </w:r>
+      <w:r>
+        <w:rPr>
+          <w:rFonts w:ascii="Sakkal Majalla" w:hAnsi="Sakkal Majalla" w:cs="Sakkal Majalla" w:hint="cs"/>
+          <w:sz w:val="28"/>
+          <w:szCs w:val="28"/>
+          <w:rtl/>
+        </w:rPr>
+        <w:t>تَجْرِي</w:t>
+      </w:r>
+      <w:r>
+        <w:rPr>
+          <w:rFonts w:ascii="Sakkal Majalla" w:hAnsi="Sakkal Majalla" w:cs="Sakkal Majalla"/>
+          <w:sz w:val="28"/>
+          <w:szCs w:val="28"/>
+          <w:rtl/>
+        </w:rPr>
+        <w:t xml:space="preserve"> </w:t>
+      </w:r>
+      <w:r>
+        <w:rPr>
+          <w:rFonts w:ascii="Sakkal Majalla" w:hAnsi="Sakkal Majalla" w:cs="Sakkal Majalla" w:hint="cs"/>
+          <w:sz w:val="28"/>
+          <w:szCs w:val="28"/>
+          <w:rtl/>
+        </w:rPr>
+        <w:t>مِنْ</w:t>
+      </w:r>
+      <w:r>
+        <w:rPr>
+          <w:rFonts w:ascii="Sakkal Majalla" w:hAnsi="Sakkal Majalla" w:cs="Sakkal Majalla"/>
+          <w:sz w:val="28"/>
+          <w:szCs w:val="28"/>
+          <w:rtl/>
+        </w:rPr>
+        <w:t xml:space="preserve"> </w:t>
+      </w:r>
+      <w:r>
+        <w:rPr>
+          <w:rFonts w:ascii="Sakkal Majalla" w:hAnsi="Sakkal Majalla" w:cs="Sakkal Majalla" w:hint="cs"/>
+          <w:sz w:val="28"/>
+          <w:szCs w:val="28"/>
+          <w:rtl/>
+        </w:rPr>
+        <w:t>بَطْنِهِ</w:t>
+      </w:r>
+      <w:r>
+        <w:rPr>
+          <w:rFonts w:ascii="Sakkal Majalla" w:hAnsi="Sakkal Majalla" w:cs="Sakkal Majalla"/>
+          <w:sz w:val="28"/>
+          <w:szCs w:val="28"/>
+          <w:rtl/>
+        </w:rPr>
+        <w:t xml:space="preserve"> </w:t>
+      </w:r>
+      <w:r>
+        <w:rPr>
+          <w:rFonts w:ascii="Sakkal Majalla" w:hAnsi="Sakkal Majalla" w:cs="Sakkal Majalla" w:hint="cs"/>
+          <w:sz w:val="28"/>
+          <w:szCs w:val="28"/>
+          <w:rtl/>
+        </w:rPr>
+        <w:t>أَنْهَارُ</w:t>
+      </w:r>
+      <w:r>
+        <w:rPr>
+          <w:rFonts w:ascii="Sakkal Majalla" w:hAnsi="Sakkal Majalla" w:cs="Sakkal Majalla"/>
+          <w:sz w:val="28"/>
+          <w:szCs w:val="28"/>
+          <w:rtl/>
+        </w:rPr>
+        <w:t xml:space="preserve"> </w:t>
+      </w:r>
+      <w:r>
+        <w:rPr>
+          <w:rFonts w:ascii="Sakkal Majalla" w:hAnsi="Sakkal Majalla" w:cs="Sakkal Majalla" w:hint="cs"/>
+          <w:sz w:val="28"/>
+          <w:szCs w:val="28"/>
+          <w:rtl/>
+        </w:rPr>
+        <w:t>مَاءٍ</w:t>
+      </w:r>
+      <w:r>
+        <w:rPr>
+          <w:rFonts w:ascii="Sakkal Majalla" w:hAnsi="Sakkal Majalla" w:cs="Sakkal Majalla"/>
+          <w:sz w:val="28"/>
+          <w:szCs w:val="28"/>
+          <w:rtl/>
+        </w:rPr>
+        <w:t xml:space="preserve"> </w:t>
+      </w:r>
+      <w:r>
+        <w:rPr>
+          <w:rFonts w:ascii="Sakkal Majalla" w:hAnsi="Sakkal Majalla" w:cs="Sakkal Majalla" w:hint="cs"/>
+          <w:sz w:val="28"/>
+          <w:szCs w:val="28"/>
+          <w:rtl/>
+        </w:rPr>
+        <w:t>حَيٍّ</w:t>
+      </w:r>
+      <w:r>
+        <w:rPr>
+          <w:rFonts w:ascii="Sakkal Majalla" w:hAnsi="Sakkal Majalla" w:cs="Sakkal Majalla" w:hint="eastAsia"/>
+          <w:sz w:val="28"/>
+          <w:szCs w:val="28"/>
+          <w:rtl/>
+        </w:rPr>
+        <w:t>»</w:t>
+      </w:r>
+      <w:r>
+        <w:rPr>
+          <w:rFonts w:ascii="Sakkal Majalla" w:hAnsi="Sakkal Majalla" w:cs="Sakkal Majalla"/>
+          <w:sz w:val="28"/>
+          <w:szCs w:val="28"/>
+          <w:rtl/>
+        </w:rPr>
+        <w:t>.</w:t>
+      </w:r>
+      <w:r>
+        <w:rPr>
+          <w:rFonts w:ascii="Sakkal Majalla" w:hAnsi="Sakkal Majalla" w:cs="Sakkal Majalla" w:hint="cs"/>
+          <w:sz w:val="28"/>
+          <w:szCs w:val="28"/>
+          <w:rtl/>
+        </w:rPr>
+        <w:t xml:space="preserve"> (يوحنا 7: 38).</w:t>
+      </w:r>
+    </w:p>
+    <w:p>
+      <w:pPr>
+        <w:jc w:val="both"/>
+        <w:rPr>
+          <w:rFonts w:ascii="Sakkal Majalla" w:hAnsi="Sakkal Majalla" w:cs="Sakkal Majalla"/>
+          <w:sz w:val="28"/>
+          <w:szCs w:val="28"/>
+          <w:rtl/>
+        </w:rPr>
+      </w:pPr>
+      <w:r>
+        <w:rPr>
+          <w:rFonts w:ascii="Sakkal Majalla" w:hAnsi="Sakkal Majalla" w:cs="Sakkal Majalla" w:hint="cs"/>
+          <w:sz w:val="28"/>
+          <w:szCs w:val="28"/>
+          <w:rtl/>
+        </w:rPr>
+        <w:t>إذ أننا لدينا المسيح، فقد صرنا شركاء بشجرة الحياة. النتيجة هي غير محدودة. وليست محصورة ولا في أي شكل كان؛ فعلى الرغم أننا في الواقع لدينا قوة يسيرة لاستخدامها. "</w:t>
+      </w:r>
+      <w:r>
+        <w:rPr>
+          <w:rFonts w:hint="cs"/>
+          <w:rtl/>
+        </w:rPr>
+        <w:t xml:space="preserve"> </w:t>
+      </w:r>
+      <w:r>
+        <w:rPr>
+          <w:rFonts w:ascii="Sakkal Majalla" w:hAnsi="Sakkal Majalla" w:cs="Sakkal Majalla" w:hint="cs"/>
+          <w:sz w:val="28"/>
+          <w:szCs w:val="28"/>
+          <w:rtl/>
+        </w:rPr>
+        <w:t>وَيَكُونُ</w:t>
+      </w:r>
+      <w:r>
+        <w:rPr>
+          <w:rFonts w:ascii="Sakkal Majalla" w:hAnsi="Sakkal Majalla" w:cs="Sakkal Majalla"/>
+          <w:sz w:val="28"/>
+          <w:szCs w:val="28"/>
+          <w:rtl/>
+        </w:rPr>
+        <w:t xml:space="preserve"> </w:t>
+      </w:r>
+      <w:r>
+        <w:rPr>
+          <w:rFonts w:ascii="Sakkal Majalla" w:hAnsi="Sakkal Majalla" w:cs="Sakkal Majalla" w:hint="cs"/>
+          <w:sz w:val="28"/>
+          <w:szCs w:val="28"/>
+          <w:rtl/>
+        </w:rPr>
+        <w:t>زَرْعُهُ</w:t>
+      </w:r>
+      <w:r>
+        <w:rPr>
+          <w:rFonts w:ascii="Sakkal Majalla" w:hAnsi="Sakkal Majalla" w:cs="Sakkal Majalla"/>
+          <w:sz w:val="28"/>
+          <w:szCs w:val="28"/>
+          <w:rtl/>
+        </w:rPr>
+        <w:t xml:space="preserve"> </w:t>
+      </w:r>
+      <w:r>
+        <w:rPr>
+          <w:rFonts w:ascii="Sakkal Majalla" w:hAnsi="Sakkal Majalla" w:cs="Sakkal Majalla" w:hint="cs"/>
+          <w:sz w:val="28"/>
+          <w:szCs w:val="28"/>
+          <w:rtl/>
+        </w:rPr>
+        <w:t>عَلَى</w:t>
+      </w:r>
+      <w:r>
+        <w:rPr>
+          <w:rFonts w:ascii="Sakkal Majalla" w:hAnsi="Sakkal Majalla" w:cs="Sakkal Majalla"/>
+          <w:sz w:val="28"/>
+          <w:szCs w:val="28"/>
+          <w:rtl/>
+        </w:rPr>
+        <w:t xml:space="preserve"> </w:t>
+      </w:r>
+      <w:r>
+        <w:rPr>
+          <w:rFonts w:ascii="Sakkal Majalla" w:hAnsi="Sakkal Majalla" w:cs="Sakkal Majalla" w:hint="cs"/>
+          <w:sz w:val="28"/>
+          <w:szCs w:val="28"/>
+          <w:rtl/>
+        </w:rPr>
+        <w:t>مِيَاهٍ</w:t>
+      </w:r>
+      <w:r>
+        <w:rPr>
+          <w:rFonts w:ascii="Sakkal Majalla" w:hAnsi="Sakkal Majalla" w:cs="Sakkal Majalla"/>
+          <w:sz w:val="28"/>
+          <w:szCs w:val="28"/>
+          <w:rtl/>
+        </w:rPr>
+        <w:t xml:space="preserve"> </w:t>
+      </w:r>
+      <w:r>
+        <w:rPr>
+          <w:rFonts w:ascii="Sakkal Majalla" w:hAnsi="Sakkal Majalla" w:cs="Sakkal Majalla" w:hint="cs"/>
+          <w:sz w:val="28"/>
+          <w:szCs w:val="28"/>
+          <w:rtl/>
+        </w:rPr>
+        <w:t>غَزِيرَةٍ</w:t>
+      </w:r>
+      <w:r>
+        <w:rPr>
+          <w:rFonts w:ascii="Sakkal Majalla" w:hAnsi="Sakkal Majalla" w:cs="Sakkal Majalla" w:hint="cs"/>
+          <w:sz w:val="28"/>
+          <w:szCs w:val="28"/>
+          <w:rtl/>
+        </w:rPr>
+        <w:t>." بهذا يُظهَر امتداد البركة.</w:t>
+      </w:r>
+    </w:p>
+    <w:p>
+      <w:pPr>
+        <w:jc w:val="both"/>
+        <w:rPr>
+          <w:rFonts w:ascii="Sakkal Majalla" w:hAnsi="Sakkal Majalla" w:cs="Sakkal Majalla"/>
+          <w:sz w:val="28"/>
+          <w:szCs w:val="28"/>
+          <w:rtl/>
+        </w:rPr>
+      </w:pPr>
+      <w:r>
+        <w:rPr>
+          <w:rFonts w:ascii="Sakkal Majalla" w:hAnsi="Sakkal Majalla" w:cs="Sakkal Majalla" w:hint="cs"/>
+          <w:sz w:val="28"/>
+          <w:szCs w:val="28"/>
+          <w:rtl/>
+        </w:rPr>
+        <w:t>وبالرغم من ذلك هنالك قوة. "</w:t>
+      </w:r>
+      <w:r>
+        <w:rPr>
+          <w:rFonts w:ascii="Sakkal Majalla" w:hAnsi="Sakkal Majalla" w:cs="Sakkal Majalla" w:hint="cs"/>
+          <w:sz w:val="28"/>
+          <w:szCs w:val="28"/>
+          <w:rtl/>
+        </w:rPr>
+        <w:t>وَيَتَسَامَى</w:t>
+      </w:r>
+      <w:r>
+        <w:rPr>
+          <w:rFonts w:ascii="Sakkal Majalla" w:hAnsi="Sakkal Majalla" w:cs="Sakkal Majalla"/>
+          <w:sz w:val="28"/>
+          <w:szCs w:val="28"/>
+          <w:rtl/>
+        </w:rPr>
+        <w:t xml:space="preserve"> </w:t>
+      </w:r>
+      <w:r>
+        <w:rPr>
+          <w:rFonts w:ascii="Sakkal Majalla" w:hAnsi="Sakkal Majalla" w:cs="Sakkal Majalla" w:hint="cs"/>
+          <w:sz w:val="28"/>
+          <w:szCs w:val="28"/>
+          <w:rtl/>
+        </w:rPr>
+        <w:t>مَلِكُهُ</w:t>
+      </w:r>
+      <w:r>
+        <w:rPr>
+          <w:rFonts w:ascii="Sakkal Majalla" w:hAnsi="Sakkal Majalla" w:cs="Sakkal Majalla"/>
+          <w:sz w:val="28"/>
+          <w:szCs w:val="28"/>
+          <w:rtl/>
+        </w:rPr>
+        <w:t xml:space="preserve"> </w:t>
+      </w:r>
+      <w:r>
+        <w:rPr>
+          <w:rFonts w:ascii="Sakkal Majalla" w:hAnsi="Sakkal Majalla" w:cs="Sakkal Majalla" w:hint="cs"/>
+          <w:sz w:val="28"/>
+          <w:szCs w:val="28"/>
+          <w:rtl/>
+        </w:rPr>
+        <w:t>عَلَى</w:t>
+      </w:r>
+      <w:r>
+        <w:rPr>
+          <w:rFonts w:ascii="Sakkal Majalla" w:hAnsi="Sakkal Majalla" w:cs="Sakkal Majalla"/>
+          <w:sz w:val="28"/>
+          <w:szCs w:val="28"/>
+          <w:rtl/>
+        </w:rPr>
+        <w:t xml:space="preserve"> </w:t>
+      </w:r>
+      <w:r>
+        <w:rPr>
+          <w:rFonts w:ascii="Sakkal Majalla" w:hAnsi="Sakkal Majalla" w:cs="Sakkal Majalla" w:hint="cs"/>
+          <w:sz w:val="28"/>
+          <w:szCs w:val="28"/>
+          <w:rtl/>
+        </w:rPr>
+        <w:t>أَجَاجَ</w:t>
+      </w:r>
+      <w:r>
+        <w:rPr>
+          <w:rFonts w:ascii="Sakkal Majalla" w:hAnsi="Sakkal Majalla" w:cs="Sakkal Majalla"/>
+          <w:sz w:val="28"/>
+          <w:szCs w:val="28"/>
+          <w:rtl/>
+        </w:rPr>
+        <w:t xml:space="preserve"> </w:t>
+      </w:r>
+      <w:r>
+        <w:rPr>
+          <w:rFonts w:ascii="Sakkal Majalla" w:hAnsi="Sakkal Majalla" w:cs="Sakkal Majalla" w:hint="cs"/>
+          <w:sz w:val="28"/>
+          <w:szCs w:val="28"/>
+          <w:rtl/>
+        </w:rPr>
+        <w:t>وَتَرْتَفِعُ</w:t>
+      </w:r>
+      <w:r>
+        <w:rPr>
+          <w:rFonts w:ascii="Sakkal Majalla" w:hAnsi="Sakkal Majalla" w:cs="Sakkal Majalla"/>
+          <w:sz w:val="28"/>
+          <w:szCs w:val="28"/>
+          <w:rtl/>
+        </w:rPr>
+        <w:t xml:space="preserve"> </w:t>
+      </w:r>
+      <w:r>
+        <w:rPr>
+          <w:rFonts w:ascii="Sakkal Majalla" w:hAnsi="Sakkal Majalla" w:cs="Sakkal Majalla" w:hint="cs"/>
+          <w:sz w:val="28"/>
+          <w:szCs w:val="28"/>
+          <w:rtl/>
+        </w:rPr>
+        <w:t>مَمْلَكَتُهُ</w:t>
+      </w:r>
+      <w:r>
+        <w:rPr>
+          <w:rFonts w:ascii="Sakkal Majalla" w:hAnsi="Sakkal Majalla" w:cs="Sakkal Majalla"/>
+          <w:sz w:val="28"/>
+          <w:szCs w:val="28"/>
+          <w:rtl/>
+        </w:rPr>
+        <w:t>.</w:t>
+      </w:r>
+      <w:r>
+        <w:rPr>
+          <w:rFonts w:ascii="Sakkal Majalla" w:hAnsi="Sakkal Majalla" w:cs="Sakkal Majalla" w:hint="cs"/>
+          <w:sz w:val="28"/>
+          <w:szCs w:val="28"/>
+          <w:rtl/>
+        </w:rPr>
+        <w:t xml:space="preserve"> إسرائيل سيكون له ملكًا في صهيون. </w:t>
+      </w:r>
+      <w:r>
+        <w:rPr>
+          <w:rFonts w:ascii="Sakkal Majalla" w:hAnsi="Sakkal Majalla" w:cs="Sakkal Majalla" w:hint="cs"/>
+          <w:sz w:val="28"/>
+          <w:szCs w:val="28"/>
+          <w:rtl/>
+        </w:rPr>
+        <w:t xml:space="preserve">إلا أننا مرتبطين بالعريس كعروس في علاقة وثيقة أكثر من ذلك. ونحن أيضًا سنُعرَض قريبًا في الملكوت. لننتبه أيضًا إلى الاختلاف في طريقة التعبير! </w:t>
+      </w:r>
+      <w:r>
+        <w:rPr>
+          <w:rFonts w:ascii="Sakkal Majalla" w:hAnsi="Sakkal Majalla" w:cs="Sakkal Majalla"/>
+          <w:sz w:val="28"/>
+          <w:szCs w:val="28"/>
+          <w:rtl/>
+        </w:rPr>
+        <w:t>"</w:t>
+      </w:r>
+      <w:r>
+        <w:rPr>
+          <w:rFonts w:ascii="Sakkal Majalla" w:hAnsi="Sakkal Majalla" w:cs="Sakkal Majalla" w:hint="cs"/>
+          <w:sz w:val="28"/>
+          <w:szCs w:val="28"/>
+          <w:rtl/>
+        </w:rPr>
+        <w:t>مَا</w:t>
+      </w:r>
+      <w:r>
+        <w:rPr>
+          <w:rFonts w:ascii="Sakkal Majalla" w:hAnsi="Sakkal Majalla" w:cs="Sakkal Majalla"/>
+          <w:sz w:val="28"/>
+          <w:szCs w:val="28"/>
+          <w:rtl/>
+        </w:rPr>
+        <w:t xml:space="preserve"> </w:t>
+      </w:r>
+      <w:r>
+        <w:rPr>
+          <w:rFonts w:ascii="Sakkal Majalla" w:hAnsi="Sakkal Majalla" w:cs="Sakkal Majalla" w:hint="cs"/>
+          <w:sz w:val="28"/>
+          <w:szCs w:val="28"/>
+          <w:rtl/>
+        </w:rPr>
+        <w:t>أَحْسَنَ</w:t>
+      </w:r>
+      <w:r>
+        <w:rPr>
+          <w:rFonts w:ascii="Sakkal Majalla" w:hAnsi="Sakkal Majalla" w:cs="Sakkal Majalla"/>
+          <w:sz w:val="28"/>
+          <w:szCs w:val="28"/>
+          <w:rtl/>
+        </w:rPr>
+        <w:t xml:space="preserve"> </w:t>
+      </w:r>
+      <w:r>
+        <w:rPr>
+          <w:rFonts w:ascii="Sakkal Majalla" w:hAnsi="Sakkal Majalla" w:cs="Sakkal Majalla" w:hint="cs"/>
+          <w:sz w:val="28"/>
+          <w:szCs w:val="28"/>
+          <w:rtl/>
+        </w:rPr>
+        <w:t>خِيَامَكَ</w:t>
+      </w:r>
+      <w:r>
+        <w:rPr>
+          <w:rFonts w:ascii="Sakkal Majalla" w:hAnsi="Sakkal Majalla" w:cs="Sakkal Majalla"/>
+          <w:sz w:val="28"/>
+          <w:szCs w:val="28"/>
+          <w:rtl/>
+        </w:rPr>
+        <w:t xml:space="preserve"> ..."</w:t>
+      </w:r>
+      <w:r>
+        <w:rPr>
+          <w:rFonts w:ascii="Sakkal Majalla" w:hAnsi="Sakkal Majalla" w:cs="Sakkal Majalla" w:hint="cs"/>
+          <w:sz w:val="28"/>
+          <w:szCs w:val="28"/>
+          <w:rtl/>
+        </w:rPr>
+        <w:t xml:space="preserve"> من ثم نقرأ: "</w:t>
+      </w:r>
+      <w:r>
+        <w:rPr>
+          <w:rFonts w:ascii="Sakkal Majalla" w:hAnsi="Sakkal Majalla" w:cs="Sakkal Majalla" w:hint="cs"/>
+          <w:sz w:val="28"/>
+          <w:szCs w:val="28"/>
+          <w:rtl/>
+        </w:rPr>
+        <w:t>وَ</w:t>
+      </w:r>
+      <w:r>
+        <w:rPr>
+          <w:rFonts w:ascii="Sakkal Majalla" w:hAnsi="Sakkal Majalla" w:cs="Sakkal Majalla" w:hint="cs"/>
+          <w:sz w:val="28"/>
+          <w:szCs w:val="28"/>
+          <w:rtl/>
+        </w:rPr>
+        <w:t>س</w:t>
+      </w:r>
+      <w:r>
+        <w:rPr>
+          <w:rFonts w:ascii="Sakkal Majalla" w:hAnsi="Sakkal Majalla" w:cs="Sakkal Majalla" w:hint="cs"/>
+          <w:sz w:val="28"/>
+          <w:szCs w:val="28"/>
+          <w:rtl/>
+        </w:rPr>
+        <w:t>يَتَسَامَى</w:t>
+      </w:r>
+      <w:r>
+        <w:rPr>
+          <w:rFonts w:ascii="Sakkal Majalla" w:hAnsi="Sakkal Majalla" w:cs="Sakkal Majalla"/>
+          <w:sz w:val="28"/>
+          <w:szCs w:val="28"/>
+          <w:rtl/>
+        </w:rPr>
+        <w:t xml:space="preserve"> </w:t>
+      </w:r>
+      <w:r>
+        <w:rPr>
+          <w:rFonts w:ascii="Sakkal Majalla" w:hAnsi="Sakkal Majalla" w:cs="Sakkal Majalla" w:hint="cs"/>
+          <w:sz w:val="28"/>
+          <w:szCs w:val="28"/>
+          <w:rtl/>
+        </w:rPr>
+        <w:t>مَلِكُهُ</w:t>
+      </w:r>
+      <w:r>
+        <w:rPr>
+          <w:rFonts w:ascii="Sakkal Majalla" w:hAnsi="Sakkal Majalla" w:cs="Sakkal Majalla" w:hint="cs"/>
+          <w:sz w:val="28"/>
+          <w:szCs w:val="28"/>
+          <w:rtl/>
+        </w:rPr>
+        <w:t xml:space="preserve"> ..." الشعب لم يكن لديه ملك بعد. إن بركته العلنية في قوة ستأتي لاحقًا. استجابته ستتحقق في الأرض مستقبلاً.</w:t>
+      </w:r>
+    </w:p>
+    <w:p>
+      <w:pPr>
+        <w:jc w:val="both"/>
+        <w:rPr>
+          <w:rFonts w:ascii="Sakkal Majalla" w:hAnsi="Sakkal Majalla" w:cs="Sakkal Majalla"/>
+          <w:sz w:val="28"/>
+          <w:szCs w:val="28"/>
+          <w:rtl/>
+        </w:rPr>
+      </w:pPr>
+      <w:r>
+        <w:rPr>
+          <w:rFonts w:ascii="Sakkal Majalla" w:hAnsi="Sakkal Majalla" w:cs="Sakkal Majalla" w:hint="cs"/>
+          <w:sz w:val="28"/>
+          <w:szCs w:val="28"/>
+          <w:rtl/>
+        </w:rPr>
+        <w:t>نحن لا ننتظر الملكوت كموضوع رجاءنا. فعلاً أننا أصبحنا فيه في مفهوم معين. إنه يحمل لنا طابع "</w:t>
+      </w:r>
+      <w:r>
+        <w:rPr>
+          <w:rFonts w:hint="cs"/>
+          <w:rtl/>
+        </w:rPr>
+        <w:t xml:space="preserve"> </w:t>
+      </w:r>
+      <w:r>
+        <w:rPr>
+          <w:rFonts w:ascii="Sakkal Majalla" w:hAnsi="Sakkal Majalla" w:cs="Sakkal Majalla" w:hint="cs"/>
+          <w:sz w:val="28"/>
+          <w:szCs w:val="28"/>
+          <w:rtl/>
+        </w:rPr>
+        <w:t>مَلَكُوتِ</w:t>
+      </w:r>
+      <w:r>
+        <w:rPr>
+          <w:rFonts w:ascii="Sakkal Majalla" w:hAnsi="Sakkal Majalla" w:cs="Sakkal Majalla"/>
+          <w:sz w:val="28"/>
+          <w:szCs w:val="28"/>
+          <w:rtl/>
+        </w:rPr>
+        <w:t xml:space="preserve"> </w:t>
+      </w:r>
+      <w:r>
+        <w:rPr>
+          <w:rFonts w:ascii="Sakkal Majalla" w:hAnsi="Sakkal Majalla" w:cs="Sakkal Majalla" w:hint="cs"/>
+          <w:sz w:val="28"/>
+          <w:szCs w:val="28"/>
+          <w:rtl/>
+        </w:rPr>
+        <w:t xml:space="preserve">... </w:t>
+      </w:r>
+      <w:r>
+        <w:rPr>
+          <w:rFonts w:ascii="Sakkal Majalla" w:hAnsi="Sakkal Majalla" w:cs="Sakkal Majalla" w:hint="cs"/>
+          <w:sz w:val="28"/>
+          <w:szCs w:val="28"/>
+          <w:rtl/>
+        </w:rPr>
+        <w:t>وَصَبْرِ</w:t>
+      </w:r>
+      <w:r>
+        <w:rPr>
+          <w:rFonts w:ascii="Sakkal Majalla" w:hAnsi="Sakkal Majalla" w:cs="Sakkal Majalla" w:hint="cs"/>
+          <w:sz w:val="28"/>
+          <w:szCs w:val="28"/>
+          <w:rtl/>
+        </w:rPr>
+        <w:t>" (رؤيا 1: 9)؛ لأن المسيح لا زال مرفوضًا وليس هنا. نحن مدعوون بأن نتشارك في رفضه ولاحقًا في مجده. هو كاهن؛ ونحن أيضًا كهنة</w:t>
+      </w:r>
+      <w:r>
+        <w:rPr>
+          <w:rFonts w:ascii="Sakkal Majalla" w:hAnsi="Sakkal Majalla" w:cs="Sakkal Majalla" w:hint="cs"/>
+          <w:sz w:val="28"/>
+          <w:szCs w:val="28"/>
+          <w:rtl/>
+        </w:rPr>
+        <w:t>. إن تألمنا معه فإننا سنملك معه أيضًا. هو رأسنا؛ وينبغي أن يكون هو متقدمًا في كل شيء. جميع المؤمنين الذين لهم الملكوت عليهم أن يقفوا بقوة بالارتباط بذلك. الله لا يعطي فقط بركات، وإنما هي أيضًا مرتبطة بشعب الله.</w:t>
+      </w:r>
+    </w:p>
+    <w:p>
+      <w:pPr>
+        <w:jc w:val="center"/>
+        <w:rPr>
+          <w:rFonts w:ascii="Sakkal Majalla" w:hAnsi="Sakkal Majalla" w:cs="Sakkal Majalla"/>
+          <w:sz w:val="28"/>
+          <w:szCs w:val="28"/>
+          <w:rtl/>
+          <w:lang w:bidi="ar-AE"/>
+        </w:rPr>
+      </w:pPr>
+      <w:r>
+        <w:rPr>
+          <w:rFonts w:ascii="Sakkal Majalla" w:hAnsi="Sakkal Majalla" w:cs="Sakkal Majalla" w:hint="cs"/>
+          <w:sz w:val="28"/>
+          <w:szCs w:val="28"/>
+          <w:rtl/>
+        </w:rPr>
+        <w:t>تم</w:t>
       </w:r>
     </w:p>
     <w:sectPr>
-      <w:pgSz w:w="12240" w:h="15840"/>
-      <w:pgMar w:top="1440" w:right="1800" w:bottom="1440" w:left="1800" w:header="720" w:footer="720" w:gutter="0"/>
-      <w:cols w:space="720"/>
+      <w:pgSz w:w="11906" w:h="16838"/>
+      <w:pgMar w:top="1440" w:right="1800" w:bottom="1440" w:left="1800" w:header="708" w:footer="708" w:gutter="0"/>
+      <w:cols w:space="708"/>
+      <w:bidi/>
+      <w:rtlGutter/>
       <w:docGrid w:linePitch="360"/>
     </w:sectPr>
   </w:body>
@@ -361,17 +6368,15 @@
   <w:docDefaults>
     <w:rPrDefault>
       <w:rPr>
-        <w:rFonts w:ascii="Sakkal Majalla" w:eastAsiaTheme="minorHAnsi" w:hAnsi="Sakkal Majalla" w:cs="Sakkal Majalla"/>
-        <w:sz w:val="28"/>
-        <w:szCs w:val="28"/>
+        <w:rFonts w:asciiTheme="minorHAnsi" w:eastAsiaTheme="minorHAnsi" w:hAnsiTheme="minorHAnsi" w:cstheme="minorBidi"/>
+        <w:sz w:val="22"/>
+        <w:szCs w:val="22"/>
         <w:lang w:val="en-US" w:eastAsia="en-US" w:bidi="he-IL"/>
       </w:rPr>
     </w:rPrDefault>
     <w:pPrDefault>
       <w:pPr>
-        <w:bidi/>
         <w:spacing w:after="160" w:line="259" w:lineRule="auto"/>
-        <w:jc w:val="both"/>
       </w:pPr>
     </w:pPrDefault>
   </w:docDefaults>
@@ -756,8 +6761,10 @@
   <w:style w:type="paragraph" w:default="1" w:styleId="Normal">
     <w:name w:val="Normal"/>
     <w:qFormat/>
+    <w:pPr>
+      <w:bidi/>
+    </w:pPr>
     <w:rPr>
-      <w:noProof/>
       <w:lang w:bidi="ar-EG"/>
     </w:rPr>
   </w:style>
@@ -793,7 +6800,7 @@
     <w:basedOn w:val="DefaultParagraphFont"/>
     <w:uiPriority w:val="99"/>
     <w:unhideWhenUsed/>
-    <w:rsid w:val="00A52E6C"/>
+    <w:rsid w:val="005C21F2"/>
     <w:rPr>
       <w:color w:val="0563C1" w:themeColor="hyperlink"/>
       <w:u w:val="single"/>
@@ -805,7 +6812,7 @@
     <w:uiPriority w:val="99"/>
     <w:semiHidden/>
     <w:unhideWhenUsed/>
-    <w:rsid w:val="00A52E6C"/>
+    <w:rsid w:val="005C21F2"/>
     <w:rPr>
       <w:color w:val="605E5C"/>
       <w:shd w:val="clear" w:color="auto" w:fill="E1DFDD"/>

--- a/docs/downloads/john-nelson-darby/تم/doc_0332.docx
+++ b/docs/downloads/john-nelson-darby/تم/doc_0332.docx
@@ -1,12 +1,16 @@
 
 <file path=word/document.xml><?xml version="1.0" encoding="utf-8"?>
-<w:document xmlns:wpc="http://schemas.microsoft.com/office/word/2010/wordprocessingCanvas" xmlns:cx="http://schemas.microsoft.com/office/drawing/2014/chartex" xmlns:cx1="http://schemas.microsoft.com/office/drawing/2015/9/8/chartex" xmlns:cx2="http://schemas.microsoft.com/office/drawing/2015/10/21/chartex" xmlns:cx3="http://schemas.microsoft.com/office/drawing/2016/5/9/chartex" xmlns:cx4="http://schemas.microsoft.com/office/drawing/2016/5/10/chartex" xmlns:cx5="http://schemas.microsoft.com/office/drawing/2016/5/11/chartex" xmlns:cx6="http://schemas.microsoft.com/office/drawing/2016/5/12/chartex" xmlns:cx7="http://schemas.microsoft.com/office/drawing/2016/5/13/chartex" xmlns:cx8="http://schemas.microsoft.com/office/drawing/2016/5/14/chartex" xmlns:mc="http://schemas.openxmlformats.org/markup-compatibility/2006" xmlns:aink="http://schemas.microsoft.com/office/drawing/2016/ink" xmlns:am3d="http://schemas.microsoft.com/office/drawing/2017/model3d" xmlns:o="urn:schemas-microsoft-com:office:office" xmlns:oel="http://schemas.microsoft.com/office/2019/extlst" xmlns:r="http://schemas.openxmlformats.org/officeDocument/2006/relationships" xmlns:m="http://schemas.openxmlformats.org/officeDocument/2006/math" xmlns:v="urn:schemas-microsoft-com:vml" xmlns:wp14="http://schemas.microsoft.com/office/word/2010/wordprocessingDrawing" xmlns:wp="http://schemas.openxmlformats.org/drawingml/2006/wordprocessingDrawing" xmlns:w10="urn:schemas-microsoft-com:office:word" xmlns:w="http://schemas.openxmlformats.org/wordprocessingml/2006/main" xmlns:w14="http://schemas.microsoft.com/office/word/2010/wordml" xmlns:w15="http://schemas.microsoft.com/office/word/2012/wordml" xmlns:w16cex="http://schemas.microsoft.com/office/word/2018/wordml/cex" xmlns:w16cid="http://schemas.microsoft.com/office/word/2016/wordml/cid" xmlns:w16="http://schemas.microsoft.com/office/word/2018/wordml" xmlns:w16sdtdh="http://schemas.microsoft.com/office/word/2020/wordml/sdtdatahash" xmlns:w16se="http://schemas.microsoft.com/office/word/2015/wordml/symex" xmlns:wpg="http://schemas.microsoft.com/office/word/2010/wordprocessingGroup" xmlns:wpi="http://schemas.microsoft.com/office/word/2010/wordprocessingInk" xmlns:wne="http://schemas.microsoft.com/office/word/2006/wordml" xmlns:wps="http://schemas.microsoft.com/office/word/2010/wordprocessingShape" mc:Ignorable="w14 w15 w16se w16cid w16 w16cex w16sdtdh wp14">
+<w:document xmlns:wpc="http://schemas.microsoft.com/office/word/2010/wordprocessingCanvas" xmlns:cx="http://schemas.microsoft.com/office/drawing/2014/chartex" xmlns:cx1="http://schemas.microsoft.com/office/drawing/2015/9/8/chartex" xmlns:cx2="http://schemas.microsoft.com/office/drawing/2015/10/21/chartex" xmlns:cx3="http://schemas.microsoft.com/office/drawing/2016/5/9/chartex" xmlns:cx4="http://schemas.microsoft.com/office/drawing/2016/5/10/chartex" xmlns:cx5="http://schemas.microsoft.com/office/drawing/2016/5/11/chartex" xmlns:cx6="http://schemas.microsoft.com/office/drawing/2016/5/12/chartex" xmlns:cx7="http://schemas.microsoft.com/office/drawing/2016/5/13/chartex" xmlns:cx8="http://schemas.microsoft.com/office/drawing/2016/5/14/chartex" xmlns:mc="http://schemas.openxmlformats.org/markup-compatibility/2006" xmlns:aink="http://schemas.microsoft.com/office/drawing/2016/ink" xmlns:am3d="http://schemas.microsoft.com/office/drawing/2017/model3d" xmlns:o="urn:schemas-microsoft-com:office:office" xmlns:r="http://schemas.openxmlformats.org/officeDocument/2006/relationships" xmlns:m="http://schemas.openxmlformats.org/officeDocument/2006/math" xmlns:v="urn:schemas-microsoft-com:vml" xmlns:wp14="http://schemas.microsoft.com/office/word/2010/wordprocessingDrawing" xmlns:wp="http://schemas.openxmlformats.org/drawingml/2006/wordprocessingDrawing" xmlns:w10="urn:schemas-microsoft-com:office:word" xmlns:w="http://schemas.openxmlformats.org/wordprocessingml/2006/main" xmlns:w14="http://schemas.microsoft.com/office/word/2010/wordml" xmlns:w15="http://schemas.microsoft.com/office/word/2012/wordml" xmlns:w16cid="http://schemas.microsoft.com/office/word/2016/wordml/cid" xmlns:w16se="http://schemas.microsoft.com/office/word/2015/wordml/symex" xmlns:wpg="http://schemas.microsoft.com/office/word/2010/wordprocessingGroup" xmlns:wpi="http://schemas.microsoft.com/office/word/2010/wordprocessingInk" xmlns:wne="http://schemas.microsoft.com/office/word/2006/wordml" xmlns:wps="http://schemas.microsoft.com/office/word/2010/wordprocessingShape" mc:Ignorable="w14 w15 w16se w16cid wp14">
+  <w:background w:color="EDF1F9"/>
   <w:body>
     <w:p>
       <w:pPr>
-        <w:rPr>
-          <w:rtl/>
-          <w:lang w:bidi="ar-SA"/>
+        <w:jc w:val="center"/>
+        <w:rPr>
+          <w:sz w:val="44"/>
+          <w:szCs w:val="44"/>
+          <w:rtl/>
+          <w:lang w:bidi="ar-AE"/>
         </w:rPr>
       </w:pPr>
       <w:hyperlink r:id="rId4" w:history="1">
@@ -14,364 +18,374 @@
           <w:rPr>
             <w:rStyle w:val="Hyperlink"/>
             <w:rFonts w:hint="cs"/>
+            <w:sz w:val="44"/>
+            <w:szCs w:val="44"/>
             <w:rtl/>
-            <w:lang w:bidi="ar-SA"/>
+            <w:lang w:bidi="ar-AE"/>
           </w:rPr>
-          <w:t>بعض الكلمات عن الثالوث</w:t>
+          <w:t>الوصول إلى القلب ليس فقط إلى الضمير</w:t>
         </w:r>
       </w:hyperlink>
     </w:p>
     <w:p>
       <w:pPr>
         <w:bidi w:val="0"/>
-        <w:rPr>
-          <w:lang w:bidi="ar-SA"/>
+        <w:jc w:val="both"/>
+        <w:rPr>
+          <w:b/>
+          <w:bCs/>
+          <w:sz w:val="36"/>
+          <w:szCs w:val="36"/>
+          <w:rtl/>
+          <w:lang w:bidi="ar-AE"/>
         </w:rPr>
       </w:pPr>
       <w:r>
         <w:rPr>
-          <w:lang w:bidi="ar-SA"/>
-        </w:rPr>
-        <w:t>John Nelson Darby</w:t>
+          <w:rFonts w:hint="cs"/>
+          <w:b/>
+          <w:bCs/>
+          <w:sz w:val="36"/>
+          <w:szCs w:val="36"/>
+          <w:rtl/>
+          <w:lang w:bidi="ar-AE"/>
+        </w:rPr>
+        <w:t>رومية 5: 21</w:t>
       </w:r>
     </w:p>
     <w:p>
       <w:pPr>
-        <w:rPr>
-          <w:rtl/>
-          <w:lang w:bidi="ar-SA"/>
+        <w:jc w:val="both"/>
+        <w:rPr>
+          <w:sz w:val="44"/>
+          <w:szCs w:val="44"/>
+          <w:rtl/>
+          <w:lang w:bidi="ar-AE"/>
         </w:rPr>
       </w:pPr>
       <w:r>
         <w:rPr>
           <w:rFonts w:hint="cs"/>
-          <w:rtl/>
-          <w:lang w:bidi="ar-SA"/>
-        </w:rPr>
-        <w:t xml:space="preserve">إني أنكر </w:t>
-      </w:r>
-      <w:r>
-        <w:rPr>
-          <w:rtl/>
-          <w:lang w:bidi="ar-SA"/>
-        </w:rPr>
-        <w:t>أن الله كان أو يمكن أن يظهر كاملاً كواحد. إنه واحد</w:t>
-      </w:r>
-      <w:r>
-        <w:rPr>
-          <w:rFonts w:hint="cs"/>
-          <w:rtl/>
-          <w:lang w:bidi="ar-SA"/>
-        </w:rPr>
-        <w:t xml:space="preserve"> </w:t>
-      </w:r>
-      <w:r>
-        <w:rPr>
-          <w:rtl/>
-          <w:lang w:bidi="ar-SA"/>
-        </w:rPr>
-        <w:t>–</w:t>
-      </w:r>
-      <w:r>
-        <w:rPr>
-          <w:rFonts w:hint="cs"/>
-          <w:rtl/>
-          <w:lang w:bidi="ar-SA"/>
-        </w:rPr>
-        <w:t xml:space="preserve"> لكنه لم يُعلَن أبدًا كواحد. لقد أُعلنَ كواحد على نقيض كثرة</w:t>
-      </w:r>
-      <w:r>
-        <w:rPr>
-          <w:rFonts w:hint="cs"/>
-          <w:rtl/>
-          <w:lang w:bidi="ar-SA"/>
-        </w:rPr>
-        <w:t>ٍ</w:t>
-      </w:r>
-      <w:r>
-        <w:rPr>
-          <w:rFonts w:hint="cs"/>
-          <w:rtl/>
-          <w:lang w:bidi="ar-SA"/>
-        </w:rPr>
-        <w:t xml:space="preserve"> من الآلهة. ولكن حينما أُعلن كواحد لم يكُن قد أُعلن بالكامل. لقد كان وجوده دائمًا في وحدانية الثالوث </w:t>
-      </w:r>
-      <w:r>
-        <w:rPr>
-          <w:rtl/>
-          <w:lang w:bidi="ar-SA"/>
-        </w:rPr>
-        <w:t>–</w:t>
-      </w:r>
-      <w:r>
-        <w:rPr>
-          <w:rFonts w:hint="cs"/>
-          <w:rtl/>
-          <w:lang w:bidi="ar-SA"/>
-        </w:rPr>
-        <w:t xml:space="preserve"> ليس أني أزعم بأني أدركت ذلك، </w:t>
-      </w:r>
-      <w:r>
-        <w:rPr>
-          <w:rFonts w:hint="cs"/>
-          <w:rtl/>
-          <w:lang w:bidi="ar-SA"/>
-        </w:rPr>
-        <w:t>لكني أعلم هذا، لأنه إن كان قد أُعلن بشكل تام، فقد يكون قد أعلن عن ذاته هكذا. حينما أعلن عن ذاته كواحد لم يسمح لأحد أن يقترب منه وقد أظهر ذلك بكل عناية، وقد سكن (كما قد أُخبرنا) وراء الحجاب. باختصار هو استخدم مختلف الصور المحسوسة ليُري بأنه لم يكن مُدرَك، بأن النور الحقيقي لم يظهر وأن الطريق إلى داخل قدس الأقداس لم يكن مُعلَن بعد.</w:t>
+          <w:sz w:val="44"/>
+          <w:szCs w:val="44"/>
+          <w:rtl/>
+          <w:lang w:bidi="ar-AE"/>
+        </w:rPr>
+        <w:t xml:space="preserve">من الممكن أن يكون من العدل استخدام السوط والجلد، لكن قلب الإنسان لا يمكن ربحه بهما. ليس البر الذي يجب أن يسود بين القديسين، وإنما </w:t>
+      </w:r>
+      <w:r>
+        <w:rPr>
+          <w:sz w:val="44"/>
+          <w:szCs w:val="44"/>
+          <w:rtl/>
+          <w:lang w:bidi="ar-AE"/>
+        </w:rPr>
+        <w:t>تَمْلِكُ النِّعْمَةُ بِالْبِرِّ</w:t>
+      </w:r>
+      <w:r>
+        <w:rPr>
+          <w:rFonts w:hint="cs"/>
+          <w:sz w:val="44"/>
+          <w:szCs w:val="44"/>
+          <w:rtl/>
+          <w:lang w:bidi="ar-AE"/>
+        </w:rPr>
+        <w:t xml:space="preserve"> ل</w:t>
+      </w:r>
+      <w:r>
+        <w:rPr>
+          <w:rFonts w:hint="cs"/>
+          <w:sz w:val="44"/>
+          <w:szCs w:val="44"/>
+          <w:rtl/>
+          <w:lang w:bidi="ar-AE"/>
+        </w:rPr>
+        <w:t>ل</w:t>
+      </w:r>
+      <w:r>
+        <w:rPr>
+          <w:rFonts w:hint="cs"/>
+          <w:sz w:val="44"/>
+          <w:szCs w:val="44"/>
+          <w:rtl/>
+          <w:lang w:bidi="ar-AE"/>
+        </w:rPr>
+        <w:t xml:space="preserve">حياة </w:t>
+      </w:r>
+      <w:r>
+        <w:rPr>
+          <w:rFonts w:hint="cs"/>
+          <w:sz w:val="44"/>
+          <w:szCs w:val="44"/>
+          <w:rtl/>
+          <w:lang w:bidi="ar-AE"/>
+        </w:rPr>
+        <w:t>ال</w:t>
+      </w:r>
+      <w:r>
+        <w:rPr>
+          <w:rFonts w:hint="cs"/>
+          <w:sz w:val="44"/>
+          <w:szCs w:val="44"/>
+          <w:rtl/>
+          <w:lang w:bidi="ar-AE"/>
+        </w:rPr>
+        <w:t>أبدية.</w:t>
       </w:r>
     </w:p>
     <w:p>
       <w:pPr>
-        <w:rPr>
-          <w:rtl/>
-          <w:lang w:bidi="ar-SA"/>
+        <w:jc w:val="both"/>
+        <w:rPr>
+          <w:sz w:val="44"/>
+          <w:szCs w:val="44"/>
+          <w:rtl/>
+          <w:lang w:bidi="ar-AE"/>
         </w:rPr>
       </w:pPr>
       <w:r>
         <w:rPr>
           <w:rFonts w:hint="cs"/>
-          <w:rtl/>
-          <w:lang w:bidi="ar-SA"/>
-        </w:rPr>
-        <w:t xml:space="preserve">لكن حينما أعلن عن ذاته، كان الابن على الأرض </w:t>
-      </w:r>
-      <w:r>
-        <w:rPr>
-          <w:rtl/>
-          <w:lang w:bidi="ar-SA"/>
+          <w:sz w:val="44"/>
+          <w:szCs w:val="44"/>
+          <w:rtl/>
+          <w:lang w:bidi="ar-AE"/>
+        </w:rPr>
+        <w:t xml:space="preserve">آه، كم من خطايا كان من الممكن أن تُغتسل وتُغتفر (يوحنا 13) واحتُجزت! كم من أخوة كان من الممكن أن يربحهم القديسون ثانية لله، أصبحوا متغربين إلى الأبد، لأنه لم يُطرّق إلا على الضمير ولم يكن سعي لربح القلب </w:t>
+      </w:r>
+      <w:r>
+        <w:rPr>
+          <w:sz w:val="44"/>
+          <w:szCs w:val="44"/>
+          <w:rtl/>
+          <w:lang w:bidi="ar-AE"/>
         </w:rPr>
         <w:t>–</w:t>
       </w:r>
       <w:r>
         <w:rPr>
           <w:rFonts w:hint="cs"/>
-          <w:rtl/>
-          <w:lang w:bidi="ar-SA"/>
-        </w:rPr>
-        <w:t xml:space="preserve"> ومع ذلك هو في حضن الآب. هو صورة الله الغير منظور. كل مَن رآه فقد رأى الآب. نور الله كان في العالم، لكن الناس لم يروه أو أدركوه. الواحد المُعلَن، الآب، كان يجب أن يُدرَك باللطف الذي أظهره الابن. صحيح أن الله الغير منظور أُعلن من خلاله، الذي كان صورته، لكن لو لم يبقى غير منظور، لما كان سيُظهر المسيح ما هو خاص ولما كان صورة. لو لم يُعلنه بأكمل صورة (أي</w:t>
-      </w:r>
-      <w:r>
-        <w:rPr>
-          <w:rFonts w:hint="cs"/>
-          <w:rtl/>
-          <w:lang w:bidi="ar-SA"/>
-        </w:rPr>
-        <w:t xml:space="preserve"> لو لم يكن الله)، لما كان هناك وجود لا لمحبة، ولا لرقة، أو صبر، قوة </w:t>
-      </w:r>
-      <w:r>
-        <w:rPr>
-          <w:rtl/>
-          <w:lang w:bidi="ar-SA"/>
-        </w:rPr>
-        <w:t>–</w:t>
-      </w:r>
-      <w:r>
-        <w:rPr>
-          <w:rFonts w:hint="cs"/>
-          <w:rtl/>
-          <w:lang w:bidi="ar-SA"/>
-        </w:rPr>
-        <w:t xml:space="preserve"> وأيضًا ولا إعلان. لو لم يكن ابنًا، لما كان سيُظهر لنا الآب في صفته هذه.</w:t>
+          <w:sz w:val="44"/>
+          <w:szCs w:val="44"/>
+          <w:rtl/>
+          <w:lang w:bidi="ar-AE"/>
+        </w:rPr>
+        <w:t xml:space="preserve"> نعم، أود أن أقول، لم يكن انجذاب للقلب!</w:t>
       </w:r>
     </w:p>
     <w:p>
       <w:pPr>
-        <w:rPr>
-          <w:rtl/>
-          <w:lang w:bidi="ar-SA"/>
+        <w:jc w:val="both"/>
+        <w:rPr>
+          <w:sz w:val="44"/>
+          <w:szCs w:val="44"/>
+          <w:rtl/>
+          <w:lang w:bidi="ar-AE"/>
         </w:rPr>
       </w:pPr>
       <w:r>
         <w:rPr>
           <w:rFonts w:hint="cs"/>
-          <w:rtl/>
-          <w:lang w:bidi="ar-SA"/>
-        </w:rPr>
-        <w:t>من دون الثالوث لما عُرفَت المحبة، البرّ، القداسة ... هذا يعني، هو لم يسبق أن أُعلن هكذا كما هو وكيفما كان دائمًا. إن كل كيان الله الحقيقي في ماهيته لم يكن معروفًا من دون الثالوث...</w:t>
+          <w:sz w:val="44"/>
+          <w:szCs w:val="44"/>
+          <w:rtl/>
+          <w:lang w:bidi="ar-AE"/>
+        </w:rPr>
+        <w:t>المرء لا يمكنه أن يغلب الشر إن لم يغلبه بالخير. إننا نسرع في الجلوس على كرسي القضاء ونحكم، ولكن بفعلنا ذلك فإننا نكاد لا نتمم</w:t>
+      </w:r>
+      <w:r>
+        <w:rPr>
+          <w:rFonts w:hint="cs"/>
+          <w:sz w:val="44"/>
+          <w:szCs w:val="44"/>
+          <w:rtl/>
+          <w:lang w:bidi="ar-AE"/>
+        </w:rPr>
+        <w:t xml:space="preserve"> عمل معلمنا المتواضع.</w:t>
       </w:r>
     </w:p>
     <w:p>
       <w:pPr>
-        <w:rPr>
-          <w:rtl/>
-          <w:lang w:bidi="ar-SA"/>
+        <w:jc w:val="both"/>
+        <w:rPr>
+          <w:sz w:val="44"/>
+          <w:szCs w:val="44"/>
+          <w:rtl/>
+          <w:lang w:bidi="ar-AE"/>
         </w:rPr>
       </w:pPr>
       <w:r>
         <w:rPr>
           <w:rFonts w:hint="cs"/>
-          <w:rtl/>
-          <w:lang w:bidi="ar-SA"/>
-        </w:rPr>
-        <w:t xml:space="preserve">أنا لا أزعم أبدًا البتة بأني قد أدركت هذا الغموض الإلهي الذي فيه جميعهم هم الله، جميعهم إله واحد والله هو ثلاثتهم معًا؛ غير أن الآب ظهر، الابن أعلن والروح القدس يُحيي ويُخبر. الابن المُعلِن لا يختلف عن الآب الذي </w:t>
-      </w:r>
-      <w:r>
-        <w:rPr>
-          <w:rFonts w:hint="cs"/>
-          <w:rtl/>
-          <w:lang w:bidi="ar-SA"/>
-        </w:rPr>
-        <w:t>يُ</w:t>
-      </w:r>
-      <w:r>
-        <w:rPr>
-          <w:rFonts w:hint="cs"/>
-          <w:rtl/>
-          <w:lang w:bidi="ar-SA"/>
-        </w:rPr>
-        <w:t>ظهره، وإلا فإنه لن يُظهره. بواسطة الروح، المُحيي والمُخبر نحن وُلدنا من الله ونعرف الله الذي فينا. هو يعلن لنا عنه بحضوره وهو في كل نحو</w:t>
-      </w:r>
-      <w:r>
-        <w:rPr>
-          <w:rtl/>
-        </w:rPr>
-        <w:t xml:space="preserve"> </w:t>
-      </w:r>
-      <w:r>
-        <w:rPr>
-          <w:rtl/>
-          <w:lang w:bidi="ar-SA"/>
-        </w:rPr>
-        <w:t>قوة الله</w:t>
-      </w:r>
-      <w:r>
-        <w:rPr>
-          <w:rFonts w:hint="cs"/>
-          <w:rtl/>
-          <w:lang w:bidi="ar-SA"/>
-        </w:rPr>
-        <w:t xml:space="preserve"> العاملة في المخلوق.</w:t>
+          <w:sz w:val="44"/>
+          <w:szCs w:val="44"/>
+          <w:rtl/>
+          <w:lang w:bidi="ar-AE"/>
+        </w:rPr>
+        <w:lastRenderedPageBreak/>
+        <w:t xml:space="preserve">كم لم نفهم إلى الآن بأن تعاملنا ببساطة في البر </w:t>
+      </w:r>
+      <w:r>
+        <w:rPr>
+          <w:sz w:val="44"/>
+          <w:szCs w:val="44"/>
+          <w:rtl/>
+          <w:lang w:bidi="ar-AE"/>
+        </w:rPr>
+        <w:t>–</w:t>
+      </w:r>
+      <w:r>
+        <w:rPr>
+          <w:rFonts w:hint="cs"/>
+          <w:sz w:val="44"/>
+          <w:szCs w:val="44"/>
+          <w:rtl/>
+          <w:lang w:bidi="ar-AE"/>
+        </w:rPr>
+        <w:t xml:space="preserve"> بطريقة عادلة بحتة، كما أنا أفترض ذلك </w:t>
+      </w:r>
+      <w:r>
+        <w:rPr>
+          <w:sz w:val="44"/>
+          <w:szCs w:val="44"/>
+          <w:rtl/>
+          <w:lang w:bidi="ar-AE"/>
+        </w:rPr>
+        <w:t>–</w:t>
+      </w:r>
+      <w:r>
+        <w:rPr>
+          <w:rFonts w:hint="cs"/>
+          <w:sz w:val="44"/>
+          <w:szCs w:val="44"/>
+          <w:rtl/>
+          <w:lang w:bidi="ar-AE"/>
+        </w:rPr>
+        <w:t xml:space="preserve"> لا يتمم تجديد النفوس؛ بأن القضاء، مهما كان معتدلاً وبحسب الحق، لا يتلامس مع القلوب، لا يُنعشها ولا يجعلها خاضعة حتى تتقبل التعليم، هذه القلوب التي تُري من خلال الوقائع أنها ليست في مكانها الصحيح أمام الله.</w:t>
       </w:r>
     </w:p>
     <w:p>
       <w:pPr>
-        <w:rPr>
-          <w:rtl/>
-          <w:lang w:bidi="ar-SA"/>
+        <w:jc w:val="both"/>
+        <w:rPr>
+          <w:sz w:val="44"/>
+          <w:szCs w:val="44"/>
+          <w:rtl/>
+          <w:lang w:bidi="ar-AE"/>
         </w:rPr>
       </w:pPr>
       <w:r>
         <w:rPr>
           <w:rFonts w:hint="cs"/>
-          <w:rtl/>
-          <w:lang w:bidi="ar-SA"/>
-        </w:rPr>
-        <w:t>كما والمخلوق لما كان ليستطيع أن يصل إلى الله ويفهمه، وإلا لما كان الله</w:t>
-      </w:r>
-      <w:r>
-        <w:rPr>
-          <w:rFonts w:hint="cs"/>
-          <w:rtl/>
-          <w:lang w:bidi="ar-SA"/>
-        </w:rPr>
-        <w:t xml:space="preserve"> هو</w:t>
-      </w:r>
-      <w:r>
-        <w:rPr>
-          <w:rFonts w:hint="cs"/>
-          <w:rtl/>
-          <w:lang w:bidi="ar-SA"/>
-        </w:rPr>
-        <w:t xml:space="preserve"> الله. إنه ببساطة مستحيل. هل يقدر المحدود أن يحتوي الغير محدود، هل كان عندها هنالك محدود وغير محدود. والله الغير محدود لما كان سيُعلن عن ذاته لمخلوق محدود ...</w:t>
+          <w:sz w:val="44"/>
+          <w:szCs w:val="44"/>
+          <w:rtl/>
+          <w:lang w:bidi="ar-AE"/>
+        </w:rPr>
+        <w:t>الإنسان لا يتكون فقط من الضمير؛ إن تم الوصول إلى الضمير، وليس</w:t>
+      </w:r>
+      <w:r>
+        <w:rPr>
+          <w:rFonts w:hint="cs"/>
+          <w:sz w:val="44"/>
+          <w:szCs w:val="44"/>
+          <w:rtl/>
+          <w:lang w:bidi="ar-AE"/>
+        </w:rPr>
+        <w:t xml:space="preserve"> إلى</w:t>
+      </w:r>
+      <w:r>
+        <w:rPr>
+          <w:rFonts w:hint="cs"/>
+          <w:sz w:val="44"/>
+          <w:szCs w:val="44"/>
+          <w:rtl/>
+          <w:lang w:bidi="ar-AE"/>
+        </w:rPr>
+        <w:t xml:space="preserve"> القلب، فما سيحدث هو ما حدث مع أول الخطاة بين البشر </w:t>
+      </w:r>
+      <w:r>
+        <w:rPr>
+          <w:sz w:val="44"/>
+          <w:szCs w:val="44"/>
+          <w:rtl/>
+          <w:lang w:bidi="ar-AE"/>
+        </w:rPr>
+        <w:t>–</w:t>
+      </w:r>
+      <w:r>
+        <w:rPr>
+          <w:rFonts w:hint="cs"/>
+          <w:sz w:val="44"/>
+          <w:szCs w:val="44"/>
+          <w:rtl/>
+          <w:lang w:bidi="ar-AE"/>
+        </w:rPr>
+        <w:t xml:space="preserve"> إنه سيختبئ وراء أشجار الجنة لكيما يبتعد عن ذلك الصوت الذي يزعجه.</w:t>
       </w:r>
     </w:p>
     <w:p>
       <w:pPr>
-        <w:rPr>
-          <w:rtl/>
-          <w:lang w:bidi="ar-SA"/>
+        <w:bidi w:val="0"/>
+        <w:jc w:val="both"/>
+        <w:rPr>
+          <w:sz w:val="44"/>
+          <w:szCs w:val="44"/>
+          <w:lang w:bidi="ar-AE"/>
         </w:rPr>
       </w:pPr>
-      <w:r>
-        <w:rPr>
-          <w:rFonts w:hint="cs"/>
-          <w:rtl/>
-          <w:lang w:bidi="ar-SA"/>
-        </w:rPr>
-        <w:t>هكذا نحن نرى بأنه لا يمكن أن يكون هنالك إعلان كامل عن الله إن لم يكن في الابن وبالروح القدس وبالتالي من خلال الآب. إن كامل إعلان الله الواحد هو هذا فقط: الآب، الابن والروح القدس. هذا وهذا فقط لا غير</w:t>
-      </w:r>
-      <w:r>
-        <w:rPr>
-          <w:rFonts w:hint="cs"/>
-          <w:rtl/>
-          <w:lang w:bidi="ar-SA"/>
-        </w:rPr>
-        <w:t xml:space="preserve"> ما هو الله الواحد </w:t>
-      </w:r>
-      <w:r>
-        <w:rPr>
-          <w:rtl/>
-          <w:lang w:bidi="ar-SA"/>
-        </w:rPr>
-        <w:t>–</w:t>
-      </w:r>
-      <w:r>
-        <w:rPr>
-          <w:rFonts w:hint="cs"/>
-          <w:rtl/>
-          <w:lang w:bidi="ar-SA"/>
-        </w:rPr>
-        <w:t xml:space="preserve"> تناغم ما بين الإرادة والكيان، بحيث أنهم في الأساس واحد وواحد فقط، ولكن مع ذلك هم مختلفون في التصرف والعمل (وإذ أننا نميزهم بالتصرف والعمل، فإننا بالتالي نتكلم عادة عن أشخاص)، من حيث أنهم في تصرفهم وعملهم ليسوا إلا في مشيئة واحدة مشتركة وفي </w:t>
-      </w:r>
-      <w:r>
-        <w:rPr>
-          <w:rFonts w:hint="cs"/>
-          <w:rtl/>
-          <w:lang w:bidi="ar-SA"/>
-        </w:rPr>
-        <w:t>اتحاد</w:t>
-      </w:r>
-      <w:r>
-        <w:rPr>
-          <w:rFonts w:hint="cs"/>
-          <w:rtl/>
-          <w:lang w:bidi="ar-SA"/>
-        </w:rPr>
-        <w:t xml:space="preserve"> جوهرهم.</w:t>
-      </w:r>
     </w:p>
     <w:p>
       <w:pPr>
-        <w:rPr>
-          <w:rFonts w:hint="cs"/>
-          <w:lang w:bidi="ar-SA"/>
+        <w:bidi w:val="0"/>
+        <w:jc w:val="both"/>
+        <w:rPr>
+          <w:b/>
+          <w:bCs/>
+          <w:sz w:val="36"/>
+          <w:szCs w:val="36"/>
+          <w:lang w:bidi="ar-AE"/>
         </w:rPr>
       </w:pPr>
-      <w:r>
-        <w:rPr>
-          <w:rFonts w:hint="cs"/>
-          <w:rtl/>
-          <w:lang w:bidi="ar-SA"/>
-        </w:rPr>
-        <w:t>إني أخشى بأن الكلام هنا كان كثيرًا في نحو بشري. لكني ما أشدّد عليه هو أن الإعلان التام الوحيد لله الحقيقي الواحد هو إعلانه في الثالوث. إن صلواتنا تتصاعد في ذات الصورة. به (المسيح، الابن) لنا دخول إلى الآب بواسطة الروح الواحد.</w:t>
-      </w:r>
+      <w:bookmarkStart w:id="0" w:name="_GoBack"/>
+      <w:r>
+        <w:rPr>
+          <w:b/>
+          <w:bCs/>
+          <w:sz w:val="36"/>
+          <w:szCs w:val="36"/>
+          <w:lang w:bidi="ar-AE"/>
+        </w:rPr>
+        <w:t>John Nelson Darby</w:t>
+      </w:r>
+      <w:bookmarkEnd w:id="0"/>
     </w:p>
     <w:sectPr>
-      <w:pgSz w:w="12240" w:h="15840"/>
-      <w:pgMar w:top="1440" w:right="1800" w:bottom="1440" w:left="1800" w:header="720" w:footer="720" w:gutter="0"/>
-      <w:cols w:space="720"/>
-      <w:docGrid w:linePitch="360"/>
+      <w:pgSz w:w="8391" w:h="11906" w:code="11"/>
+      <w:pgMar w:top="720" w:right="720" w:bottom="720" w:left="720" w:header="708" w:footer="708" w:gutter="0"/>
+      <w:cols w:space="708"/>
+      <w:bidi/>
+      <w:rtlGutter/>
+      <w:docGrid w:linePitch="381"/>
     </w:sectPr>
   </w:body>
 </w:document>
 </file>
 
 <file path=word/styles.xml><?xml version="1.0" encoding="utf-8"?>
-<w:styles xmlns:mc="http://schemas.openxmlformats.org/markup-compatibility/2006" xmlns:r="http://schemas.openxmlformats.org/officeDocument/2006/relationships" xmlns:w="http://schemas.openxmlformats.org/wordprocessingml/2006/main" xmlns:w14="http://schemas.microsoft.com/office/word/2010/wordml" xmlns:w15="http://schemas.microsoft.com/office/word/2012/wordml" xmlns:w16cex="http://schemas.microsoft.com/office/word/2018/wordml/cex" xmlns:w16cid="http://schemas.microsoft.com/office/word/2016/wordml/cid" xmlns:w16="http://schemas.microsoft.com/office/word/2018/wordml" xmlns:w16sdtdh="http://schemas.microsoft.com/office/word/2020/wordml/sdtdatahash" xmlns:w16se="http://schemas.microsoft.com/office/word/2015/wordml/symex" mc:Ignorable="w14 w15 w16se w16cid w16 w16cex w16sdtdh">
+<w:styles xmlns:mc="http://schemas.openxmlformats.org/markup-compatibility/2006" xmlns:r="http://schemas.openxmlformats.org/officeDocument/2006/relationships" xmlns:w="http://schemas.openxmlformats.org/wordprocessingml/2006/main" xmlns:w14="http://schemas.microsoft.com/office/word/2010/wordml" xmlns:w15="http://schemas.microsoft.com/office/word/2012/wordml" xmlns:w16cid="http://schemas.microsoft.com/office/word/2016/wordml/cid" xmlns:w16se="http://schemas.microsoft.com/office/word/2015/wordml/symex" mc:Ignorable="w14 w15 w16se w16cid">
   <w:docDefaults>
     <w:rPrDefault>
       <w:rPr>
         <w:rFonts w:ascii="Sakkal Majalla" w:eastAsiaTheme="minorHAnsi" w:hAnsi="Sakkal Majalla" w:cs="Sakkal Majalla"/>
         <w:sz w:val="28"/>
         <w:szCs w:val="28"/>
-        <w:lang w:val="en-US" w:eastAsia="en-US" w:bidi="he-IL"/>
+        <w:lang w:val="en-US" w:eastAsia="en-US" w:bidi="ar-SA"/>
       </w:rPr>
     </w:rPrDefault>
     <w:pPrDefault>
       <w:pPr>
-        <w:bidi/>
         <w:spacing w:after="160" w:line="259" w:lineRule="auto"/>
-        <w:jc w:val="both"/>
       </w:pPr>
     </w:pPrDefault>
   </w:docDefaults>
@@ -756,10 +770,9 @@
   <w:style w:type="paragraph" w:default="1" w:styleId="Normal">
     <w:name w:val="Normal"/>
     <w:qFormat/>
-    <w:rPr>
-      <w:noProof/>
-      <w:lang w:bidi="ar-EG"/>
-    </w:rPr>
+    <w:pPr>
+      <w:bidi/>
+    </w:pPr>
   </w:style>
   <w:style w:type="character" w:default="1" w:styleId="DefaultParagraphFont">
     <w:name w:val="Default Paragraph Font"/>
@@ -793,7 +806,7 @@
     <w:basedOn w:val="DefaultParagraphFont"/>
     <w:uiPriority w:val="99"/>
     <w:unhideWhenUsed/>
-    <w:rsid w:val="00A52E6C"/>
+    <w:rsid w:val="0082433D"/>
     <w:rPr>
       <w:color w:val="0563C1" w:themeColor="hyperlink"/>
       <w:u w:val="single"/>
@@ -805,7 +818,7 @@
     <w:uiPriority w:val="99"/>
     <w:semiHidden/>
     <w:unhideWhenUsed/>
-    <w:rsid w:val="00A52E6C"/>
+    <w:rsid w:val="0082433D"/>
     <w:rPr>
       <w:color w:val="605E5C"/>
       <w:shd w:val="clear" w:color="auto" w:fill="E1DFDD"/>
